--- a/Mini Project.docx
+++ b/Mini Project.docx
@@ -68,24 +68,7 @@
         </w:rPr>
       </w:pPr>
       <w:r>
-        <w:rPr>
-          <w:rFonts w:ascii="Times New Roman" w:hAnsi="Times New Roman" w:cs="Times New Roman"/>
-          <w:b/>
-          <w:bCs/>
-          <w:sz w:val="32"/>
-          <w:szCs w:val="32"/>
-        </w:rPr>
-        <w:t>MINI PROJECT</w:t>
-      </w:r>
-      <w:r>
-        <w:rPr>
-          <w:rFonts w:ascii="Times New Roman" w:hAnsi="Times New Roman" w:cs="Times New Roman"/>
-          <w:b/>
-          <w:bCs/>
-          <w:sz w:val="32"/>
-          <w:szCs w:val="32"/>
-        </w:rPr>
-        <w:t xml:space="preserve"> – BCA20090</w:t>
+        <w:t>MINI PROJECT - BCA20090</w:t>
       </w:r>
     </w:p>
     <w:p>
@@ -158,11 +141,7 @@
     </w:p>
     <w:p>
       <w:r>
-        <w:rPr>
-          <w:b/>
-          <w:bCs/>
-        </w:rPr>
-        <w:t>CuraVision AI – AI Powered Medical Image Classification System</w:t>
+        <w:t>CuraVision AI - AI Powered Medical Image Classification System</w:t>
       </w:r>
     </w:p>
     <w:p>
@@ -392,29 +371,7 @@
         </w:rPr>
       </w:pPr>
       <w:r>
-        <w:rPr>
-          <w:rFonts w:ascii="Times New Roman" w:hAnsi="Times New Roman" w:cs="Times New Roman"/>
-          <w:sz w:val="24"/>
-          <w:szCs w:val="24"/>
-        </w:rPr>
-        <w:t>Date: 1</w:t>
-      </w:r>
-      <w:r>
-        <w:rPr>
-          <w:rFonts w:ascii="Times New Roman" w:hAnsi="Times New Roman" w:cs="Times New Roman"/>
-          <w:sz w:val="24"/>
-          <w:szCs w:val="24"/>
-          <w:vertAlign w:val="superscript"/>
-        </w:rPr>
-        <w:t>st</w:t>
-      </w:r>
-      <w:r>
-        <w:rPr>
-          <w:rFonts w:ascii="Times New Roman" w:hAnsi="Times New Roman" w:cs="Times New Roman"/>
-          <w:sz w:val="24"/>
-          <w:szCs w:val="24"/>
-        </w:rPr>
-        <w:t xml:space="preserve"> February 2026</w:t>
+        <w:t>Date: 23 April 2026</w:t>
       </w:r>
     </w:p>
     <w:p>
@@ -1681,1046 +1638,243 @@
       </w:tr>
     </w:tbl>
     <w:p>
-      <w:pPr>
-        <w:rPr>
-          <w:rFonts w:ascii="Times New Roman" w:hAnsi="Times New Roman" w:cs="Times New Roman"/>
-          <w:b/>
-          <w:bCs/>
-          <w:sz w:val="28"/>
-          <w:szCs w:val="28"/>
-        </w:rPr>
-      </w:pPr>
-    </w:p>
-    <w:p>
-      <w:pPr>
-        <w:jc w:val="center"/>
-        <w:rPr>
-          <w:rFonts w:ascii="Times New Roman" w:hAnsi="Times New Roman" w:cs="Times New Roman"/>
-          <w:b/>
-          <w:bCs/>
-          <w:sz w:val="28"/>
-          <w:szCs w:val="28"/>
-        </w:rPr>
-      </w:pPr>
-      <w:r>
-        <w:rPr>
-          <w:rFonts w:ascii="Times New Roman" w:hAnsi="Times New Roman" w:cs="Times New Roman"/>
-          <w:b/>
-          <w:bCs/>
-          <w:sz w:val="28"/>
-          <w:szCs w:val="28"/>
-        </w:rPr>
-        <w:br w:type="page"/>
-      </w:r>
-      <w:r>
-        <w:rPr>
-          <w:rFonts w:ascii="Times New Roman" w:hAnsi="Times New Roman" w:cs="Times New Roman"/>
-          <w:b/>
-          <w:bCs/>
-          <w:sz w:val="28"/>
-          <w:szCs w:val="28"/>
-        </w:rPr>
-        <w:lastRenderedPageBreak/>
-        <w:t>Nomenclature/Notations</w:t>
-      </w:r>
-    </w:p>
-    <w:p>
-      <w:pPr>
-        <w:rPr>
-          <w:rFonts w:ascii="Times New Roman" w:hAnsi="Times New Roman" w:cs="Times New Roman"/>
-          <w:sz w:val="24"/>
-          <w:szCs w:val="24"/>
-        </w:rPr>
-      </w:pPr>
-      <w:r>
-        <w:rPr>
-          <w:rFonts w:ascii="Times New Roman" w:hAnsi="Times New Roman" w:cs="Times New Roman"/>
-          <w:sz w:val="24"/>
-          <w:szCs w:val="24"/>
-        </w:rPr>
-        <w:t xml:space="preserve">The following abbreviations and technical terms are used throughout this synopsis to describe the architecture and functionality of the </w:t>
-      </w:r>
-      <w:r>
-        <w:rPr>
-          <w:rFonts w:ascii="Times New Roman" w:hAnsi="Times New Roman" w:cs="Times New Roman"/>
-          <w:b/>
-          <w:bCs/>
-          <w:sz w:val="24"/>
-          <w:szCs w:val="24"/>
-        </w:rPr>
-        <w:t>CuraVision - AI</w:t>
-      </w:r>
-      <w:r>
-        <w:rPr>
-          <w:rFonts w:ascii="Times New Roman" w:hAnsi="Times New Roman" w:cs="Times New Roman"/>
-          <w:sz w:val="24"/>
-          <w:szCs w:val="24"/>
-        </w:rPr>
-        <w:t xml:space="preserve"> system:</w:t>
-      </w:r>
-    </w:p>
-    <w:p>
-      <w:pPr>
-        <w:pStyle w:val="NormalWeb"/>
-      </w:pPr>
-      <w:r>
-        <w:t>Here is the refined list with unnecessary spaces removed and key terms formatted for better readability:</w:t>
-      </w:r>
-    </w:p>
-    <w:p>
-      <w:pPr>
-        <w:pStyle w:val="NormalWeb"/>
-        <w:numPr>
-          <w:ilvl w:val="0"/>
-          <w:numId w:val="11"/>
-        </w:numPr>
-      </w:pPr>
-      <w:r>
-        <w:rPr>
-          <w:b/>
-          <w:bCs/>
-        </w:rPr>
-        <w:t>Artificial Intelligence (AI):</w:t>
-      </w:r>
-      <w:r>
-        <w:t xml:space="preserve"> A branch of computer science focused on building systems capable of performing tasks that normally require human intelligence, such as learning, reasoning, and decision-making.</w:t>
-      </w:r>
-    </w:p>
-    <w:p>
-      <w:pPr>
-        <w:pStyle w:val="NormalWeb"/>
-        <w:numPr>
-          <w:ilvl w:val="0"/>
-          <w:numId w:val="11"/>
-        </w:numPr>
-      </w:pPr>
-      <w:r>
-        <w:rPr>
-          <w:b/>
-          <w:bCs/>
-        </w:rPr>
-        <w:t>Convolutional Neural Network (CNN):</w:t>
-      </w:r>
-      <w:r>
-        <w:t xml:space="preserve"> A specialized deep learning architecture designed to process and analyze visual data by learning hierarchical spatial features.</w:t>
-      </w:r>
-    </w:p>
-    <w:p>
-      <w:pPr>
-        <w:pStyle w:val="NormalWeb"/>
-        <w:numPr>
-          <w:ilvl w:val="0"/>
-          <w:numId w:val="11"/>
-        </w:numPr>
-      </w:pPr>
-      <w:r>
-        <w:rPr>
-          <w:b/>
-          <w:bCs/>
-        </w:rPr>
-        <w:t>Chest X-ray (CXR):</w:t>
-      </w:r>
-      <w:r>
-        <w:t xml:space="preserve"> A radiographic imaging technique used to diagnose lung diseases, including Pneumonia.</w:t>
-      </w:r>
-    </w:p>
-    <w:p>
-      <w:pPr>
-        <w:pStyle w:val="NormalWeb"/>
-        <w:numPr>
-          <w:ilvl w:val="0"/>
-          <w:numId w:val="11"/>
-        </w:numPr>
-      </w:pPr>
-      <w:r>
-        <w:rPr>
-          <w:b/>
-          <w:bCs/>
-        </w:rPr>
-        <w:t>Out-of-Distribution (OOD):</w:t>
-      </w:r>
-      <w:r>
-        <w:t xml:space="preserve"> Input data that does not belong to the training dataset, often causing unreliable predictions.</w:t>
-      </w:r>
-    </w:p>
-    <w:p>
-      <w:pPr>
-        <w:pStyle w:val="NormalWeb"/>
-        <w:numPr>
-          <w:ilvl w:val="0"/>
-          <w:numId w:val="11"/>
-        </w:numPr>
-      </w:pPr>
-      <w:r>
-        <w:rPr>
-          <w:b/>
-          <w:bCs/>
-        </w:rPr>
-        <w:t>Transfer Learning:</w:t>
-      </w:r>
-      <w:r>
-        <w:t xml:space="preserve"> A machine learning technique where knowledge gained from one task is applied to a related task.</w:t>
-      </w:r>
-    </w:p>
-    <w:p>
-      <w:pPr>
-        <w:pStyle w:val="NormalWeb"/>
-        <w:numPr>
-          <w:ilvl w:val="0"/>
-          <w:numId w:val="11"/>
-        </w:numPr>
-      </w:pPr>
-      <w:r>
-        <w:rPr>
-          <w:b/>
-          <w:bCs/>
-        </w:rPr>
-        <w:t>MobileNetV2:</w:t>
-      </w:r>
-      <w:r>
-        <w:t xml:space="preserve"> A lightweight CNN architecture optimized for performance and computational efficiency.</w:t>
-      </w:r>
-    </w:p>
-    <w:p>
-      <w:pPr>
-        <w:pStyle w:val="NormalWeb"/>
-        <w:numPr>
-          <w:ilvl w:val="0"/>
-          <w:numId w:val="11"/>
-        </w:numPr>
-      </w:pPr>
-      <w:r>
-        <w:rPr>
-          <w:b/>
-          <w:bCs/>
-        </w:rPr>
-        <w:t>Flask:</w:t>
-      </w:r>
-      <w:r>
-        <w:t xml:space="preserve"> A Python micro-framework used for developing backend web applications.</w:t>
-      </w:r>
-    </w:p>
-    <w:p>
-      <w:pPr>
-        <w:pStyle w:val="NormalWeb"/>
-        <w:numPr>
-          <w:ilvl w:val="0"/>
-          <w:numId w:val="11"/>
-        </w:numPr>
-      </w:pPr>
-      <w:r>
-        <w:rPr>
-          <w:b/>
-          <w:bCs/>
-        </w:rPr>
-        <w:t>TensorFlow / Keras:</w:t>
-      </w:r>
-      <w:r>
-        <w:t xml:space="preserve"> Deep learning libraries used to design, train, and deploy neural networks.</w:t>
-      </w:r>
-    </w:p>
-    <w:p>
-      <w:pPr>
-        <w:pStyle w:val="NormalWeb"/>
-        <w:numPr>
-          <w:ilvl w:val="0"/>
-          <w:numId w:val="11"/>
-        </w:numPr>
-      </w:pPr>
-      <w:r>
-        <w:rPr>
-          <w:b/>
-          <w:bCs/>
-        </w:rPr>
-        <w:t>Confidence Score:</w:t>
-      </w:r>
-      <w:r>
-        <w:t xml:space="preserve"> A probability value representing prediction certainty.</w:t>
-      </w:r>
-    </w:p>
-    <w:p>
-      <w:pPr>
-        <w:numPr>
-          <w:ilvl w:val="0"/>
-          <w:numId w:val="11"/>
-        </w:numPr>
-        <w:rPr>
-          <w:rFonts w:ascii="Times New Roman" w:hAnsi="Times New Roman" w:cs="Times New Roman"/>
-          <w:sz w:val="24"/>
-          <w:szCs w:val="24"/>
-        </w:rPr>
-      </w:pPr>
-      <w:r>
-        <w:rPr>
-          <w:rFonts w:ascii="Times New Roman" w:hAnsi="Times New Roman" w:cs="Times New Roman"/>
-          <w:sz w:val="24"/>
-          <w:szCs w:val="24"/>
-        </w:rPr>
-        <w:br w:type="page"/>
-      </w:r>
-    </w:p>
-    <w:p>
-      <w:pPr>
-        <w:jc w:val="center"/>
-        <w:rPr>
-          <w:rFonts w:ascii="Times New Roman" w:hAnsi="Times New Roman" w:cs="Times New Roman"/>
-          <w:b/>
-          <w:bCs/>
-          <w:sz w:val="28"/>
-          <w:szCs w:val="28"/>
-        </w:rPr>
-      </w:pPr>
-      <w:r>
-        <w:rPr>
-          <w:rFonts w:ascii="Times New Roman" w:hAnsi="Times New Roman" w:cs="Times New Roman"/>
-          <w:b/>
-          <w:bCs/>
-          <w:sz w:val="28"/>
-          <w:szCs w:val="28"/>
-        </w:rPr>
-        <w:lastRenderedPageBreak/>
-        <w:t>Abstract</w:t>
-      </w:r>
-    </w:p>
-    <w:p>
-      <w:pPr>
-        <w:rPr>
-          <w:rFonts w:ascii="Times New Roman" w:hAnsi="Times New Roman" w:cs="Times New Roman"/>
-          <w:sz w:val="24"/>
-          <w:szCs w:val="24"/>
-        </w:rPr>
-      </w:pPr>
-      <w:r>
-        <w:rPr>
-          <w:rFonts w:ascii="Times New Roman" w:hAnsi="Times New Roman" w:cs="Times New Roman"/>
-          <w:b/>
-          <w:bCs/>
-          <w:sz w:val="24"/>
-          <w:szCs w:val="24"/>
-        </w:rPr>
-        <w:t>CuraVision AI</w:t>
-      </w:r>
-      <w:r>
-        <w:rPr>
-          <w:rFonts w:ascii="Times New Roman" w:hAnsi="Times New Roman" w:cs="Times New Roman"/>
-          <w:sz w:val="24"/>
-          <w:szCs w:val="24"/>
-        </w:rPr>
-        <w:t xml:space="preserve"> is a comprehensive AI-powered medical image classification system developed to assist healthcare professionals in the early detection of </w:t>
-      </w:r>
-      <w:r>
-        <w:rPr>
-          <w:rFonts w:ascii="Times New Roman" w:hAnsi="Times New Roman" w:cs="Times New Roman"/>
-          <w:b/>
-          <w:bCs/>
-          <w:sz w:val="24"/>
-          <w:szCs w:val="24"/>
-        </w:rPr>
-        <w:t>Pneumonia</w:t>
-      </w:r>
-      <w:r>
-        <w:rPr>
-          <w:rFonts w:ascii="Times New Roman" w:hAnsi="Times New Roman" w:cs="Times New Roman"/>
-          <w:sz w:val="24"/>
-          <w:szCs w:val="24"/>
-        </w:rPr>
-        <w:t xml:space="preserve"> using </w:t>
-      </w:r>
-      <w:r>
-        <w:rPr>
-          <w:rFonts w:ascii="Times New Roman" w:hAnsi="Times New Roman" w:cs="Times New Roman"/>
-          <w:b/>
-          <w:bCs/>
-          <w:sz w:val="24"/>
-          <w:szCs w:val="24"/>
-        </w:rPr>
-        <w:t>Chest X-ray (CXR)</w:t>
-      </w:r>
-      <w:r>
-        <w:rPr>
-          <w:rFonts w:ascii="Times New Roman" w:hAnsi="Times New Roman" w:cs="Times New Roman"/>
-          <w:sz w:val="24"/>
-          <w:szCs w:val="24"/>
-        </w:rPr>
-        <w:t xml:space="preserve"> images. Pneumonia is a life-threatening respiratory infection, and timely diagnosis plays a critical role in effective treatment and patient survival. Traditional diagnosis relies heavily on expert radiologists and manual interpretation, which may lead to delays in high-patient-load environments or regions with limited medical infrastructure.</w:t>
-      </w:r>
-    </w:p>
-    <w:p>
-      <w:pPr>
-        <w:rPr>
-          <w:rFonts w:ascii="Times New Roman" w:hAnsi="Times New Roman" w:cs="Times New Roman"/>
-          <w:sz w:val="24"/>
-          <w:szCs w:val="24"/>
-        </w:rPr>
-      </w:pPr>
-      <w:r>
-        <w:rPr>
-          <w:rFonts w:ascii="Times New Roman" w:hAnsi="Times New Roman" w:cs="Times New Roman"/>
-          <w:sz w:val="24"/>
-          <w:szCs w:val="24"/>
-        </w:rPr>
-        <w:t xml:space="preserve">The proposed system employs a robust two-stage </w:t>
-      </w:r>
-      <w:r>
-        <w:rPr>
-          <w:rFonts w:ascii="Times New Roman" w:hAnsi="Times New Roman" w:cs="Times New Roman"/>
-          <w:b/>
-          <w:bCs/>
-          <w:sz w:val="24"/>
-          <w:szCs w:val="24"/>
-        </w:rPr>
-        <w:t>Convolutional Neural Network (CNN)</w:t>
-      </w:r>
-      <w:r>
-        <w:rPr>
-          <w:rFonts w:ascii="Times New Roman" w:hAnsi="Times New Roman" w:cs="Times New Roman"/>
-          <w:sz w:val="24"/>
-          <w:szCs w:val="24"/>
-        </w:rPr>
-        <w:t xml:space="preserve"> pipeline:</w:t>
-      </w:r>
-    </w:p>
-    <w:p>
-      <w:pPr>
-        <w:numPr>
-          <w:ilvl w:val="0"/>
-          <w:numId w:val="15"/>
-        </w:numPr>
-        <w:rPr>
-          <w:rFonts w:ascii="Times New Roman" w:hAnsi="Times New Roman" w:cs="Times New Roman"/>
-          <w:sz w:val="24"/>
-          <w:szCs w:val="24"/>
-        </w:rPr>
-      </w:pPr>
-      <w:r>
-        <w:rPr>
-          <w:rFonts w:ascii="Times New Roman" w:hAnsi="Times New Roman" w:cs="Times New Roman"/>
-          <w:b/>
-          <w:bCs/>
-          <w:sz w:val="24"/>
-          <w:szCs w:val="24"/>
-        </w:rPr>
-        <w:t>Stage 1: Image Validation</w:t>
-      </w:r>
-      <w:r>
-        <w:rPr>
-          <w:rFonts w:ascii="Times New Roman" w:hAnsi="Times New Roman" w:cs="Times New Roman"/>
-          <w:sz w:val="24"/>
-          <w:szCs w:val="24"/>
-        </w:rPr>
-        <w:t xml:space="preserve"> – Functions as a validation model that verifies whether the uploaded image belongs to the Chest X-ray domain. This step prevents incorrect predictions on unrelated images and effectively addresses the </w:t>
-      </w:r>
-      <w:r>
-        <w:rPr>
-          <w:rFonts w:ascii="Times New Roman" w:hAnsi="Times New Roman" w:cs="Times New Roman"/>
-          <w:b/>
-          <w:bCs/>
-          <w:sz w:val="24"/>
-          <w:szCs w:val="24"/>
-        </w:rPr>
-        <w:t>Out-of-Distribution (OOD)</w:t>
-      </w:r>
-      <w:r>
-        <w:rPr>
-          <w:rFonts w:ascii="Times New Roman" w:hAnsi="Times New Roman" w:cs="Times New Roman"/>
-          <w:sz w:val="24"/>
-          <w:szCs w:val="24"/>
-        </w:rPr>
-        <w:t xml:space="preserve"> problem, a major limitation of conventional AI models.</w:t>
-      </w:r>
-    </w:p>
-    <w:p>
-      <w:pPr>
-        <w:numPr>
-          <w:ilvl w:val="0"/>
-          <w:numId w:val="15"/>
-        </w:numPr>
-        <w:rPr>
-          <w:rFonts w:ascii="Times New Roman" w:hAnsi="Times New Roman" w:cs="Times New Roman"/>
-          <w:sz w:val="24"/>
-          <w:szCs w:val="24"/>
-        </w:rPr>
-      </w:pPr>
-      <w:r>
-        <w:rPr>
-          <w:rFonts w:ascii="Times New Roman" w:hAnsi="Times New Roman" w:cs="Times New Roman"/>
-          <w:b/>
-          <w:bCs/>
-          <w:sz w:val="24"/>
-          <w:szCs w:val="24"/>
-        </w:rPr>
-        <w:t>Stage 2: Classification</w:t>
-      </w:r>
-      <w:r>
-        <w:rPr>
-          <w:rFonts w:ascii="Times New Roman" w:hAnsi="Times New Roman" w:cs="Times New Roman"/>
-          <w:sz w:val="24"/>
-          <w:szCs w:val="24"/>
-        </w:rPr>
-        <w:t xml:space="preserve"> – Once validated, the system classifies the image into </w:t>
-      </w:r>
-      <w:r>
-        <w:rPr>
-          <w:rFonts w:ascii="Times New Roman" w:hAnsi="Times New Roman" w:cs="Times New Roman"/>
-          <w:b/>
-          <w:bCs/>
-          <w:sz w:val="24"/>
-          <w:szCs w:val="24"/>
-        </w:rPr>
-        <w:t>NORMAL</w:t>
-      </w:r>
-      <w:r>
-        <w:rPr>
-          <w:rFonts w:ascii="Times New Roman" w:hAnsi="Times New Roman" w:cs="Times New Roman"/>
-          <w:sz w:val="24"/>
-          <w:szCs w:val="24"/>
-        </w:rPr>
-        <w:t xml:space="preserve"> or </w:t>
-      </w:r>
-      <w:r>
-        <w:rPr>
-          <w:rFonts w:ascii="Times New Roman" w:hAnsi="Times New Roman" w:cs="Times New Roman"/>
-          <w:b/>
-          <w:bCs/>
-          <w:sz w:val="24"/>
-          <w:szCs w:val="24"/>
-        </w:rPr>
-        <w:t>PNEUMONIA</w:t>
-      </w:r>
-      <w:r>
-        <w:rPr>
-          <w:rFonts w:ascii="Times New Roman" w:hAnsi="Times New Roman" w:cs="Times New Roman"/>
-          <w:sz w:val="24"/>
-          <w:szCs w:val="24"/>
-        </w:rPr>
-        <w:t xml:space="preserve"> categories using a deep learning classifier trained through </w:t>
-      </w:r>
-      <w:r>
-        <w:rPr>
-          <w:rFonts w:ascii="Times New Roman" w:hAnsi="Times New Roman" w:cs="Times New Roman"/>
-          <w:b/>
-          <w:bCs/>
-          <w:sz w:val="24"/>
-          <w:szCs w:val="24"/>
-        </w:rPr>
-        <w:t>transfer learning</w:t>
-      </w:r>
-      <w:r>
-        <w:rPr>
-          <w:rFonts w:ascii="Times New Roman" w:hAnsi="Times New Roman" w:cs="Times New Roman"/>
-          <w:sz w:val="24"/>
-          <w:szCs w:val="24"/>
-        </w:rPr>
-        <w:t>.</w:t>
-      </w:r>
-    </w:p>
-    <w:p>
-      <w:pPr>
-        <w:rPr>
-          <w:rFonts w:ascii="Times New Roman" w:hAnsi="Times New Roman" w:cs="Times New Roman"/>
-          <w:sz w:val="24"/>
-          <w:szCs w:val="24"/>
-        </w:rPr>
-      </w:pPr>
-      <w:r>
-        <w:rPr>
-          <w:rFonts w:ascii="Times New Roman" w:hAnsi="Times New Roman" w:cs="Times New Roman"/>
-          <w:sz w:val="24"/>
-          <w:szCs w:val="24"/>
-        </w:rPr>
-        <w:t xml:space="preserve">The trained models are integrated into a </w:t>
-      </w:r>
-      <w:r>
-        <w:rPr>
-          <w:rFonts w:ascii="Times New Roman" w:hAnsi="Times New Roman" w:cs="Times New Roman"/>
-          <w:b/>
-          <w:bCs/>
-          <w:sz w:val="24"/>
-          <w:szCs w:val="24"/>
-        </w:rPr>
-        <w:t>Flask-based</w:t>
-      </w:r>
-      <w:r>
-        <w:rPr>
-          <w:rFonts w:ascii="Times New Roman" w:hAnsi="Times New Roman" w:cs="Times New Roman"/>
-          <w:sz w:val="24"/>
-          <w:szCs w:val="24"/>
-        </w:rPr>
-        <w:t xml:space="preserve"> web application that allows real-time image upload, prediction, and </w:t>
-      </w:r>
-      <w:r>
-        <w:rPr>
-          <w:rFonts w:ascii="Times New Roman" w:hAnsi="Times New Roman" w:cs="Times New Roman"/>
-          <w:b/>
-          <w:bCs/>
-          <w:sz w:val="24"/>
-          <w:szCs w:val="24"/>
-        </w:rPr>
-        <w:t>confidence score</w:t>
-      </w:r>
-      <w:r>
-        <w:rPr>
-          <w:rFonts w:ascii="Times New Roman" w:hAnsi="Times New Roman" w:cs="Times New Roman"/>
-          <w:sz w:val="24"/>
-          <w:szCs w:val="24"/>
-        </w:rPr>
-        <w:t xml:space="preserve"> visualization. </w:t>
-      </w:r>
-      <w:r>
-        <w:rPr>
-          <w:rFonts w:ascii="Times New Roman" w:hAnsi="Times New Roman" w:cs="Times New Roman"/>
-          <w:b/>
-          <w:bCs/>
-          <w:sz w:val="24"/>
-          <w:szCs w:val="24"/>
-        </w:rPr>
-        <w:t>CuraVision AI</w:t>
-      </w:r>
-      <w:r>
-        <w:rPr>
-          <w:rFonts w:ascii="Times New Roman" w:hAnsi="Times New Roman" w:cs="Times New Roman"/>
-          <w:sz w:val="24"/>
-          <w:szCs w:val="24"/>
-        </w:rPr>
-        <w:t xml:space="preserve"> demonstrates responsible AI deployment while highlighting the practical use of deep learning in modern medical diagnostics.</w:t>
-      </w:r>
-    </w:p>
-    <w:p>
-      <w:pPr>
-        <w:rPr>
-          <w:rFonts w:ascii="Times New Roman" w:hAnsi="Times New Roman" w:cs="Times New Roman"/>
-          <w:b/>
-          <w:bCs/>
-          <w:sz w:val="28"/>
-          <w:szCs w:val="28"/>
-        </w:rPr>
-      </w:pPr>
-    </w:p>
-    <w:p>
-      <w:pPr>
-        <w:rPr>
-          <w:rFonts w:ascii="Times New Roman" w:hAnsi="Times New Roman" w:cs="Times New Roman"/>
-          <w:b/>
-          <w:bCs/>
-          <w:sz w:val="28"/>
-          <w:szCs w:val="28"/>
-        </w:rPr>
-      </w:pPr>
-      <w:r>
-        <w:rPr>
-          <w:rFonts w:ascii="Times New Roman" w:hAnsi="Times New Roman" w:cs="Times New Roman"/>
-          <w:b/>
-          <w:bCs/>
-          <w:sz w:val="28"/>
-          <w:szCs w:val="28"/>
-        </w:rPr>
-        <w:br w:type="page"/>
-      </w:r>
-    </w:p>
-    <w:p>
-      <w:pPr>
-        <w:jc w:val="center"/>
-        <w:rPr>
-          <w:rFonts w:ascii="Times New Roman" w:hAnsi="Times New Roman" w:cs="Times New Roman"/>
-          <w:b/>
-          <w:bCs/>
-          <w:sz w:val="28"/>
-          <w:szCs w:val="28"/>
-        </w:rPr>
-      </w:pPr>
-      <w:r>
-        <w:rPr>
-          <w:rFonts w:ascii="Times New Roman" w:hAnsi="Times New Roman" w:cs="Times New Roman"/>
-          <w:b/>
-          <w:bCs/>
-          <w:sz w:val="28"/>
-          <w:szCs w:val="28"/>
-        </w:rPr>
-        <w:lastRenderedPageBreak/>
-        <w:t>Motivation</w:t>
-      </w:r>
-    </w:p>
-    <w:p>
-      <w:pPr>
-        <w:rPr>
-          <w:rFonts w:ascii="Times New Roman" w:hAnsi="Times New Roman" w:cs="Times New Roman"/>
-          <w:b/>
-          <w:bCs/>
-          <w:sz w:val="24"/>
-          <w:szCs w:val="24"/>
-        </w:rPr>
-      </w:pPr>
-      <w:r>
-        <w:rPr>
-          <w:rFonts w:ascii="Times New Roman" w:hAnsi="Times New Roman" w:cs="Times New Roman"/>
-          <w:b/>
-          <w:bCs/>
-          <w:sz w:val="24"/>
-          <w:szCs w:val="24"/>
-        </w:rPr>
-        <w:t>Motivation for CuraVision AI</w:t>
-      </w:r>
-    </w:p>
-    <w:p>
-      <w:pPr>
-        <w:rPr>
-          <w:rFonts w:ascii="Times New Roman" w:hAnsi="Times New Roman" w:cs="Times New Roman"/>
-          <w:sz w:val="24"/>
-          <w:szCs w:val="24"/>
-        </w:rPr>
-      </w:pPr>
-      <w:r>
-        <w:rPr>
-          <w:rFonts w:ascii="Times New Roman" w:hAnsi="Times New Roman" w:cs="Times New Roman"/>
-          <w:sz w:val="24"/>
-          <w:szCs w:val="24"/>
-        </w:rPr>
-        <w:t xml:space="preserve">The motivation for developing </w:t>
-      </w:r>
-      <w:r>
-        <w:rPr>
-          <w:rFonts w:ascii="Times New Roman" w:hAnsi="Times New Roman" w:cs="Times New Roman"/>
-          <w:b/>
-          <w:bCs/>
-          <w:sz w:val="24"/>
-          <w:szCs w:val="24"/>
-        </w:rPr>
-        <w:t>CuraVision AI</w:t>
-      </w:r>
-      <w:r>
-        <w:rPr>
-          <w:rFonts w:ascii="Times New Roman" w:hAnsi="Times New Roman" w:cs="Times New Roman"/>
-          <w:sz w:val="24"/>
-          <w:szCs w:val="24"/>
-        </w:rPr>
-        <w:t xml:space="preserve"> arises from the growing demand for efficient and reliable diagnostic tools in healthcare. </w:t>
-      </w:r>
-      <w:r>
-        <w:rPr>
-          <w:rFonts w:ascii="Times New Roman" w:hAnsi="Times New Roman" w:cs="Times New Roman"/>
-          <w:b/>
-          <w:bCs/>
-          <w:sz w:val="24"/>
-          <w:szCs w:val="24"/>
-        </w:rPr>
-        <w:t>Pneumonia</w:t>
-      </w:r>
-      <w:r>
-        <w:rPr>
-          <w:rFonts w:ascii="Times New Roman" w:hAnsi="Times New Roman" w:cs="Times New Roman"/>
-          <w:sz w:val="24"/>
-          <w:szCs w:val="24"/>
-        </w:rPr>
-        <w:t xml:space="preserve"> continues to be a leading cause of respiratory illness globally, requiring rapid and accurate diagnosis.</w:t>
-      </w:r>
-    </w:p>
-    <w:p>
-      <w:pPr>
-        <w:rPr>
-          <w:rFonts w:ascii="Times New Roman" w:hAnsi="Times New Roman" w:cs="Times New Roman"/>
-          <w:sz w:val="24"/>
-          <w:szCs w:val="24"/>
-        </w:rPr>
-      </w:pPr>
-      <w:r>
-        <w:rPr>
-          <w:rFonts w:ascii="Times New Roman" w:hAnsi="Times New Roman" w:cs="Times New Roman"/>
-          <w:b/>
-          <w:bCs/>
-          <w:sz w:val="24"/>
-          <w:szCs w:val="24"/>
-        </w:rPr>
-        <w:t>Manual interpretation</w:t>
-      </w:r>
-      <w:r>
-        <w:rPr>
-          <w:rFonts w:ascii="Times New Roman" w:hAnsi="Times New Roman" w:cs="Times New Roman"/>
-          <w:sz w:val="24"/>
-          <w:szCs w:val="24"/>
-        </w:rPr>
-        <w:t xml:space="preserve"> of Chest X-ray images is time-consuming and dependent on expert radiologists. In rural and under-resourced medical facilities, access to such expertise is limited, leading to delayed diagnoses and increased risk to patients.</w:t>
-      </w:r>
-    </w:p>
-    <w:p>
-      <w:pPr>
-        <w:rPr>
-          <w:rFonts w:ascii="Times New Roman" w:hAnsi="Times New Roman" w:cs="Times New Roman"/>
-          <w:sz w:val="24"/>
-          <w:szCs w:val="24"/>
-        </w:rPr>
-      </w:pPr>
-      <w:r>
-        <w:rPr>
-          <w:rFonts w:ascii="Times New Roman" w:hAnsi="Times New Roman" w:cs="Times New Roman"/>
-          <w:b/>
-          <w:bCs/>
-          <w:sz w:val="24"/>
-          <w:szCs w:val="24"/>
-        </w:rPr>
-        <w:t>CuraVision AI</w:t>
-      </w:r>
-      <w:r>
-        <w:rPr>
-          <w:rFonts w:ascii="Times New Roman" w:hAnsi="Times New Roman" w:cs="Times New Roman"/>
-          <w:sz w:val="24"/>
-          <w:szCs w:val="24"/>
-        </w:rPr>
-        <w:t xml:space="preserve"> aims to bridge this gap through the following objectives:</w:t>
-      </w:r>
-    </w:p>
-    <w:p>
-      <w:pPr>
-        <w:numPr>
-          <w:ilvl w:val="0"/>
-          <w:numId w:val="16"/>
-        </w:numPr>
-        <w:rPr>
-          <w:rFonts w:ascii="Times New Roman" w:hAnsi="Times New Roman" w:cs="Times New Roman"/>
-          <w:sz w:val="24"/>
-          <w:szCs w:val="24"/>
-        </w:rPr>
-      </w:pPr>
-      <w:r>
-        <w:rPr>
-          <w:rFonts w:ascii="Times New Roman" w:hAnsi="Times New Roman" w:cs="Times New Roman"/>
-          <w:b/>
-          <w:bCs/>
-          <w:sz w:val="24"/>
-          <w:szCs w:val="24"/>
-        </w:rPr>
-        <w:t>Reducing Diagnostic Delays:</w:t>
-      </w:r>
-      <w:r>
-        <w:rPr>
-          <w:rFonts w:ascii="Times New Roman" w:hAnsi="Times New Roman" w:cs="Times New Roman"/>
-          <w:sz w:val="24"/>
-          <w:szCs w:val="24"/>
-        </w:rPr>
-        <w:t xml:space="preserve"> Providing automated preliminary analysis of X-ray images to speed up the clinical workflow.</w:t>
-      </w:r>
-    </w:p>
-    <w:p>
-      <w:pPr>
-        <w:numPr>
-          <w:ilvl w:val="0"/>
-          <w:numId w:val="16"/>
-        </w:numPr>
-        <w:rPr>
-          <w:rFonts w:ascii="Times New Roman" w:hAnsi="Times New Roman" w:cs="Times New Roman"/>
-          <w:sz w:val="24"/>
-          <w:szCs w:val="24"/>
-        </w:rPr>
-      </w:pPr>
-      <w:r>
-        <w:rPr>
-          <w:rFonts w:ascii="Times New Roman" w:hAnsi="Times New Roman" w:cs="Times New Roman"/>
-          <w:b/>
-          <w:bCs/>
-          <w:sz w:val="24"/>
-          <w:szCs w:val="24"/>
-        </w:rPr>
-        <w:t>Improving Reliability:</w:t>
-      </w:r>
-      <w:r>
-        <w:rPr>
-          <w:rFonts w:ascii="Times New Roman" w:hAnsi="Times New Roman" w:cs="Times New Roman"/>
-          <w:sz w:val="24"/>
-          <w:szCs w:val="24"/>
-        </w:rPr>
-        <w:t xml:space="preserve"> Addressing the lack of robustness in traditional AI models by introducing a dedicated </w:t>
-      </w:r>
-      <w:r>
-        <w:rPr>
-          <w:rFonts w:ascii="Times New Roman" w:hAnsi="Times New Roman" w:cs="Times New Roman"/>
-          <w:b/>
-          <w:bCs/>
-          <w:sz w:val="24"/>
-          <w:szCs w:val="24"/>
-        </w:rPr>
-        <w:t>image validation mechanism</w:t>
-      </w:r>
-      <w:r>
-        <w:rPr>
-          <w:rFonts w:ascii="Times New Roman" w:hAnsi="Times New Roman" w:cs="Times New Roman"/>
-          <w:sz w:val="24"/>
-          <w:szCs w:val="24"/>
-        </w:rPr>
-        <w:t>.</w:t>
-      </w:r>
-    </w:p>
-    <w:p>
-      <w:pPr>
-        <w:numPr>
-          <w:ilvl w:val="0"/>
-          <w:numId w:val="16"/>
-        </w:numPr>
-        <w:rPr>
-          <w:rFonts w:ascii="Times New Roman" w:hAnsi="Times New Roman" w:cs="Times New Roman"/>
-          <w:sz w:val="24"/>
-          <w:szCs w:val="24"/>
-        </w:rPr>
-      </w:pPr>
-      <w:r>
-        <w:rPr>
-          <w:rFonts w:ascii="Times New Roman" w:hAnsi="Times New Roman" w:cs="Times New Roman"/>
-          <w:b/>
-          <w:bCs/>
-          <w:sz w:val="24"/>
-          <w:szCs w:val="24"/>
-        </w:rPr>
-        <w:t>Educational Foundation:</w:t>
-      </w:r>
-      <w:r>
-        <w:rPr>
-          <w:rFonts w:ascii="Times New Roman" w:hAnsi="Times New Roman" w:cs="Times New Roman"/>
-          <w:sz w:val="24"/>
-          <w:szCs w:val="24"/>
-        </w:rPr>
-        <w:t xml:space="preserve"> Serving as a platform for understanding </w:t>
-      </w:r>
-      <w:r>
-        <w:rPr>
-          <w:rFonts w:ascii="Times New Roman" w:hAnsi="Times New Roman" w:cs="Times New Roman"/>
-          <w:b/>
-          <w:bCs/>
-          <w:sz w:val="24"/>
-          <w:szCs w:val="24"/>
-        </w:rPr>
-        <w:t>deep learning</w:t>
-      </w:r>
-      <w:r>
-        <w:rPr>
-          <w:rFonts w:ascii="Times New Roman" w:hAnsi="Times New Roman" w:cs="Times New Roman"/>
-          <w:sz w:val="24"/>
-          <w:szCs w:val="24"/>
-        </w:rPr>
-        <w:t xml:space="preserve">, </w:t>
-      </w:r>
-      <w:r>
-        <w:rPr>
-          <w:rFonts w:ascii="Times New Roman" w:hAnsi="Times New Roman" w:cs="Times New Roman"/>
-          <w:b/>
-          <w:bCs/>
-          <w:sz w:val="24"/>
-          <w:szCs w:val="24"/>
-        </w:rPr>
-        <w:t>medical imaging</w:t>
-      </w:r>
-      <w:r>
-        <w:rPr>
-          <w:rFonts w:ascii="Times New Roman" w:hAnsi="Times New Roman" w:cs="Times New Roman"/>
-          <w:sz w:val="24"/>
-          <w:szCs w:val="24"/>
-        </w:rPr>
-        <w:t xml:space="preserve">, and </w:t>
-      </w:r>
-      <w:r>
-        <w:rPr>
-          <w:rFonts w:ascii="Times New Roman" w:hAnsi="Times New Roman" w:cs="Times New Roman"/>
-          <w:b/>
-          <w:bCs/>
-          <w:sz w:val="24"/>
-          <w:szCs w:val="24"/>
-        </w:rPr>
-        <w:t>ethical AI deployment</w:t>
-      </w:r>
-      <w:r>
-        <w:rPr>
-          <w:rFonts w:ascii="Times New Roman" w:hAnsi="Times New Roman" w:cs="Times New Roman"/>
-          <w:sz w:val="24"/>
-          <w:szCs w:val="24"/>
-        </w:rPr>
-        <w:t>.</w:t>
-      </w:r>
-    </w:p>
-    <w:p>
-      <w:pPr>
-        <w:rPr>
-          <w:rFonts w:ascii="Times New Roman" w:hAnsi="Times New Roman" w:cs="Times New Roman"/>
-          <w:sz w:val="24"/>
-          <w:szCs w:val="24"/>
-        </w:rPr>
-      </w:pPr>
-    </w:p>
-    <w:p>
-      <w:pPr>
-        <w:rPr>
-          <w:rFonts w:ascii="Times New Roman" w:hAnsi="Times New Roman" w:cs="Times New Roman"/>
-          <w:sz w:val="24"/>
-          <w:szCs w:val="24"/>
-        </w:rPr>
-      </w:pPr>
-      <w:r>
-        <w:rPr>
-          <w:rFonts w:ascii="Times New Roman" w:hAnsi="Times New Roman" w:cs="Times New Roman"/>
-          <w:sz w:val="24"/>
-          <w:szCs w:val="24"/>
-        </w:rPr>
-        <w:br w:type="page"/>
-      </w:r>
-    </w:p>
-    <w:p>
-      <w:pPr>
-        <w:jc w:val="center"/>
-        <w:rPr>
-          <w:rFonts w:ascii="Times New Roman" w:hAnsi="Times New Roman" w:cs="Times New Roman"/>
-          <w:b/>
-          <w:bCs/>
-          <w:sz w:val="28"/>
-          <w:szCs w:val="28"/>
-        </w:rPr>
-      </w:pPr>
-      <w:r>
-        <w:rPr>
-          <w:rFonts w:ascii="Times New Roman" w:hAnsi="Times New Roman" w:cs="Times New Roman"/>
-          <w:b/>
-          <w:bCs/>
-          <w:sz w:val="28"/>
-          <w:szCs w:val="28"/>
-        </w:rPr>
-        <w:lastRenderedPageBreak/>
-        <w:t>Literature Review</w:t>
-      </w:r>
-    </w:p>
-    <w:p>
-      <w:pPr>
-        <w:jc w:val="center"/>
-        <w:rPr>
-          <w:rFonts w:ascii="Times New Roman" w:hAnsi="Times New Roman" w:cs="Times New Roman"/>
-          <w:b/>
-          <w:bCs/>
-          <w:sz w:val="28"/>
-          <w:szCs w:val="28"/>
-        </w:rPr>
-      </w:pPr>
-    </w:p>
-    <w:p>
-      <w:pPr>
-        <w:jc w:val="left"/>
-        <w:rPr>
-          <w:rFonts w:ascii="Times New Roman" w:hAnsi="Times New Roman" w:cs="Times New Roman"/>
-          <w:sz w:val="24"/>
-          <w:szCs w:val="24"/>
-        </w:rPr>
-      </w:pPr>
-      <w:r>
-        <w:rPr>
-          <w:rFonts w:ascii="Times New Roman" w:hAnsi="Times New Roman" w:cs="Times New Roman"/>
-          <w:sz w:val="24"/>
-          <w:szCs w:val="24"/>
-        </w:rPr>
-        <w:t>To understand the necessity of CuraVision AI, it is essential to analyze the existing methods of medical image analysis and their respective limitations. The following table provides a comparison between traditional methods and the proposed digital solution.</w:t>
-      </w:r>
-    </w:p>
-    <w:p>
-      <w:pPr>
-        <w:jc w:val="left"/>
-        <w:rPr>
-          <w:rFonts w:ascii="Times New Roman" w:hAnsi="Times New Roman" w:cs="Times New Roman"/>
-          <w:sz w:val="24"/>
-          <w:szCs w:val="24"/>
-        </w:rPr>
-      </w:pPr>
+      <w:r>
+        <w:t>1. Nomenclature/Notations</w:t>
+      </w:r>
+    </w:p>
+    <w:p>
+      <w:r>
+        <w:t>2. Abstract</w:t>
+      </w:r>
+    </w:p>
+    <w:p>
+      <w:r>
+        <w:t>3. Motivation</w:t>
+      </w:r>
+    </w:p>
+    <w:p>
+      <w:r>
+        <w:t>4. Literature Review</w:t>
+      </w:r>
+    </w:p>
+    <w:p>
+      <w:r>
+        <w:t>5. Problem Formulation and Objectives</w:t>
+      </w:r>
+    </w:p>
+    <w:p>
+      <w:r>
+        <w:t>6. Methodology / Planning of Work</w:t>
+      </w:r>
+    </w:p>
+    <w:p>
+      <w:r>
+        <w:t xml:space="preserve">   6.1 Requirement Analysis</w:t>
+      </w:r>
+    </w:p>
+    <w:p>
+      <w:r>
+        <w:t>The updated requirement analysis reflects both model and platform evolution.</w:t>
+      </w:r>
+    </w:p>
+    <w:p>
+      <w:r>
+        <w:t>Functional Requirements</w:t>
+      </w:r>
+    </w:p>
+    <w:p>
+      <w:r>
+        <w:t>Secure Access: Doctors must register and verify email OTP before accessing clinical workflows.</w:t>
+      </w:r>
+    </w:p>
+    <w:p>
+      <w:r>
+        <w:t>Upload and Validation: System must accept chest X-ray uploads and reject non-chest inputs via suitability detection.</w:t>
+      </w:r>
+    </w:p>
+    <w:p>
+      <w:r>
+        <w:t>Prediction and Explanation: System must return NORMAL/PNEUMONIA prediction, confidence, and AI-generated insight text.</w:t>
+      </w:r>
+    </w:p>
+    <w:p>
+      <w:r>
+        <w:t>Case Persistence: Each prediction event must be stored with patient metadata and timestamps for audit and follow-up.</w:t>
+      </w:r>
+    </w:p>
+    <w:p>
+      <w:r>
+        <w:t>Patient Report Access: Patient identifier-based report viewing should be available for retrieval of prior reports.</w:t>
+      </w:r>
+    </w:p>
+    <w:p>
+      <w:r>
+        <w:t>Software Requirements</w:t>
+      </w:r>
+    </w:p>
+    <w:p>
+      <w:r>
+        <w:t>Python 3.11, Flask, Flask-SQLAlchemy, Flask-Bcrypt, TensorFlow/Keras, Transformers (CLIP), Pillow/OpenCV.</w:t>
+      </w:r>
+    </w:p>
+    <w:p>
+      <w:r>
+        <w:t>Hardware Requirements</w:t>
+      </w:r>
+    </w:p>
+    <w:p>
+      <w:r>
+        <w:t>Minimum 8 GB RAM, multicore CPU, and optional CUDA GPU for faster model experimentation.</w:t>
+      </w:r>
+    </w:p>
+    <w:p/>
+    <w:p>
+      <w:r>
+        <w:t xml:space="preserve">   6.2 Implementation Phases</w:t>
+      </w:r>
+    </w:p>
+    <w:p>
+      <w:r>
+        <w:t>System Design: Modular architecture with auth, routes, AI logic, database models, and templates.</w:t>
+      </w:r>
+    </w:p>
+    <w:p>
+      <w:r>
+        <w:t>Frontend Development: Dashboard, upload form, case list/detail, AI helper, and patient portal templates.</w:t>
+      </w:r>
+    </w:p>
+    <w:p>
+      <w:r>
+        <w:t>Backend Development: Flask blueprints for auth and main workflow, robust validation and file handling.</w:t>
+      </w:r>
+    </w:p>
+    <w:p>
+      <w:r>
+        <w:t>Database Integration: SQLAlchemy models for doctors and patient case records with schema upgrade checks.</w:t>
+      </w:r>
+    </w:p>
+    <w:p>
+      <w:r>
+        <w:t>Model Integration: Startup loading of pneumonia classifier and CLIP suitability model for real-time inference.</w:t>
+      </w:r>
+    </w:p>
+    <w:p>
+      <w:r>
+        <w:t>Testing and Hardening: Route-level checks, validation tests, and usability walkthroughs across core workflows.</w:t>
+      </w:r>
+    </w:p>
+    <w:p/>
+    <w:p>
+      <w:r>
+        <w:t xml:space="preserve">   6.3 System Architecture</w:t>
+      </w:r>
+    </w:p>
+    <w:p>
+      <w:r>
+        <w:t>The current architecture follows a secure web inference pattern.</w:t>
+      </w:r>
+    </w:p>
+    <w:p>
+      <w:r>
+        <w:t>Access Layer: Doctor registration, OTP verification, login, and protected dashboard routes.</w:t>
+      </w:r>
+    </w:p>
+    <w:p>
+      <w:r>
+        <w:t>Input Layer: Upload endpoint accepts X-ray image with optional patient photo and structured patient metadata.</w:t>
+      </w:r>
+    </w:p>
+    <w:p>
+      <w:r>
+        <w:t>Validation Layer: CLIP suitability check filters non-chest uploads before medical classification.</w:t>
+      </w:r>
+    </w:p>
+    <w:p>
+      <w:r>
+        <w:t>Inference Layer: TensorFlow model predicts NORMAL/PNEUMONIA using configured threshold logic.</w:t>
+      </w:r>
+    </w:p>
+    <w:p>
+      <w:r>
+        <w:t>Insight Layer: Rule-based helper generates recommendation and summary text.</w:t>
+      </w:r>
+    </w:p>
+    <w:p>
+      <w:r>
+        <w:t>Persistence Layer: SQLite stores doctors, cases, blobs/paths, predictions, confidence, and timestamps.</w:t>
+      </w:r>
+    </w:p>
+    <w:p>
+      <w:r>
+        <w:t>Presentation Layer: Dashboard and report pages expose operational and patient-facing outputs.</w:t>
+      </w:r>
+    </w:p>
+    <w:p/>
+    <w:p>
+      <w:r>
+        <w:t xml:space="preserve">   6.4 Database Design</w:t>
+      </w:r>
+    </w:p>
+    <w:p>
+      <w:r>
+        <w:t xml:space="preserve">   6.5 Database Tables</w:t>
+      </w:r>
+    </w:p>
+    <w:p>
+      <w:r>
+        <w:t>Doctors Table (doctors)</w:t>
+      </w:r>
+    </w:p>
+    <w:p>
+      <w:r>
+        <w:t>Columns: id, name, email, password_hash, is_verified, verification_otp, otp_expires_at.</w:t>
+      </w:r>
+    </w:p>
+    <w:p>
+      <w:r>
+        <w:t>Purpose: Doctor authentication, OTP verification lifecycle, and controlled access.</w:t>
+      </w:r>
+    </w:p>
+    <w:p>
+      <w:r>
+        <w:t>Patients Table (patients)</w:t>
+      </w:r>
+    </w:p>
+    <w:p>
+      <w:r>
+        <w:t>Columns: id, patient_identifier, name, age, symptoms, generated_symptoms, image_path, photo_path, image_blob, image_mime, photo_blob, photo_mime, prediction, confidence, ai_insights, created_at.</w:t>
+      </w:r>
+    </w:p>
+    <w:p>
+      <w:r>
+        <w:t>Purpose: Persistent case records for prediction history, detail view, and patient report lookup.</w:t>
+      </w:r>
+    </w:p>
+    <w:p>
+      <w:r>
+        <w:t>Database Operations</w:t>
+      </w:r>
+    </w:p>
+    <w:p>
+      <w:r>
+        <w:t>Create/Read: New records on prediction, ordered retrieval for dashboard/case listings.</w:t>
+      </w:r>
+    </w:p>
+    <w:p>
+      <w:r>
+        <w:t>Delete: Case deletion removes both DB record and associated uploaded files safely.</w:t>
+      </w:r>
+    </w:p>
+    <w:p/>
+    <w:p>
+      <w:r>
+        <w:t xml:space="preserve">   6.6 Project Flow Diagram</w:t>
+      </w:r>
+    </w:p>
+    <w:p>
+      <w:r>
+        <w:t xml:space="preserve">   6.7 Testing and Deployment</w:t>
+      </w:r>
     </w:p>
     <w:tbl>
       <w:tblPr>
@@ -3439,6 +2593,7 @@
                 <w:szCs w:val="24"/>
               </w:rPr>
             </w:pPr>
+            <w:proofErr w:type="spellStart"/>
             <w:r>
               <w:rPr>
                 <w:rFonts w:ascii="Times New Roman" w:hAnsi="Times New Roman" w:cs="Times New Roman"/>
@@ -3447,7 +2602,18 @@
                 <w:sz w:val="24"/>
                 <w:szCs w:val="24"/>
               </w:rPr>
-              <w:t>CuraVision AI (Proposed)</w:t>
+              <w:t>CuraVision</w:t>
+            </w:r>
+            <w:proofErr w:type="spellEnd"/>
+            <w:r>
+              <w:rPr>
+                <w:rFonts w:ascii="Times New Roman" w:hAnsi="Times New Roman" w:cs="Times New Roman"/>
+                <w:b/>
+                <w:bCs/>
+                <w:sz w:val="24"/>
+                <w:szCs w:val="24"/>
+              </w:rPr>
+              <w:t xml:space="preserve"> AI (Proposed)</w:t>
             </w:r>
           </w:p>
         </w:tc>
@@ -3562,35 +2728,36 @@
       </w:tr>
     </w:tbl>
     <w:p>
-      <w:pPr>
-        <w:rPr>
-          <w:rFonts w:ascii="Times New Roman" w:hAnsi="Times New Roman" w:cs="Times New Roman"/>
-          <w:sz w:val="24"/>
-          <w:szCs w:val="24"/>
-        </w:rPr>
-      </w:pPr>
-    </w:p>
-    <w:p>
-      <w:pPr>
-        <w:rPr>
-          <w:rFonts w:ascii="Times New Roman" w:hAnsi="Times New Roman" w:cs="Times New Roman"/>
-          <w:b/>
-          <w:bCs/>
-          <w:sz w:val="28"/>
-          <w:szCs w:val="28"/>
-        </w:rPr>
-      </w:pPr>
-      <w:r>
-        <w:rPr>
-          <w:rFonts w:ascii="Times New Roman" w:hAnsi="Times New Roman" w:cs="Times New Roman"/>
-          <w:b/>
-          <w:bCs/>
-          <w:sz w:val="28"/>
-          <w:szCs w:val="28"/>
-        </w:rPr>
-        <w:br w:type="page"/>
-      </w:r>
-    </w:p>
+      <w:r>
+        <w:t>Development Phases and Deployment</w:t>
+      </w:r>
+    </w:p>
+    <w:p>
+      <w:r>
+        <w:t>Environment Setup: Virtual environment, dependency installation, and model artifact setup.</w:t>
+      </w:r>
+    </w:p>
+    <w:p>
+      <w:r>
+        <w:t>Run Strategy: Application starts directly using saved model files, avoiding retraining during server startup.</w:t>
+      </w:r>
+    </w:p>
+    <w:p>
+      <w:r>
+        <w:t>API Integration: Upload, prediction, report retrieval, and helper routes validated end-to-end.</w:t>
+      </w:r>
+    </w:p>
+    <w:p>
+      <w:r>
+        <w:t>Database Migration Safety: Startup checks add missing columns for older SQLite files without data loss.</w:t>
+      </w:r>
+    </w:p>
+    <w:p>
+      <w:r>
+        <w:t>Deployment Scope: Local deployment for academic demonstration with clear responsible-AI disclaimers.</w:t>
+      </w:r>
+    </w:p>
+    <w:p/>
     <w:p>
       <w:pPr>
         <w:jc w:val="center"/>
@@ -3610,2425 +2777,6 @@
           <w:sz w:val="28"/>
           <w:szCs w:val="28"/>
         </w:rPr>
-        <w:lastRenderedPageBreak/>
-        <w:t>Problem Formulation</w:t>
-      </w:r>
-      <w:r>
-        <w:rPr>
-          <w:rFonts w:ascii="Times New Roman" w:hAnsi="Times New Roman" w:cs="Times New Roman"/>
-          <w:b/>
-          <w:bCs/>
-          <w:sz w:val="28"/>
-          <w:szCs w:val="28"/>
-        </w:rPr>
-        <w:t xml:space="preserve"> &amp; Objectives</w:t>
-      </w:r>
-    </w:p>
-    <w:p>
-      <w:pPr>
-        <w:rPr>
-          <w:rFonts w:ascii="Times New Roman" w:hAnsi="Times New Roman" w:cs="Times New Roman"/>
-          <w:b/>
-          <w:bCs/>
-          <w:sz w:val="24"/>
-          <w:szCs w:val="24"/>
-        </w:rPr>
-      </w:pPr>
-      <w:r>
-        <w:rPr>
-          <w:rFonts w:ascii="Times New Roman" w:hAnsi="Times New Roman" w:cs="Times New Roman"/>
-          <w:b/>
-          <w:bCs/>
-          <w:sz w:val="24"/>
-          <w:szCs w:val="24"/>
-        </w:rPr>
-        <w:t>Problem Statement and Objectives</w:t>
-      </w:r>
-    </w:p>
-    <w:p>
-      <w:pPr>
-        <w:rPr>
-          <w:rFonts w:ascii="Times New Roman" w:hAnsi="Times New Roman" w:cs="Times New Roman"/>
-          <w:sz w:val="24"/>
-          <w:szCs w:val="24"/>
-        </w:rPr>
-      </w:pPr>
-      <w:r>
-        <w:rPr>
-          <w:rFonts w:ascii="Times New Roman" w:hAnsi="Times New Roman" w:cs="Times New Roman"/>
-          <w:sz w:val="24"/>
-          <w:szCs w:val="24"/>
-        </w:rPr>
-        <w:t>The development of CuraVision AI is guided by a clear focus on improving the reliability of automated medical diagnostics. Below are the core challenges and the structured goals defined for this project.</w:t>
-      </w:r>
-    </w:p>
-    <w:p>
-      <w:pPr>
-        <w:rPr>
-          <w:rFonts w:ascii="Times New Roman" w:hAnsi="Times New Roman" w:cs="Times New Roman"/>
-          <w:sz w:val="24"/>
-          <w:szCs w:val="24"/>
-        </w:rPr>
-      </w:pPr>
-      <w:r>
-        <w:rPr>
-          <w:rFonts w:ascii="Times New Roman" w:hAnsi="Times New Roman" w:cs="Times New Roman"/>
-          <w:sz w:val="24"/>
-          <w:szCs w:val="24"/>
-        </w:rPr>
-        <w:t>Problem Statement</w:t>
-      </w:r>
-    </w:p>
-    <w:p>
-      <w:pPr>
-        <w:rPr>
-          <w:rFonts w:ascii="Times New Roman" w:hAnsi="Times New Roman" w:cs="Times New Roman"/>
-          <w:sz w:val="24"/>
-          <w:szCs w:val="24"/>
-        </w:rPr>
-      </w:pPr>
-      <w:r>
-        <w:rPr>
-          <w:rFonts w:ascii="Times New Roman" w:hAnsi="Times New Roman" w:cs="Times New Roman"/>
-          <w:sz w:val="24"/>
-          <w:szCs w:val="24"/>
-        </w:rPr>
-        <w:t>Existing AI-based medical image classification systems generate predictions for any input image without validating its medical relevance. This leads to incorrect diagnoses and reduces trust in AI-assisted healthcare systems.</w:t>
-      </w:r>
-    </w:p>
-    <w:p>
-      <w:pPr>
-        <w:rPr>
-          <w:rFonts w:ascii="Times New Roman" w:hAnsi="Times New Roman" w:cs="Times New Roman"/>
-          <w:b/>
-          <w:bCs/>
-          <w:sz w:val="24"/>
-          <w:szCs w:val="24"/>
-        </w:rPr>
-      </w:pPr>
-      <w:r>
-        <w:rPr>
-          <w:rFonts w:ascii="Times New Roman" w:hAnsi="Times New Roman" w:cs="Times New Roman"/>
-          <w:sz w:val="24"/>
-          <w:szCs w:val="24"/>
-        </w:rPr>
-        <w:pict w14:anchorId="1DB5F8C9">
-          <v:rect id="_x0000_i1025" style="width:0;height:1.5pt" o:hralign="center" o:hrstd="t" o:hr="t" fillcolor="#a0a0a0" stroked="f"/>
-        </w:pict>
-      </w:r>
-    </w:p>
-    <w:p>
-      <w:pPr>
-        <w:rPr>
-          <w:rFonts w:ascii="Times New Roman" w:hAnsi="Times New Roman" w:cs="Times New Roman"/>
-          <w:b/>
-          <w:bCs/>
-          <w:sz w:val="24"/>
-          <w:szCs w:val="24"/>
-        </w:rPr>
-      </w:pPr>
-      <w:r>
-        <w:rPr>
-          <w:rFonts w:ascii="Times New Roman" w:hAnsi="Times New Roman" w:cs="Times New Roman"/>
-          <w:b/>
-          <w:bCs/>
-          <w:sz w:val="24"/>
-          <w:szCs w:val="24"/>
-        </w:rPr>
-        <w:t>Main Objective</w:t>
-      </w:r>
-    </w:p>
-    <w:p>
-      <w:pPr>
-        <w:rPr>
-          <w:rFonts w:ascii="Times New Roman" w:hAnsi="Times New Roman" w:cs="Times New Roman"/>
-          <w:sz w:val="24"/>
-          <w:szCs w:val="24"/>
-        </w:rPr>
-      </w:pPr>
-      <w:r>
-        <w:rPr>
-          <w:rFonts w:ascii="Times New Roman" w:hAnsi="Times New Roman" w:cs="Times New Roman"/>
-          <w:sz w:val="24"/>
-          <w:szCs w:val="24"/>
-        </w:rPr>
-        <w:t>To design and develop a reliable AI-powered system capable of detecting Pneumonia from Chest X-ray images with high accuracy and confidence.</w:t>
-      </w:r>
-    </w:p>
-    <w:p>
-      <w:pPr>
-        <w:rPr>
-          <w:rFonts w:ascii="Times New Roman" w:hAnsi="Times New Roman" w:cs="Times New Roman"/>
-          <w:sz w:val="24"/>
-          <w:szCs w:val="24"/>
-        </w:rPr>
-      </w:pPr>
-      <w:r>
-        <w:rPr>
-          <w:rFonts w:ascii="Times New Roman" w:hAnsi="Times New Roman" w:cs="Times New Roman"/>
-          <w:sz w:val="24"/>
-          <w:szCs w:val="24"/>
-        </w:rPr>
-        <w:pict w14:anchorId="6915F4C2">
-          <v:rect id="_x0000_i1026" style="width:0;height:1.5pt" o:hralign="center" o:hrstd="t" o:hr="t" fillcolor="#a0a0a0" stroked="f"/>
-        </w:pict>
-      </w:r>
-    </w:p>
-    <w:p>
-      <w:pPr>
-        <w:rPr>
-          <w:rFonts w:ascii="Times New Roman" w:hAnsi="Times New Roman" w:cs="Times New Roman"/>
-          <w:b/>
-          <w:bCs/>
-          <w:sz w:val="24"/>
-          <w:szCs w:val="24"/>
-        </w:rPr>
-      </w:pPr>
-      <w:r>
-        <w:rPr>
-          <w:rFonts w:ascii="Times New Roman" w:hAnsi="Times New Roman" w:cs="Times New Roman"/>
-          <w:b/>
-          <w:bCs/>
-          <w:sz w:val="24"/>
-          <w:szCs w:val="24"/>
-        </w:rPr>
-        <w:t>Specific Objectives</w:t>
-      </w:r>
-    </w:p>
-    <w:p>
-      <w:pPr>
-        <w:numPr>
-          <w:ilvl w:val="0"/>
-          <w:numId w:val="17"/>
-        </w:numPr>
-        <w:rPr>
-          <w:rFonts w:ascii="Times New Roman" w:hAnsi="Times New Roman" w:cs="Times New Roman"/>
-          <w:sz w:val="24"/>
-          <w:szCs w:val="24"/>
-        </w:rPr>
-      </w:pPr>
-      <w:r>
-        <w:rPr>
-          <w:rFonts w:ascii="Times New Roman" w:hAnsi="Times New Roman" w:cs="Times New Roman"/>
-          <w:sz w:val="24"/>
-          <w:szCs w:val="24"/>
-        </w:rPr>
-        <w:t>Implement a two-stage CNN pipeline: Develop a structured flow that first validates the image type before performing medical classification.</w:t>
-      </w:r>
-    </w:p>
-    <w:p>
-      <w:pPr>
-        <w:numPr>
-          <w:ilvl w:val="0"/>
-          <w:numId w:val="17"/>
-        </w:numPr>
-        <w:rPr>
-          <w:rFonts w:ascii="Times New Roman" w:hAnsi="Times New Roman" w:cs="Times New Roman"/>
-          <w:sz w:val="24"/>
-          <w:szCs w:val="24"/>
-        </w:rPr>
-      </w:pPr>
-      <w:r>
-        <w:rPr>
-          <w:rFonts w:ascii="Times New Roman" w:hAnsi="Times New Roman" w:cs="Times New Roman"/>
-          <w:sz w:val="24"/>
-          <w:szCs w:val="24"/>
-        </w:rPr>
-        <w:t>Detect and reject Out-of-Distribution (OOD) images: Ensure the system identifies and filters out non-medical or unrelated images to maintain diagnostic integrity.</w:t>
-      </w:r>
-    </w:p>
-    <w:p>
-      <w:pPr>
-        <w:numPr>
-          <w:ilvl w:val="0"/>
-          <w:numId w:val="17"/>
-        </w:numPr>
-        <w:rPr>
-          <w:rFonts w:ascii="Times New Roman" w:hAnsi="Times New Roman" w:cs="Times New Roman"/>
-          <w:sz w:val="24"/>
-          <w:szCs w:val="24"/>
-        </w:rPr>
-      </w:pPr>
-      <w:r>
-        <w:rPr>
-          <w:rFonts w:ascii="Times New Roman" w:hAnsi="Times New Roman" w:cs="Times New Roman"/>
-          <w:sz w:val="24"/>
-          <w:szCs w:val="24"/>
-        </w:rPr>
-        <w:t>Classify Chest X-ray images: Use deep learning to accurately categorize validated scans into NORMAL or PNEUMONIA.</w:t>
-      </w:r>
-    </w:p>
-    <w:p>
-      <w:pPr>
-        <w:numPr>
-          <w:ilvl w:val="0"/>
-          <w:numId w:val="17"/>
-        </w:numPr>
-        <w:rPr>
-          <w:rFonts w:ascii="Times New Roman" w:hAnsi="Times New Roman" w:cs="Times New Roman"/>
-          <w:sz w:val="24"/>
-          <w:szCs w:val="24"/>
-        </w:rPr>
-      </w:pPr>
-      <w:r>
-        <w:rPr>
-          <w:rFonts w:ascii="Times New Roman" w:hAnsi="Times New Roman" w:cs="Times New Roman"/>
-          <w:sz w:val="24"/>
-          <w:szCs w:val="24"/>
-        </w:rPr>
-        <w:t>Display prediction confidence scores: Provide transparency by showing a probability value representing the certainty of each prediction.</w:t>
-      </w:r>
-    </w:p>
-    <w:p>
-      <w:pPr>
-        <w:numPr>
-          <w:ilvl w:val="0"/>
-          <w:numId w:val="17"/>
-        </w:numPr>
-        <w:rPr>
-          <w:rFonts w:ascii="Times New Roman" w:hAnsi="Times New Roman" w:cs="Times New Roman"/>
-          <w:sz w:val="24"/>
-          <w:szCs w:val="24"/>
-        </w:rPr>
-      </w:pPr>
-      <w:r>
-        <w:rPr>
-          <w:rFonts w:ascii="Times New Roman" w:hAnsi="Times New Roman" w:cs="Times New Roman"/>
-          <w:sz w:val="24"/>
-          <w:szCs w:val="24"/>
-        </w:rPr>
-        <w:t>Deploy a scalable web-based application: Integrate the models into a Flask framework to allow for real-time image uploads and results.</w:t>
-      </w:r>
-    </w:p>
-    <w:p>
-      <w:pPr>
-        <w:rPr>
-          <w:rFonts w:ascii="Times New Roman" w:hAnsi="Times New Roman" w:cs="Times New Roman"/>
-          <w:sz w:val="24"/>
-          <w:szCs w:val="24"/>
-        </w:rPr>
-      </w:pPr>
-    </w:p>
-    <w:p>
-      <w:pPr>
-        <w:rPr>
-          <w:rFonts w:ascii="Times New Roman" w:hAnsi="Times New Roman" w:cs="Times New Roman"/>
-          <w:sz w:val="24"/>
-          <w:szCs w:val="24"/>
-        </w:rPr>
-      </w:pPr>
-    </w:p>
-    <w:p>
-      <w:pPr>
-        <w:rPr>
-          <w:rFonts w:ascii="Times New Roman" w:hAnsi="Times New Roman" w:cs="Times New Roman"/>
-          <w:sz w:val="24"/>
-          <w:szCs w:val="24"/>
-        </w:rPr>
-      </w:pPr>
-      <w:r>
-        <w:rPr>
-          <w:rFonts w:ascii="Times New Roman" w:hAnsi="Times New Roman" w:cs="Times New Roman"/>
-          <w:sz w:val="24"/>
-          <w:szCs w:val="24"/>
-        </w:rPr>
-        <w:br w:type="page"/>
-      </w:r>
-    </w:p>
-    <w:p>
-      <w:pPr>
-        <w:jc w:val="center"/>
-        <w:rPr>
-          <w:rFonts w:ascii="Times New Roman" w:hAnsi="Times New Roman" w:cs="Times New Roman"/>
-          <w:b/>
-          <w:bCs/>
-          <w:sz w:val="28"/>
-          <w:szCs w:val="28"/>
-        </w:rPr>
-      </w:pPr>
-      <w:r>
-        <w:rPr>
-          <w:rFonts w:ascii="Times New Roman" w:hAnsi="Times New Roman" w:cs="Times New Roman"/>
-          <w:b/>
-          <w:bCs/>
-          <w:sz w:val="28"/>
-          <w:szCs w:val="28"/>
-        </w:rPr>
-        <w:lastRenderedPageBreak/>
-        <w:t>Methodology/ Planning of Work</w:t>
-      </w:r>
-    </w:p>
-    <w:p>
-      <w:pPr>
-        <w:jc w:val="center"/>
-        <w:rPr>
-          <w:rFonts w:ascii="Times New Roman" w:hAnsi="Times New Roman" w:cs="Times New Roman"/>
-          <w:b/>
-          <w:bCs/>
-          <w:sz w:val="28"/>
-          <w:szCs w:val="28"/>
-        </w:rPr>
-      </w:pPr>
-    </w:p>
-    <w:p>
-      <w:pPr>
-        <w:jc w:val="center"/>
-        <w:rPr>
-          <w:rFonts w:ascii="Times New Roman" w:hAnsi="Times New Roman" w:cs="Times New Roman"/>
-          <w:b/>
-          <w:bCs/>
-          <w:sz w:val="28"/>
-          <w:szCs w:val="28"/>
-        </w:rPr>
-      </w:pPr>
-    </w:p>
-    <w:p>
-      <w:pPr>
-        <w:rPr>
-          <w:rFonts w:ascii="Times New Roman" w:hAnsi="Times New Roman" w:cs="Times New Roman"/>
-          <w:b/>
-          <w:bCs/>
-          <w:sz w:val="24"/>
-          <w:szCs w:val="24"/>
-        </w:rPr>
-      </w:pPr>
-      <w:r>
-        <w:rPr>
-          <w:rFonts w:ascii="Times New Roman" w:hAnsi="Times New Roman" w:cs="Times New Roman"/>
-          <w:b/>
-          <w:bCs/>
-          <w:sz w:val="24"/>
-          <w:szCs w:val="24"/>
-        </w:rPr>
-        <w:t>6.1 Requirement Analysis</w:t>
-      </w:r>
-    </w:p>
-    <w:p>
-      <w:pPr>
-        <w:rPr>
-          <w:rFonts w:ascii="Times New Roman" w:hAnsi="Times New Roman" w:cs="Times New Roman"/>
-          <w:sz w:val="24"/>
-          <w:szCs w:val="24"/>
-        </w:rPr>
-      </w:pPr>
-      <w:r>
-        <w:rPr>
-          <w:rFonts w:ascii="Times New Roman" w:hAnsi="Times New Roman" w:cs="Times New Roman"/>
-          <w:sz w:val="24"/>
-          <w:szCs w:val="24"/>
-        </w:rPr>
-        <w:t xml:space="preserve">The requirement analysis phase for </w:t>
-      </w:r>
-      <w:r>
-        <w:rPr>
-          <w:rFonts w:ascii="Times New Roman" w:hAnsi="Times New Roman" w:cs="Times New Roman"/>
-          <w:b/>
-          <w:bCs/>
-          <w:sz w:val="24"/>
-          <w:szCs w:val="24"/>
-        </w:rPr>
-        <w:t>CuraVision AI</w:t>
-      </w:r>
-      <w:r>
-        <w:rPr>
-          <w:rFonts w:ascii="Times New Roman" w:hAnsi="Times New Roman" w:cs="Times New Roman"/>
-          <w:sz w:val="24"/>
-          <w:szCs w:val="24"/>
-        </w:rPr>
-        <w:t xml:space="preserve"> defines the necessary technical environment and functional needs to ensure the system operates reliably within a medical diagnostic setting.</w:t>
-      </w:r>
-    </w:p>
-    <w:p>
-      <w:pPr>
-        <w:rPr>
-          <w:rFonts w:ascii="Times New Roman" w:hAnsi="Times New Roman" w:cs="Times New Roman"/>
-          <w:b/>
-          <w:bCs/>
-          <w:sz w:val="24"/>
-          <w:szCs w:val="24"/>
-        </w:rPr>
-      </w:pPr>
-      <w:r>
-        <w:rPr>
-          <w:rFonts w:ascii="Times New Roman" w:hAnsi="Times New Roman" w:cs="Times New Roman"/>
-          <w:b/>
-          <w:bCs/>
-          <w:sz w:val="24"/>
-          <w:szCs w:val="24"/>
-        </w:rPr>
-        <w:t>Functional Requirements</w:t>
-      </w:r>
-    </w:p>
-    <w:p>
-      <w:pPr>
-        <w:numPr>
-          <w:ilvl w:val="0"/>
-          <w:numId w:val="24"/>
-        </w:numPr>
-        <w:rPr>
-          <w:rFonts w:ascii="Times New Roman" w:hAnsi="Times New Roman" w:cs="Times New Roman"/>
-          <w:sz w:val="24"/>
-          <w:szCs w:val="24"/>
-        </w:rPr>
-      </w:pPr>
-      <w:r>
-        <w:rPr>
-          <w:rFonts w:ascii="Times New Roman" w:hAnsi="Times New Roman" w:cs="Times New Roman"/>
-          <w:b/>
-          <w:bCs/>
-          <w:sz w:val="24"/>
-          <w:szCs w:val="24"/>
-        </w:rPr>
-        <w:t>Image Validation:</w:t>
-      </w:r>
-      <w:r>
-        <w:rPr>
-          <w:rFonts w:ascii="Times New Roman" w:hAnsi="Times New Roman" w:cs="Times New Roman"/>
-          <w:sz w:val="24"/>
-          <w:szCs w:val="24"/>
-        </w:rPr>
-        <w:t xml:space="preserve"> The system must be able to distinguish between Chest X-ray images and non-medical (OOD) images to prevent false classifications.</w:t>
-      </w:r>
-    </w:p>
-    <w:p>
-      <w:pPr>
-        <w:numPr>
-          <w:ilvl w:val="0"/>
-          <w:numId w:val="24"/>
-        </w:numPr>
-        <w:rPr>
-          <w:rFonts w:ascii="Times New Roman" w:hAnsi="Times New Roman" w:cs="Times New Roman"/>
-          <w:sz w:val="24"/>
-          <w:szCs w:val="24"/>
-        </w:rPr>
-      </w:pPr>
-      <w:r>
-        <w:rPr>
-          <w:rFonts w:ascii="Times New Roman" w:hAnsi="Times New Roman" w:cs="Times New Roman"/>
-          <w:b/>
-          <w:bCs/>
-          <w:sz w:val="24"/>
-          <w:szCs w:val="24"/>
-        </w:rPr>
-        <w:t>High-Accuracy Classification:</w:t>
-      </w:r>
-      <w:r>
-        <w:rPr>
-          <w:rFonts w:ascii="Times New Roman" w:hAnsi="Times New Roman" w:cs="Times New Roman"/>
-          <w:sz w:val="24"/>
-          <w:szCs w:val="24"/>
-        </w:rPr>
-        <w:t xml:space="preserve"> The core engine must categorize validated scans into </w:t>
-      </w:r>
-      <w:r>
-        <w:rPr>
-          <w:rFonts w:ascii="Times New Roman" w:hAnsi="Times New Roman" w:cs="Times New Roman"/>
-          <w:b/>
-          <w:bCs/>
-          <w:sz w:val="24"/>
-          <w:szCs w:val="24"/>
-        </w:rPr>
-        <w:t>NORMAL</w:t>
-      </w:r>
-      <w:r>
-        <w:rPr>
-          <w:rFonts w:ascii="Times New Roman" w:hAnsi="Times New Roman" w:cs="Times New Roman"/>
-          <w:sz w:val="24"/>
-          <w:szCs w:val="24"/>
-        </w:rPr>
-        <w:t xml:space="preserve"> or </w:t>
-      </w:r>
-      <w:r>
-        <w:rPr>
-          <w:rFonts w:ascii="Times New Roman" w:hAnsi="Times New Roman" w:cs="Times New Roman"/>
-          <w:b/>
-          <w:bCs/>
-          <w:sz w:val="24"/>
-          <w:szCs w:val="24"/>
-        </w:rPr>
-        <w:t>PNEUMONIA</w:t>
-      </w:r>
-      <w:r>
-        <w:rPr>
-          <w:rFonts w:ascii="Times New Roman" w:hAnsi="Times New Roman" w:cs="Times New Roman"/>
-          <w:sz w:val="24"/>
-          <w:szCs w:val="24"/>
-        </w:rPr>
-        <w:t xml:space="preserve"> with high recall to ensure patient safety.</w:t>
-      </w:r>
-    </w:p>
-    <w:p>
-      <w:pPr>
-        <w:numPr>
-          <w:ilvl w:val="0"/>
-          <w:numId w:val="24"/>
-        </w:numPr>
-        <w:rPr>
-          <w:rFonts w:ascii="Times New Roman" w:hAnsi="Times New Roman" w:cs="Times New Roman"/>
-          <w:sz w:val="24"/>
-          <w:szCs w:val="24"/>
-        </w:rPr>
-      </w:pPr>
-      <w:r>
-        <w:rPr>
-          <w:rFonts w:ascii="Times New Roman" w:hAnsi="Times New Roman" w:cs="Times New Roman"/>
-          <w:b/>
-          <w:bCs/>
-          <w:sz w:val="24"/>
-          <w:szCs w:val="24"/>
-        </w:rPr>
-        <w:t>Real-time Feedback:</w:t>
-      </w:r>
-      <w:r>
-        <w:rPr>
-          <w:rFonts w:ascii="Times New Roman" w:hAnsi="Times New Roman" w:cs="Times New Roman"/>
-          <w:sz w:val="24"/>
-          <w:szCs w:val="24"/>
-        </w:rPr>
-        <w:t xml:space="preserve"> The web interface must provide near-instant predictions along with a </w:t>
-      </w:r>
-      <w:r>
-        <w:rPr>
-          <w:rFonts w:ascii="Times New Roman" w:hAnsi="Times New Roman" w:cs="Times New Roman"/>
-          <w:b/>
-          <w:bCs/>
-          <w:sz w:val="24"/>
-          <w:szCs w:val="24"/>
-        </w:rPr>
-        <w:t>confidence score</w:t>
-      </w:r>
-      <w:r>
-        <w:rPr>
-          <w:rFonts w:ascii="Times New Roman" w:hAnsi="Times New Roman" w:cs="Times New Roman"/>
-          <w:sz w:val="24"/>
-          <w:szCs w:val="24"/>
-        </w:rPr>
-        <w:t xml:space="preserve"> to assist healthcare professionals in decision-making.</w:t>
-      </w:r>
-    </w:p>
-    <w:p>
-      <w:pPr>
-        <w:numPr>
-          <w:ilvl w:val="0"/>
-          <w:numId w:val="24"/>
-        </w:numPr>
-        <w:rPr>
-          <w:rFonts w:ascii="Times New Roman" w:hAnsi="Times New Roman" w:cs="Times New Roman"/>
-          <w:sz w:val="24"/>
-          <w:szCs w:val="24"/>
-        </w:rPr>
-      </w:pPr>
-      <w:r>
-        <w:rPr>
-          <w:rFonts w:ascii="Times New Roman" w:hAnsi="Times New Roman" w:cs="Times New Roman"/>
-          <w:b/>
-          <w:bCs/>
-          <w:sz w:val="24"/>
-          <w:szCs w:val="24"/>
-        </w:rPr>
-        <w:t>Scalable Data Management:</w:t>
-      </w:r>
-      <w:r>
-        <w:rPr>
-          <w:rFonts w:ascii="Times New Roman" w:hAnsi="Times New Roman" w:cs="Times New Roman"/>
-          <w:sz w:val="24"/>
-          <w:szCs w:val="24"/>
-        </w:rPr>
-        <w:t xml:space="preserve"> The backend must handle image uploads, processing, and logging for audit purposes.</w:t>
-      </w:r>
-    </w:p>
-    <w:p>
-      <w:pPr>
-        <w:rPr>
-          <w:rFonts w:ascii="Times New Roman" w:hAnsi="Times New Roman" w:cs="Times New Roman"/>
-          <w:sz w:val="24"/>
-          <w:szCs w:val="24"/>
-        </w:rPr>
-      </w:pPr>
-    </w:p>
-    <w:p>
-      <w:pPr>
-        <w:rPr>
-          <w:rFonts w:ascii="Times New Roman" w:hAnsi="Times New Roman" w:cs="Times New Roman"/>
-          <w:b/>
-          <w:bCs/>
-          <w:sz w:val="24"/>
-          <w:szCs w:val="24"/>
-        </w:rPr>
-      </w:pPr>
-      <w:r>
-        <w:rPr>
-          <w:rFonts w:ascii="Times New Roman" w:hAnsi="Times New Roman" w:cs="Times New Roman"/>
-          <w:b/>
-          <w:bCs/>
-          <w:sz w:val="24"/>
-          <w:szCs w:val="24"/>
-        </w:rPr>
-        <w:t>Software Requirements</w:t>
-      </w:r>
-    </w:p>
-    <w:p>
-      <w:pPr>
-        <w:rPr>
-          <w:rFonts w:ascii="Times New Roman" w:hAnsi="Times New Roman" w:cs="Times New Roman"/>
-          <w:sz w:val="24"/>
-          <w:szCs w:val="24"/>
-        </w:rPr>
-      </w:pPr>
-      <w:r>
-        <w:rPr>
-          <w:rFonts w:ascii="Times New Roman" w:hAnsi="Times New Roman" w:cs="Times New Roman"/>
-          <w:sz w:val="24"/>
-          <w:szCs w:val="24"/>
-        </w:rPr>
-        <w:t>To develop and deploy the two-stage CNN pipeline, the following software stack is utilized:</w:t>
-      </w:r>
-    </w:p>
-    <w:p>
-      <w:pPr>
-        <w:numPr>
-          <w:ilvl w:val="0"/>
-          <w:numId w:val="25"/>
-        </w:numPr>
-        <w:rPr>
-          <w:rFonts w:ascii="Times New Roman" w:hAnsi="Times New Roman" w:cs="Times New Roman"/>
-          <w:sz w:val="24"/>
-          <w:szCs w:val="24"/>
-        </w:rPr>
-      </w:pPr>
-      <w:r>
-        <w:rPr>
-          <w:rFonts w:ascii="Times New Roman" w:hAnsi="Times New Roman" w:cs="Times New Roman"/>
-          <w:sz w:val="24"/>
-          <w:szCs w:val="24"/>
-        </w:rPr>
-        <w:t>Programming Language: Python 3.11.14 (Primary language for ML and backend).</w:t>
-      </w:r>
-    </w:p>
-    <w:p>
-      <w:pPr>
-        <w:numPr>
-          <w:ilvl w:val="0"/>
-          <w:numId w:val="25"/>
-        </w:numPr>
-        <w:rPr>
-          <w:rFonts w:ascii="Times New Roman" w:hAnsi="Times New Roman" w:cs="Times New Roman"/>
-          <w:sz w:val="24"/>
-          <w:szCs w:val="24"/>
-        </w:rPr>
-      </w:pPr>
-      <w:r>
-        <w:rPr>
-          <w:rFonts w:ascii="Times New Roman" w:hAnsi="Times New Roman" w:cs="Times New Roman"/>
-          <w:sz w:val="24"/>
-          <w:szCs w:val="24"/>
-        </w:rPr>
-        <w:t>Machine Learning Frameworks: TensorFlow 2.17.0, Keras, and scikit-learn.</w:t>
-      </w:r>
-    </w:p>
-    <w:p>
-      <w:pPr>
-        <w:numPr>
-          <w:ilvl w:val="0"/>
-          <w:numId w:val="25"/>
-        </w:numPr>
-        <w:rPr>
-          <w:rFonts w:ascii="Times New Roman" w:hAnsi="Times New Roman" w:cs="Times New Roman"/>
-          <w:sz w:val="24"/>
-          <w:szCs w:val="24"/>
-        </w:rPr>
-      </w:pPr>
-      <w:r>
-        <w:rPr>
-          <w:rFonts w:ascii="Times New Roman" w:hAnsi="Times New Roman" w:cs="Times New Roman"/>
-          <w:sz w:val="24"/>
-          <w:szCs w:val="24"/>
-        </w:rPr>
-        <w:t>Web Framework: Flask 2.3.0.</w:t>
-      </w:r>
-    </w:p>
-    <w:p>
-      <w:pPr>
-        <w:numPr>
-          <w:ilvl w:val="0"/>
-          <w:numId w:val="25"/>
-        </w:numPr>
-        <w:rPr>
-          <w:rFonts w:ascii="Times New Roman" w:hAnsi="Times New Roman" w:cs="Times New Roman"/>
-          <w:sz w:val="24"/>
-          <w:szCs w:val="24"/>
-        </w:rPr>
-      </w:pPr>
-      <w:r>
-        <w:rPr>
-          <w:rFonts w:ascii="Times New Roman" w:hAnsi="Times New Roman" w:cs="Times New Roman"/>
-          <w:sz w:val="24"/>
-          <w:szCs w:val="24"/>
-        </w:rPr>
-        <w:t>Image Processing: OpenCV and Pillow (for preprocessing and computer vision tasks).</w:t>
-      </w:r>
-    </w:p>
-    <w:p>
-      <w:pPr>
-        <w:numPr>
-          <w:ilvl w:val="0"/>
-          <w:numId w:val="25"/>
-        </w:numPr>
-        <w:rPr>
-          <w:rFonts w:ascii="Times New Roman" w:hAnsi="Times New Roman" w:cs="Times New Roman"/>
-          <w:sz w:val="24"/>
-          <w:szCs w:val="24"/>
-        </w:rPr>
-      </w:pPr>
-      <w:r>
-        <w:rPr>
-          <w:rFonts w:ascii="Times New Roman" w:hAnsi="Times New Roman" w:cs="Times New Roman"/>
-          <w:sz w:val="24"/>
-          <w:szCs w:val="24"/>
-        </w:rPr>
-        <w:t>Environment Management: Miniconda (for stable dependency management).</w:t>
-      </w:r>
-    </w:p>
-    <w:p>
-      <w:pPr>
-        <w:numPr>
-          <w:ilvl w:val="0"/>
-          <w:numId w:val="25"/>
-        </w:numPr>
-        <w:rPr>
-          <w:rFonts w:ascii="Times New Roman" w:hAnsi="Times New Roman" w:cs="Times New Roman"/>
-          <w:sz w:val="24"/>
-          <w:szCs w:val="24"/>
-        </w:rPr>
-      </w:pPr>
-      <w:r>
-        <w:rPr>
-          <w:rFonts w:ascii="Times New Roman" w:hAnsi="Times New Roman" w:cs="Times New Roman"/>
-          <w:sz w:val="24"/>
-          <w:szCs w:val="24"/>
-        </w:rPr>
-        <w:t>Version Control: Git and GitHub (for collaborative development and code repository).</w:t>
-      </w:r>
-    </w:p>
-    <w:p>
-      <w:pPr>
-        <w:rPr>
-          <w:rFonts w:ascii="Times New Roman" w:hAnsi="Times New Roman" w:cs="Times New Roman"/>
-          <w:sz w:val="24"/>
-          <w:szCs w:val="24"/>
-        </w:rPr>
-      </w:pPr>
-    </w:p>
-    <w:p>
-      <w:pPr>
-        <w:rPr>
-          <w:rFonts w:ascii="Times New Roman" w:hAnsi="Times New Roman" w:cs="Times New Roman"/>
-          <w:b/>
-          <w:bCs/>
-          <w:sz w:val="24"/>
-          <w:szCs w:val="24"/>
-        </w:rPr>
-      </w:pPr>
-      <w:r>
-        <w:rPr>
-          <w:rFonts w:ascii="Times New Roman" w:hAnsi="Times New Roman" w:cs="Times New Roman"/>
-          <w:b/>
-          <w:bCs/>
-          <w:sz w:val="24"/>
-          <w:szCs w:val="24"/>
-        </w:rPr>
-        <w:t>Hardware Requirements</w:t>
-      </w:r>
-    </w:p>
-    <w:p>
-      <w:pPr>
-        <w:rPr>
-          <w:rFonts w:ascii="Times New Roman" w:hAnsi="Times New Roman" w:cs="Times New Roman"/>
-          <w:sz w:val="24"/>
-          <w:szCs w:val="24"/>
-        </w:rPr>
-      </w:pPr>
-      <w:r>
-        <w:rPr>
-          <w:rFonts w:ascii="Times New Roman" w:hAnsi="Times New Roman" w:cs="Times New Roman"/>
-          <w:sz w:val="24"/>
-          <w:szCs w:val="24"/>
-        </w:rPr>
-        <w:t xml:space="preserve">While the system is designed to be lightweight using </w:t>
-      </w:r>
-      <w:r>
-        <w:rPr>
-          <w:rFonts w:ascii="Times New Roman" w:hAnsi="Times New Roman" w:cs="Times New Roman"/>
-          <w:b/>
-          <w:bCs/>
-          <w:sz w:val="24"/>
-          <w:szCs w:val="24"/>
-        </w:rPr>
-        <w:t>MobileNetV2</w:t>
-      </w:r>
-      <w:r>
-        <w:rPr>
-          <w:rFonts w:ascii="Times New Roman" w:hAnsi="Times New Roman" w:cs="Times New Roman"/>
-          <w:sz w:val="24"/>
-          <w:szCs w:val="24"/>
-        </w:rPr>
-        <w:t>, the following hardware specifications are recommended for optimal training and inference:</w:t>
-      </w:r>
-    </w:p>
-    <w:p>
-      <w:pPr>
-        <w:numPr>
-          <w:ilvl w:val="0"/>
-          <w:numId w:val="26"/>
-        </w:numPr>
-        <w:rPr>
-          <w:rFonts w:ascii="Times New Roman" w:hAnsi="Times New Roman" w:cs="Times New Roman"/>
-          <w:sz w:val="24"/>
-          <w:szCs w:val="24"/>
-        </w:rPr>
-      </w:pPr>
-      <w:r>
-        <w:rPr>
-          <w:rFonts w:ascii="Times New Roman" w:hAnsi="Times New Roman" w:cs="Times New Roman"/>
-          <w:b/>
-          <w:bCs/>
-          <w:sz w:val="24"/>
-          <w:szCs w:val="24"/>
-        </w:rPr>
-        <w:t>Processor:</w:t>
-      </w:r>
-      <w:r>
-        <w:rPr>
-          <w:rFonts w:ascii="Times New Roman" w:hAnsi="Times New Roman" w:cs="Times New Roman"/>
-          <w:sz w:val="24"/>
-          <w:szCs w:val="24"/>
-        </w:rPr>
-        <w:t xml:space="preserve"> Multicore CPU (Intel i5/i7 or equivalent) for handling concurrent web requests and local preprocessing.</w:t>
-      </w:r>
-    </w:p>
-    <w:p>
-      <w:pPr>
-        <w:numPr>
-          <w:ilvl w:val="0"/>
-          <w:numId w:val="26"/>
-        </w:numPr>
-        <w:rPr>
-          <w:rFonts w:ascii="Times New Roman" w:hAnsi="Times New Roman" w:cs="Times New Roman"/>
-          <w:sz w:val="24"/>
-          <w:szCs w:val="24"/>
-        </w:rPr>
-      </w:pPr>
-      <w:r>
-        <w:rPr>
-          <w:rFonts w:ascii="Times New Roman" w:hAnsi="Times New Roman" w:cs="Times New Roman"/>
-          <w:b/>
-          <w:bCs/>
-          <w:sz w:val="24"/>
-          <w:szCs w:val="24"/>
-        </w:rPr>
-        <w:t>Memory (RAM):</w:t>
-      </w:r>
-      <w:r>
-        <w:rPr>
-          <w:rFonts w:ascii="Times New Roman" w:hAnsi="Times New Roman" w:cs="Times New Roman"/>
-          <w:sz w:val="24"/>
-          <w:szCs w:val="24"/>
-        </w:rPr>
-        <w:t xml:space="preserve"> Minimum </w:t>
-      </w:r>
-      <w:r>
-        <w:rPr>
-          <w:rFonts w:ascii="Times New Roman" w:hAnsi="Times New Roman" w:cs="Times New Roman"/>
-          <w:b/>
-          <w:bCs/>
-          <w:sz w:val="24"/>
-          <w:szCs w:val="24"/>
-        </w:rPr>
-        <w:t>8GB</w:t>
-      </w:r>
-      <w:r>
-        <w:rPr>
-          <w:rFonts w:ascii="Times New Roman" w:hAnsi="Times New Roman" w:cs="Times New Roman"/>
-          <w:sz w:val="24"/>
-          <w:szCs w:val="24"/>
-        </w:rPr>
-        <w:t xml:space="preserve"> (16GB recommended) to support model loading and image batch processing.</w:t>
-      </w:r>
-    </w:p>
-    <w:p>
-      <w:pPr>
-        <w:numPr>
-          <w:ilvl w:val="0"/>
-          <w:numId w:val="26"/>
-        </w:numPr>
-        <w:rPr>
-          <w:rFonts w:ascii="Times New Roman" w:hAnsi="Times New Roman" w:cs="Times New Roman"/>
-          <w:sz w:val="24"/>
-          <w:szCs w:val="24"/>
-        </w:rPr>
-      </w:pPr>
-      <w:r>
-        <w:rPr>
-          <w:rFonts w:ascii="Times New Roman" w:hAnsi="Times New Roman" w:cs="Times New Roman"/>
-          <w:b/>
-          <w:bCs/>
-          <w:sz w:val="24"/>
-          <w:szCs w:val="24"/>
-        </w:rPr>
-        <w:t>Storage:</w:t>
-      </w:r>
-      <w:r>
-        <w:rPr>
-          <w:rFonts w:ascii="Times New Roman" w:hAnsi="Times New Roman" w:cs="Times New Roman"/>
-          <w:sz w:val="24"/>
-          <w:szCs w:val="24"/>
-        </w:rPr>
-        <w:t xml:space="preserve"> Approximately </w:t>
-      </w:r>
-      <w:r>
-        <w:rPr>
-          <w:rFonts w:ascii="Times New Roman" w:hAnsi="Times New Roman" w:cs="Times New Roman"/>
-          <w:b/>
-          <w:bCs/>
-          <w:sz w:val="24"/>
-          <w:szCs w:val="24"/>
-        </w:rPr>
-        <w:t>2GB</w:t>
-      </w:r>
-      <w:r>
-        <w:rPr>
-          <w:rFonts w:ascii="Times New Roman" w:hAnsi="Times New Roman" w:cs="Times New Roman"/>
-          <w:sz w:val="24"/>
-          <w:szCs w:val="24"/>
-        </w:rPr>
-        <w:t xml:space="preserve"> of free space for the </w:t>
-      </w:r>
-      <w:r>
-        <w:rPr>
-          <w:rFonts w:ascii="Times New Roman" w:hAnsi="Times New Roman" w:cs="Times New Roman"/>
-          <w:b/>
-          <w:bCs/>
-          <w:sz w:val="24"/>
-          <w:szCs w:val="24"/>
-        </w:rPr>
-        <w:t>Kaggle Chest X-ray Dataset</w:t>
-      </w:r>
-      <w:r>
-        <w:rPr>
-          <w:rFonts w:ascii="Times New Roman" w:hAnsi="Times New Roman" w:cs="Times New Roman"/>
-          <w:sz w:val="24"/>
-          <w:szCs w:val="24"/>
-        </w:rPr>
-        <w:t xml:space="preserve"> and model artifacts.</w:t>
-      </w:r>
-    </w:p>
-    <w:p>
-      <w:pPr>
-        <w:numPr>
-          <w:ilvl w:val="0"/>
-          <w:numId w:val="26"/>
-        </w:numPr>
-        <w:rPr>
-          <w:rFonts w:ascii="Times New Roman" w:hAnsi="Times New Roman" w:cs="Times New Roman"/>
-          <w:sz w:val="24"/>
-          <w:szCs w:val="24"/>
-        </w:rPr>
-      </w:pPr>
-      <w:r>
-        <w:rPr>
-          <w:rFonts w:ascii="Times New Roman" w:hAnsi="Times New Roman" w:cs="Times New Roman"/>
-          <w:b/>
-          <w:bCs/>
-          <w:sz w:val="24"/>
-          <w:szCs w:val="24"/>
-        </w:rPr>
-        <w:lastRenderedPageBreak/>
-        <w:t>GPU (Optional):</w:t>
-      </w:r>
-      <w:r>
-        <w:rPr>
-          <w:rFonts w:ascii="Times New Roman" w:hAnsi="Times New Roman" w:cs="Times New Roman"/>
-          <w:sz w:val="24"/>
-          <w:szCs w:val="24"/>
-        </w:rPr>
-        <w:t xml:space="preserve"> An NVIDIA GPU with CUDA support is recommended to reduce the model training time significantly.</w:t>
-      </w:r>
-    </w:p>
-    <w:p>
-      <w:pPr>
-        <w:rPr>
-          <w:rFonts w:ascii="Times New Roman" w:hAnsi="Times New Roman" w:cs="Times New Roman"/>
-          <w:sz w:val="24"/>
-          <w:szCs w:val="24"/>
-        </w:rPr>
-      </w:pPr>
-      <w:r>
-        <w:rPr>
-          <w:rFonts w:ascii="Times New Roman" w:hAnsi="Times New Roman" w:cs="Times New Roman"/>
-          <w:sz w:val="24"/>
-          <w:szCs w:val="24"/>
-        </w:rPr>
-        <w:br/>
-      </w:r>
-      <w:r>
-        <w:rPr>
-          <w:rFonts w:ascii="Times New Roman" w:hAnsi="Times New Roman" w:cs="Times New Roman"/>
-          <w:sz w:val="24"/>
-          <w:szCs w:val="24"/>
-        </w:rPr>
-        <w:t xml:space="preserve">In this initial phase, the primary focus is understanding the needs of healthcare professionals and medical facilities. This involves identifying critical factors in </w:t>
-      </w:r>
-      <w:r>
-        <w:rPr>
-          <w:rFonts w:ascii="Times New Roman" w:hAnsi="Times New Roman" w:cs="Times New Roman"/>
-          <w:b/>
-          <w:bCs/>
-          <w:sz w:val="24"/>
-          <w:szCs w:val="24"/>
-        </w:rPr>
-        <w:t>Pneumonia</w:t>
-      </w:r>
-      <w:r>
-        <w:rPr>
-          <w:rFonts w:ascii="Times New Roman" w:hAnsi="Times New Roman" w:cs="Times New Roman"/>
-          <w:sz w:val="24"/>
-          <w:szCs w:val="24"/>
-        </w:rPr>
-        <w:t xml:space="preserve"> detection—such as the necessity for high recall (96.67%)—and determining the most effective data pipeline for high-accuracy reporting. Planning also includes establishing a validation mechanism to address the </w:t>
-      </w:r>
-      <w:r>
-        <w:rPr>
-          <w:rFonts w:ascii="Times New Roman" w:hAnsi="Times New Roman" w:cs="Times New Roman"/>
-          <w:b/>
-          <w:bCs/>
-          <w:sz w:val="24"/>
-          <w:szCs w:val="24"/>
-        </w:rPr>
-        <w:t>Out-of-Distribution (OOD)</w:t>
-      </w:r>
-      <w:r>
-        <w:rPr>
-          <w:rFonts w:ascii="Times New Roman" w:hAnsi="Times New Roman" w:cs="Times New Roman"/>
-          <w:sz w:val="24"/>
-          <w:szCs w:val="24"/>
-        </w:rPr>
-        <w:t xml:space="preserve"> problem, ensuring the system only processes relevant Chest X-ray data.</w:t>
-      </w:r>
-    </w:p>
-    <w:p>
-      <w:pPr>
-        <w:rPr>
-          <w:rFonts w:ascii="Times New Roman" w:hAnsi="Times New Roman" w:cs="Times New Roman"/>
-          <w:sz w:val="24"/>
-          <w:szCs w:val="24"/>
-        </w:rPr>
-      </w:pPr>
-    </w:p>
-    <w:p>
-      <w:pPr>
-        <w:rPr>
-          <w:rFonts w:ascii="Times New Roman" w:hAnsi="Times New Roman" w:cs="Times New Roman"/>
-          <w:b/>
-          <w:bCs/>
-          <w:sz w:val="24"/>
-          <w:szCs w:val="24"/>
-        </w:rPr>
-      </w:pPr>
-      <w:r>
-        <w:rPr>
-          <w:rFonts w:ascii="Times New Roman" w:hAnsi="Times New Roman" w:cs="Times New Roman"/>
-          <w:b/>
-          <w:bCs/>
-          <w:sz w:val="24"/>
-          <w:szCs w:val="24"/>
-        </w:rPr>
-        <w:t>6.2 Implementation Phases</w:t>
-      </w:r>
-    </w:p>
-    <w:p>
-      <w:pPr>
-        <w:numPr>
-          <w:ilvl w:val="0"/>
-          <w:numId w:val="23"/>
-        </w:numPr>
-        <w:rPr>
-          <w:rFonts w:ascii="Times New Roman" w:hAnsi="Times New Roman" w:cs="Times New Roman"/>
-          <w:sz w:val="24"/>
-          <w:szCs w:val="24"/>
-        </w:rPr>
-      </w:pPr>
-      <w:r>
-        <w:rPr>
-          <w:rFonts w:ascii="Times New Roman" w:hAnsi="Times New Roman" w:cs="Times New Roman"/>
-          <w:b/>
-          <w:bCs/>
-          <w:sz w:val="24"/>
-          <w:szCs w:val="24"/>
-        </w:rPr>
-        <w:t>System Design:</w:t>
-      </w:r>
-      <w:r>
-        <w:rPr>
-          <w:rFonts w:ascii="Times New Roman" w:hAnsi="Times New Roman" w:cs="Times New Roman"/>
-          <w:sz w:val="24"/>
-          <w:szCs w:val="24"/>
-        </w:rPr>
-        <w:t xml:space="preserve"> This involves designing a two-stage </w:t>
-      </w:r>
-      <w:r>
-        <w:rPr>
-          <w:rFonts w:ascii="Times New Roman" w:hAnsi="Times New Roman" w:cs="Times New Roman"/>
-          <w:b/>
-          <w:bCs/>
-          <w:sz w:val="24"/>
-          <w:szCs w:val="24"/>
-        </w:rPr>
-        <w:t>CNN</w:t>
-      </w:r>
-      <w:r>
-        <w:rPr>
-          <w:rFonts w:ascii="Times New Roman" w:hAnsi="Times New Roman" w:cs="Times New Roman"/>
-          <w:sz w:val="24"/>
-          <w:szCs w:val="24"/>
-        </w:rPr>
-        <w:t xml:space="preserve"> pipeline and a database schema to store diagnostic reports, scan metadata, and user accountability records.</w:t>
-      </w:r>
-    </w:p>
-    <w:p>
-      <w:pPr>
-        <w:numPr>
-          <w:ilvl w:val="0"/>
-          <w:numId w:val="23"/>
-        </w:numPr>
-        <w:rPr>
-          <w:rFonts w:ascii="Times New Roman" w:hAnsi="Times New Roman" w:cs="Times New Roman"/>
-          <w:sz w:val="24"/>
-          <w:szCs w:val="24"/>
-        </w:rPr>
-      </w:pPr>
-      <w:r>
-        <w:rPr>
-          <w:rFonts w:ascii="Times New Roman" w:hAnsi="Times New Roman" w:cs="Times New Roman"/>
-          <w:b/>
-          <w:bCs/>
-          <w:sz w:val="24"/>
-          <w:szCs w:val="24"/>
-        </w:rPr>
-        <w:t>Frontend Development:</w:t>
-      </w:r>
-      <w:r>
-        <w:rPr>
-          <w:rFonts w:ascii="Times New Roman" w:hAnsi="Times New Roman" w:cs="Times New Roman"/>
-          <w:sz w:val="24"/>
-          <w:szCs w:val="24"/>
-        </w:rPr>
-        <w:t xml:space="preserve"> Designing an intuitive, responsive, and mobile-friendly UI using </w:t>
-      </w:r>
-      <w:r>
-        <w:rPr>
-          <w:rFonts w:ascii="Times New Roman" w:hAnsi="Times New Roman" w:cs="Times New Roman"/>
-          <w:b/>
-          <w:bCs/>
-          <w:sz w:val="24"/>
-          <w:szCs w:val="24"/>
-        </w:rPr>
-        <w:t>HTML5, CSS3, and JavaScript</w:t>
-      </w:r>
-      <w:r>
-        <w:rPr>
-          <w:rFonts w:ascii="Times New Roman" w:hAnsi="Times New Roman" w:cs="Times New Roman"/>
-          <w:sz w:val="24"/>
-          <w:szCs w:val="24"/>
-        </w:rPr>
-        <w:t xml:space="preserve"> to allow medical staff to upload images and visualize predictions in real-time.</w:t>
-      </w:r>
-    </w:p>
-    <w:p>
-      <w:pPr>
-        <w:numPr>
-          <w:ilvl w:val="0"/>
-          <w:numId w:val="23"/>
-        </w:numPr>
-        <w:rPr>
-          <w:rFonts w:ascii="Times New Roman" w:hAnsi="Times New Roman" w:cs="Times New Roman"/>
-          <w:sz w:val="24"/>
-          <w:szCs w:val="24"/>
-        </w:rPr>
-      </w:pPr>
-      <w:r>
-        <w:rPr>
-          <w:rFonts w:ascii="Times New Roman" w:hAnsi="Times New Roman" w:cs="Times New Roman"/>
-          <w:b/>
-          <w:bCs/>
-          <w:sz w:val="24"/>
-          <w:szCs w:val="24"/>
-        </w:rPr>
-        <w:t>Backend Development:</w:t>
-      </w:r>
-      <w:r>
-        <w:rPr>
-          <w:rFonts w:ascii="Times New Roman" w:hAnsi="Times New Roman" w:cs="Times New Roman"/>
-          <w:sz w:val="24"/>
-          <w:szCs w:val="24"/>
-        </w:rPr>
-        <w:t xml:space="preserve"> Implementing the core diagnostic logic and administrative panels using </w:t>
-      </w:r>
-      <w:r>
-        <w:rPr>
-          <w:rFonts w:ascii="Times New Roman" w:hAnsi="Times New Roman" w:cs="Times New Roman"/>
-          <w:b/>
-          <w:bCs/>
-          <w:sz w:val="24"/>
-          <w:szCs w:val="24"/>
-        </w:rPr>
-        <w:t>Python</w:t>
-      </w:r>
-      <w:r>
-        <w:rPr>
-          <w:rFonts w:ascii="Times New Roman" w:hAnsi="Times New Roman" w:cs="Times New Roman"/>
-          <w:sz w:val="24"/>
-          <w:szCs w:val="24"/>
-        </w:rPr>
-        <w:t xml:space="preserve"> and the </w:t>
-      </w:r>
-      <w:r>
-        <w:rPr>
-          <w:rFonts w:ascii="Times New Roman" w:hAnsi="Times New Roman" w:cs="Times New Roman"/>
-          <w:b/>
-          <w:bCs/>
-          <w:sz w:val="24"/>
-          <w:szCs w:val="24"/>
-        </w:rPr>
-        <w:t>Flask</w:t>
-      </w:r>
-      <w:r>
-        <w:rPr>
-          <w:rFonts w:ascii="Times New Roman" w:hAnsi="Times New Roman" w:cs="Times New Roman"/>
-          <w:sz w:val="24"/>
-          <w:szCs w:val="24"/>
-        </w:rPr>
-        <w:t xml:space="preserve"> micro-framework.</w:t>
-      </w:r>
-    </w:p>
-    <w:p>
-      <w:pPr>
-        <w:numPr>
-          <w:ilvl w:val="0"/>
-          <w:numId w:val="23"/>
-        </w:numPr>
-        <w:rPr>
-          <w:rFonts w:ascii="Times New Roman" w:hAnsi="Times New Roman" w:cs="Times New Roman"/>
-          <w:sz w:val="24"/>
-          <w:szCs w:val="24"/>
-        </w:rPr>
-      </w:pPr>
-      <w:r>
-        <w:rPr>
-          <w:rFonts w:ascii="Times New Roman" w:hAnsi="Times New Roman" w:cs="Times New Roman"/>
-          <w:b/>
-          <w:bCs/>
-          <w:sz w:val="24"/>
-          <w:szCs w:val="24"/>
-        </w:rPr>
-        <w:t>Database Integration:</w:t>
-      </w:r>
-      <w:r>
-        <w:rPr>
-          <w:rFonts w:ascii="Times New Roman" w:hAnsi="Times New Roman" w:cs="Times New Roman"/>
-          <w:sz w:val="24"/>
-          <w:szCs w:val="24"/>
-        </w:rPr>
-        <w:t xml:space="preserve"> Utilizing structured storage to maintain logs of all processed scans, </w:t>
-      </w:r>
-      <w:r>
-        <w:rPr>
-          <w:rFonts w:ascii="Times New Roman" w:hAnsi="Times New Roman" w:cs="Times New Roman"/>
-          <w:b/>
-          <w:bCs/>
-          <w:sz w:val="24"/>
-          <w:szCs w:val="24"/>
-        </w:rPr>
-        <w:t>confidence scores</w:t>
-      </w:r>
-      <w:r>
-        <w:rPr>
-          <w:rFonts w:ascii="Times New Roman" w:hAnsi="Times New Roman" w:cs="Times New Roman"/>
-          <w:sz w:val="24"/>
-          <w:szCs w:val="24"/>
-        </w:rPr>
-        <w:t>, and diagnostic outcomes for clinical auditing.</w:t>
-      </w:r>
-    </w:p>
-    <w:p>
-      <w:pPr>
-        <w:ind w:left="720"/>
-        <w:rPr>
-          <w:rFonts w:ascii="Times New Roman" w:hAnsi="Times New Roman" w:cs="Times New Roman"/>
-          <w:sz w:val="24"/>
-          <w:szCs w:val="24"/>
-        </w:rPr>
-      </w:pPr>
-    </w:p>
-    <w:p>
-      <w:pPr>
-        <w:rPr>
-          <w:rFonts w:ascii="Times New Roman" w:hAnsi="Times New Roman" w:cs="Times New Roman"/>
-          <w:b/>
-          <w:bCs/>
-          <w:sz w:val="24"/>
-          <w:szCs w:val="24"/>
-        </w:rPr>
-      </w:pPr>
-      <w:r>
-        <w:rPr>
-          <w:rFonts w:ascii="Times New Roman" w:hAnsi="Times New Roman" w:cs="Times New Roman"/>
-          <w:b/>
-          <w:bCs/>
-          <w:sz w:val="24"/>
-          <w:szCs w:val="24"/>
-        </w:rPr>
-        <w:t>6.3 System Architecture</w:t>
-      </w:r>
-    </w:p>
-    <w:p>
-      <w:pPr>
-        <w:rPr>
-          <w:rFonts w:ascii="Times New Roman" w:hAnsi="Times New Roman" w:cs="Times New Roman"/>
-          <w:sz w:val="24"/>
-          <w:szCs w:val="24"/>
-        </w:rPr>
-      </w:pPr>
-      <w:r>
-        <w:rPr>
-          <w:rFonts w:ascii="Times New Roman" w:hAnsi="Times New Roman" w:cs="Times New Roman"/>
-          <w:sz w:val="24"/>
-          <w:szCs w:val="24"/>
-        </w:rPr>
-        <w:t xml:space="preserve">The architecture of </w:t>
-      </w:r>
-      <w:r>
-        <w:rPr>
-          <w:rFonts w:ascii="Times New Roman" w:hAnsi="Times New Roman" w:cs="Times New Roman"/>
-          <w:b/>
-          <w:bCs/>
-          <w:sz w:val="24"/>
-          <w:szCs w:val="24"/>
-        </w:rPr>
-        <w:t>CuraVision AI</w:t>
-      </w:r>
-      <w:r>
-        <w:rPr>
-          <w:rFonts w:ascii="Times New Roman" w:hAnsi="Times New Roman" w:cs="Times New Roman"/>
-          <w:sz w:val="24"/>
-          <w:szCs w:val="24"/>
-        </w:rPr>
-        <w:t xml:space="preserve"> is based on a </w:t>
-      </w:r>
-      <w:r>
-        <w:rPr>
-          <w:rFonts w:ascii="Times New Roman" w:hAnsi="Times New Roman" w:cs="Times New Roman"/>
-          <w:b/>
-          <w:bCs/>
-          <w:sz w:val="24"/>
-          <w:szCs w:val="24"/>
-        </w:rPr>
-        <w:t>client-server model</w:t>
-      </w:r>
-      <w:r>
-        <w:rPr>
-          <w:rFonts w:ascii="Times New Roman" w:hAnsi="Times New Roman" w:cs="Times New Roman"/>
-          <w:sz w:val="24"/>
-          <w:szCs w:val="24"/>
-        </w:rPr>
-        <w:t xml:space="preserve"> optimized for high-performance medical image processing and diagnostic retrieval. It is designed to bridge clinical radiology workflows with an advanced deep learning diagnostic layer.</w:t>
-      </w:r>
-    </w:p>
-    <w:p>
-      <w:pPr>
-        <w:rPr>
-          <w:rFonts w:ascii="Times New Roman" w:hAnsi="Times New Roman" w:cs="Times New Roman"/>
-          <w:b/>
-          <w:bCs/>
-          <w:sz w:val="24"/>
-          <w:szCs w:val="24"/>
-        </w:rPr>
-      </w:pPr>
-      <w:r>
-        <w:rPr>
-          <w:rFonts w:ascii="Times New Roman" w:hAnsi="Times New Roman" w:cs="Times New Roman"/>
-          <w:b/>
-          <w:bCs/>
-          <w:sz w:val="24"/>
-          <w:szCs w:val="24"/>
-        </w:rPr>
-        <w:t>Workflow Components</w:t>
-      </w:r>
-    </w:p>
-    <w:p>
-      <w:pPr>
-        <w:numPr>
-          <w:ilvl w:val="0"/>
-          <w:numId w:val="22"/>
-        </w:numPr>
-        <w:rPr>
-          <w:rFonts w:ascii="Times New Roman" w:hAnsi="Times New Roman" w:cs="Times New Roman"/>
-          <w:sz w:val="24"/>
-          <w:szCs w:val="24"/>
-        </w:rPr>
-      </w:pPr>
-      <w:r>
-        <w:rPr>
-          <w:rFonts w:ascii="Times New Roman" w:hAnsi="Times New Roman" w:cs="Times New Roman"/>
-          <w:b/>
-          <w:bCs/>
-          <w:sz w:val="24"/>
-          <w:szCs w:val="24"/>
-        </w:rPr>
-        <w:t>Entry Layer (Image Upload):</w:t>
-      </w:r>
-      <w:r>
-        <w:rPr>
-          <w:rFonts w:ascii="Times New Roman" w:hAnsi="Times New Roman" w:cs="Times New Roman"/>
-          <w:sz w:val="24"/>
-          <w:szCs w:val="24"/>
-        </w:rPr>
-        <w:t xml:space="preserve"> The healthcare professional initiates the process by uploading a </w:t>
-      </w:r>
-      <w:r>
-        <w:rPr>
-          <w:rFonts w:ascii="Times New Roman" w:hAnsi="Times New Roman" w:cs="Times New Roman"/>
-          <w:b/>
-          <w:bCs/>
-          <w:sz w:val="24"/>
-          <w:szCs w:val="24"/>
-        </w:rPr>
-        <w:t>Chest X-ray</w:t>
-      </w:r>
-      <w:r>
-        <w:rPr>
-          <w:rFonts w:ascii="Times New Roman" w:hAnsi="Times New Roman" w:cs="Times New Roman"/>
-          <w:sz w:val="24"/>
-          <w:szCs w:val="24"/>
-        </w:rPr>
-        <w:t xml:space="preserve"> via the </w:t>
-      </w:r>
-      <w:r>
-        <w:rPr>
-          <w:rFonts w:ascii="Times New Roman" w:hAnsi="Times New Roman" w:cs="Times New Roman"/>
-          <w:b/>
-          <w:bCs/>
-          <w:sz w:val="24"/>
-          <w:szCs w:val="24"/>
-        </w:rPr>
-        <w:t>Flask</w:t>
-      </w:r>
-      <w:r>
-        <w:rPr>
-          <w:rFonts w:ascii="Times New Roman" w:hAnsi="Times New Roman" w:cs="Times New Roman"/>
-          <w:sz w:val="24"/>
-          <w:szCs w:val="24"/>
-        </w:rPr>
-        <w:t xml:space="preserve"> web interface.</w:t>
-      </w:r>
-    </w:p>
-    <w:p>
-      <w:pPr>
-        <w:numPr>
-          <w:ilvl w:val="0"/>
-          <w:numId w:val="22"/>
-        </w:numPr>
-        <w:rPr>
-          <w:rFonts w:ascii="Times New Roman" w:hAnsi="Times New Roman" w:cs="Times New Roman"/>
-          <w:sz w:val="24"/>
-          <w:szCs w:val="24"/>
-        </w:rPr>
-      </w:pPr>
-      <w:r>
-        <w:rPr>
-          <w:rFonts w:ascii="Times New Roman" w:hAnsi="Times New Roman" w:cs="Times New Roman"/>
-          <w:b/>
-          <w:bCs/>
-          <w:sz w:val="24"/>
-          <w:szCs w:val="24"/>
-        </w:rPr>
-        <w:t>Validation Layer (OOD Detection):</w:t>
-      </w:r>
-      <w:r>
-        <w:rPr>
-          <w:rFonts w:ascii="Times New Roman" w:hAnsi="Times New Roman" w:cs="Times New Roman"/>
-          <w:sz w:val="24"/>
-          <w:szCs w:val="24"/>
-        </w:rPr>
-        <w:t xml:space="preserve"> Before analysis, the system passes the image through a specialized </w:t>
-      </w:r>
-      <w:r>
-        <w:rPr>
-          <w:rFonts w:ascii="Times New Roman" w:hAnsi="Times New Roman" w:cs="Times New Roman"/>
-          <w:b/>
-          <w:bCs/>
-          <w:sz w:val="24"/>
-          <w:szCs w:val="24"/>
-        </w:rPr>
-        <w:t>CNN</w:t>
-      </w:r>
-      <w:r>
-        <w:rPr>
-          <w:rFonts w:ascii="Times New Roman" w:hAnsi="Times New Roman" w:cs="Times New Roman"/>
-          <w:sz w:val="24"/>
-          <w:szCs w:val="24"/>
-        </w:rPr>
-        <w:t xml:space="preserve"> gatekeeper to ensure the input is a valid X-ray, effectively filtering out </w:t>
-      </w:r>
-      <w:r>
-        <w:rPr>
-          <w:rFonts w:ascii="Times New Roman" w:hAnsi="Times New Roman" w:cs="Times New Roman"/>
-          <w:b/>
-          <w:bCs/>
-          <w:sz w:val="24"/>
-          <w:szCs w:val="24"/>
-        </w:rPr>
-        <w:t>Out-of-Distribution (OOD)</w:t>
-      </w:r>
-      <w:r>
-        <w:rPr>
-          <w:rFonts w:ascii="Times New Roman" w:hAnsi="Times New Roman" w:cs="Times New Roman"/>
-          <w:sz w:val="24"/>
-          <w:szCs w:val="24"/>
-        </w:rPr>
-        <w:t xml:space="preserve"> data.</w:t>
-      </w:r>
-    </w:p>
-    <w:p>
-      <w:pPr>
-        <w:numPr>
-          <w:ilvl w:val="0"/>
-          <w:numId w:val="22"/>
-        </w:numPr>
-        <w:rPr>
-          <w:rFonts w:ascii="Times New Roman" w:hAnsi="Times New Roman" w:cs="Times New Roman"/>
-          <w:sz w:val="24"/>
-          <w:szCs w:val="24"/>
-        </w:rPr>
-      </w:pPr>
-      <w:r>
-        <w:rPr>
-          <w:rFonts w:ascii="Times New Roman" w:hAnsi="Times New Roman" w:cs="Times New Roman"/>
-          <w:b/>
-          <w:bCs/>
-          <w:sz w:val="24"/>
-          <w:szCs w:val="24"/>
-        </w:rPr>
-        <w:t>Application Layer (Deep Learning Inference):</w:t>
-      </w:r>
-      <w:r>
-        <w:rPr>
-          <w:rFonts w:ascii="Times New Roman" w:hAnsi="Times New Roman" w:cs="Times New Roman"/>
-          <w:sz w:val="24"/>
-          <w:szCs w:val="24"/>
-        </w:rPr>
-        <w:t xml:space="preserve"> Once validated, the server uses </w:t>
-      </w:r>
-      <w:r>
-        <w:rPr>
-          <w:rFonts w:ascii="Times New Roman" w:hAnsi="Times New Roman" w:cs="Times New Roman"/>
-          <w:b/>
-          <w:bCs/>
-          <w:sz w:val="24"/>
-          <w:szCs w:val="24"/>
-        </w:rPr>
-        <w:t>MobileNetV2</w:t>
-      </w:r>
-      <w:r>
-        <w:rPr>
-          <w:rFonts w:ascii="Times New Roman" w:hAnsi="Times New Roman" w:cs="Times New Roman"/>
-          <w:sz w:val="24"/>
-          <w:szCs w:val="24"/>
-        </w:rPr>
-        <w:t xml:space="preserve">—optimized through </w:t>
-      </w:r>
-      <w:r>
-        <w:rPr>
-          <w:rFonts w:ascii="Times New Roman" w:hAnsi="Times New Roman" w:cs="Times New Roman"/>
-          <w:b/>
-          <w:bCs/>
-          <w:sz w:val="24"/>
-          <w:szCs w:val="24"/>
-        </w:rPr>
-        <w:t>transfer learning</w:t>
-      </w:r>
-      <w:r>
-        <w:rPr>
-          <w:rFonts w:ascii="Times New Roman" w:hAnsi="Times New Roman" w:cs="Times New Roman"/>
-          <w:sz w:val="24"/>
-          <w:szCs w:val="24"/>
-        </w:rPr>
-        <w:t xml:space="preserve">—to classify the image into </w:t>
-      </w:r>
-      <w:r>
-        <w:rPr>
-          <w:rFonts w:ascii="Times New Roman" w:hAnsi="Times New Roman" w:cs="Times New Roman"/>
-          <w:b/>
-          <w:bCs/>
-          <w:sz w:val="24"/>
-          <w:szCs w:val="24"/>
-        </w:rPr>
-        <w:t>NORMAL</w:t>
-      </w:r>
-      <w:r>
-        <w:rPr>
-          <w:rFonts w:ascii="Times New Roman" w:hAnsi="Times New Roman" w:cs="Times New Roman"/>
-          <w:sz w:val="24"/>
-          <w:szCs w:val="24"/>
-        </w:rPr>
-        <w:t xml:space="preserve"> or </w:t>
-      </w:r>
-      <w:r>
-        <w:rPr>
-          <w:rFonts w:ascii="Times New Roman" w:hAnsi="Times New Roman" w:cs="Times New Roman"/>
-          <w:b/>
-          <w:bCs/>
-          <w:sz w:val="24"/>
-          <w:szCs w:val="24"/>
-        </w:rPr>
-        <w:t>PNEUMONIA</w:t>
-      </w:r>
-      <w:r>
-        <w:rPr>
-          <w:rFonts w:ascii="Times New Roman" w:hAnsi="Times New Roman" w:cs="Times New Roman"/>
-          <w:sz w:val="24"/>
-          <w:szCs w:val="24"/>
-        </w:rPr>
-        <w:t xml:space="preserve"> categories.</w:t>
-      </w:r>
-    </w:p>
-    <w:p>
-      <w:pPr>
-        <w:numPr>
-          <w:ilvl w:val="0"/>
-          <w:numId w:val="22"/>
-        </w:numPr>
-        <w:rPr>
-          <w:rFonts w:ascii="Times New Roman" w:hAnsi="Times New Roman" w:cs="Times New Roman"/>
-          <w:sz w:val="24"/>
-          <w:szCs w:val="24"/>
-        </w:rPr>
-      </w:pPr>
-      <w:r>
-        <w:rPr>
-          <w:rFonts w:ascii="Times New Roman" w:hAnsi="Times New Roman" w:cs="Times New Roman"/>
-          <w:b/>
-          <w:bCs/>
-          <w:sz w:val="24"/>
-          <w:szCs w:val="24"/>
-        </w:rPr>
-        <w:t>Data Layer:</w:t>
-      </w:r>
-      <w:r>
-        <w:rPr>
-          <w:rFonts w:ascii="Times New Roman" w:hAnsi="Times New Roman" w:cs="Times New Roman"/>
-          <w:sz w:val="24"/>
-          <w:szCs w:val="24"/>
-        </w:rPr>
-        <w:t xml:space="preserve"> The system stores a comprehensive history of processed scans, including prediction results, </w:t>
-      </w:r>
-      <w:r>
-        <w:rPr>
-          <w:rFonts w:ascii="Times New Roman" w:hAnsi="Times New Roman" w:cs="Times New Roman"/>
-          <w:b/>
-          <w:bCs/>
-          <w:sz w:val="24"/>
-          <w:szCs w:val="24"/>
-        </w:rPr>
-        <w:t>confidence scores</w:t>
-      </w:r>
-      <w:r>
-        <w:rPr>
-          <w:rFonts w:ascii="Times New Roman" w:hAnsi="Times New Roman" w:cs="Times New Roman"/>
-          <w:sz w:val="24"/>
-          <w:szCs w:val="24"/>
-        </w:rPr>
-        <w:t>, and timestamps for future clinical audits.</w:t>
-      </w:r>
-    </w:p>
-    <w:p>
-      <w:pPr>
-        <w:numPr>
-          <w:ilvl w:val="0"/>
-          <w:numId w:val="22"/>
-        </w:numPr>
-        <w:rPr>
-          <w:rFonts w:ascii="Times New Roman" w:hAnsi="Times New Roman" w:cs="Times New Roman"/>
-          <w:sz w:val="24"/>
-          <w:szCs w:val="24"/>
-        </w:rPr>
-      </w:pPr>
-      <w:r>
-        <w:rPr>
-          <w:rFonts w:ascii="Times New Roman" w:hAnsi="Times New Roman" w:cs="Times New Roman"/>
-          <w:b/>
-          <w:bCs/>
-          <w:sz w:val="24"/>
-          <w:szCs w:val="24"/>
-        </w:rPr>
-        <w:lastRenderedPageBreak/>
-        <w:t>Diagnostic Dashboard:</w:t>
-      </w:r>
-      <w:r>
-        <w:rPr>
-          <w:rFonts w:ascii="Times New Roman" w:hAnsi="Times New Roman" w:cs="Times New Roman"/>
-          <w:sz w:val="24"/>
-          <w:szCs w:val="24"/>
-        </w:rPr>
-        <w:t xml:space="preserve"> Medical staff access a centralized dashboard to visualize the AI’s findings and verify the high-recall predictions (e.g., </w:t>
-      </w:r>
-      <w:r>
-        <w:rPr>
-          <w:rFonts w:ascii="Times New Roman" w:hAnsi="Times New Roman" w:cs="Times New Roman"/>
-          <w:b/>
-          <w:bCs/>
-          <w:sz w:val="24"/>
-          <w:szCs w:val="24"/>
-        </w:rPr>
-        <w:t>96.67% recall for Pneumonia</w:t>
-      </w:r>
-      <w:r>
-        <w:rPr>
-          <w:rFonts w:ascii="Times New Roman" w:hAnsi="Times New Roman" w:cs="Times New Roman"/>
-          <w:sz w:val="24"/>
-          <w:szCs w:val="24"/>
-        </w:rPr>
-        <w:t>) before making final treatment decisions.</w:t>
-      </w:r>
-    </w:p>
-    <w:p>
-      <w:pPr>
-        <w:rPr>
-          <w:rFonts w:ascii="Times New Roman" w:hAnsi="Times New Roman" w:cs="Times New Roman"/>
-          <w:b/>
-          <w:bCs/>
-          <w:sz w:val="24"/>
-          <w:szCs w:val="24"/>
-        </w:rPr>
-      </w:pPr>
-      <w:r>
-        <w:rPr>
-          <w:rFonts w:ascii="Times New Roman" w:hAnsi="Times New Roman" w:cs="Times New Roman"/>
-          <w:b/>
-          <w:bCs/>
-          <w:sz w:val="24"/>
-          <w:szCs w:val="24"/>
-        </w:rPr>
-        <w:t>Development Phases &amp; Testing</w:t>
-      </w:r>
-    </w:p>
-    <w:p>
-      <w:pPr>
-        <w:rPr>
-          <w:rFonts w:ascii="Times New Roman" w:hAnsi="Times New Roman" w:cs="Times New Roman"/>
-          <w:sz w:val="24"/>
-          <w:szCs w:val="24"/>
-        </w:rPr>
-      </w:pPr>
-      <w:r>
-        <w:rPr>
-          <w:rFonts w:ascii="Times New Roman" w:hAnsi="Times New Roman" w:cs="Times New Roman"/>
-          <w:b/>
-          <w:bCs/>
-          <w:sz w:val="24"/>
-          <w:szCs w:val="24"/>
-        </w:rPr>
-        <w:t>6.4 Testing and Deployment</w:t>
-      </w:r>
-    </w:p>
-    <w:p>
-      <w:pPr>
-        <w:rPr>
-          <w:rFonts w:ascii="Times New Roman" w:hAnsi="Times New Roman" w:cs="Times New Roman"/>
-          <w:b/>
-          <w:bCs/>
-          <w:sz w:val="24"/>
-          <w:szCs w:val="24"/>
-        </w:rPr>
-      </w:pPr>
-      <w:r>
-        <w:rPr>
-          <w:rFonts w:ascii="Times New Roman" w:hAnsi="Times New Roman" w:cs="Times New Roman"/>
-          <w:b/>
-          <w:bCs/>
-          <w:sz w:val="24"/>
-          <w:szCs w:val="24"/>
-        </w:rPr>
-        <w:t>Development Phases and Testing</w:t>
-      </w:r>
-    </w:p>
-    <w:p>
-      <w:pPr>
-        <w:rPr>
-          <w:rFonts w:ascii="Times New Roman" w:hAnsi="Times New Roman" w:cs="Times New Roman"/>
-          <w:sz w:val="24"/>
-          <w:szCs w:val="24"/>
-        </w:rPr>
-      </w:pPr>
-      <w:r>
-        <w:rPr>
-          <w:rFonts w:ascii="Times New Roman" w:hAnsi="Times New Roman" w:cs="Times New Roman"/>
-          <w:sz w:val="24"/>
-          <w:szCs w:val="24"/>
-        </w:rPr>
-        <w:t xml:space="preserve">The implementation of </w:t>
-      </w:r>
-      <w:r>
-        <w:rPr>
-          <w:rFonts w:ascii="Times New Roman" w:hAnsi="Times New Roman" w:cs="Times New Roman"/>
-          <w:b/>
-          <w:bCs/>
-          <w:sz w:val="24"/>
-          <w:szCs w:val="24"/>
-        </w:rPr>
-        <w:t>CuraVision AI</w:t>
-      </w:r>
-      <w:r>
-        <w:rPr>
-          <w:rFonts w:ascii="Times New Roman" w:hAnsi="Times New Roman" w:cs="Times New Roman"/>
-          <w:sz w:val="24"/>
-          <w:szCs w:val="24"/>
-        </w:rPr>
-        <w:t xml:space="preserve"> follows a structured lifecycle, moving from technical setup to real-world deployment and rigorous evaluation.</w:t>
-      </w:r>
-    </w:p>
-    <w:p>
-      <w:pPr>
-        <w:rPr>
-          <w:rFonts w:ascii="Times New Roman" w:hAnsi="Times New Roman" w:cs="Times New Roman"/>
-          <w:b/>
-          <w:bCs/>
-          <w:sz w:val="24"/>
-          <w:szCs w:val="24"/>
-        </w:rPr>
-      </w:pPr>
-      <w:r>
-        <w:rPr>
-          <w:rFonts w:ascii="Times New Roman" w:hAnsi="Times New Roman" w:cs="Times New Roman"/>
-          <w:b/>
-          <w:bCs/>
-          <w:sz w:val="24"/>
-          <w:szCs w:val="24"/>
-        </w:rPr>
-        <w:t>Development Phases</w:t>
-      </w:r>
-    </w:p>
-    <w:p>
-      <w:pPr>
-        <w:rPr>
-          <w:rFonts w:ascii="Times New Roman" w:hAnsi="Times New Roman" w:cs="Times New Roman"/>
-          <w:sz w:val="24"/>
-          <w:szCs w:val="24"/>
-        </w:rPr>
-      </w:pPr>
-      <w:r>
-        <w:rPr>
-          <w:rFonts w:ascii="Times New Roman" w:hAnsi="Times New Roman" w:cs="Times New Roman"/>
-          <w:sz w:val="24"/>
-          <w:szCs w:val="24"/>
-        </w:rPr>
-        <w:t>The development process is divided into key stages to ensure the system is both robust and scalable:</w:t>
-      </w:r>
-    </w:p>
-    <w:p>
-      <w:pPr>
-        <w:numPr>
-          <w:ilvl w:val="0"/>
-          <w:numId w:val="18"/>
-        </w:numPr>
-        <w:rPr>
-          <w:rFonts w:ascii="Times New Roman" w:hAnsi="Times New Roman" w:cs="Times New Roman"/>
-          <w:sz w:val="24"/>
-          <w:szCs w:val="24"/>
-        </w:rPr>
-      </w:pPr>
-      <w:r>
-        <w:rPr>
-          <w:rFonts w:ascii="Times New Roman" w:hAnsi="Times New Roman" w:cs="Times New Roman"/>
-          <w:b/>
-          <w:bCs/>
-          <w:sz w:val="24"/>
-          <w:szCs w:val="24"/>
-        </w:rPr>
-        <w:t>Environment Setup:</w:t>
-      </w:r>
-      <w:r>
-        <w:rPr>
-          <w:rFonts w:ascii="Times New Roman" w:hAnsi="Times New Roman" w:cs="Times New Roman"/>
-          <w:sz w:val="24"/>
-          <w:szCs w:val="24"/>
-        </w:rPr>
-        <w:t xml:space="preserve"> Configuring the necessary deep learning libraries, including </w:t>
-      </w:r>
-      <w:r>
-        <w:rPr>
-          <w:rFonts w:ascii="Times New Roman" w:hAnsi="Times New Roman" w:cs="Times New Roman"/>
-          <w:b/>
-          <w:bCs/>
-          <w:sz w:val="24"/>
-          <w:szCs w:val="24"/>
-        </w:rPr>
-        <w:t>TensorFlow</w:t>
-      </w:r>
-      <w:r>
-        <w:rPr>
-          <w:rFonts w:ascii="Times New Roman" w:hAnsi="Times New Roman" w:cs="Times New Roman"/>
-          <w:sz w:val="24"/>
-          <w:szCs w:val="24"/>
-        </w:rPr>
-        <w:t xml:space="preserve">, </w:t>
-      </w:r>
-      <w:r>
-        <w:rPr>
-          <w:rFonts w:ascii="Times New Roman" w:hAnsi="Times New Roman" w:cs="Times New Roman"/>
-          <w:b/>
-          <w:bCs/>
-          <w:sz w:val="24"/>
-          <w:szCs w:val="24"/>
-        </w:rPr>
-        <w:t>Keras</w:t>
-      </w:r>
-      <w:r>
-        <w:rPr>
-          <w:rFonts w:ascii="Times New Roman" w:hAnsi="Times New Roman" w:cs="Times New Roman"/>
-          <w:sz w:val="24"/>
-          <w:szCs w:val="24"/>
-        </w:rPr>
-        <w:t xml:space="preserve">, and the </w:t>
-      </w:r>
-      <w:r>
-        <w:rPr>
-          <w:rFonts w:ascii="Times New Roman" w:hAnsi="Times New Roman" w:cs="Times New Roman"/>
-          <w:b/>
-          <w:bCs/>
-          <w:sz w:val="24"/>
-          <w:szCs w:val="24"/>
-        </w:rPr>
-        <w:t>Flask</w:t>
-      </w:r>
-      <w:r>
-        <w:rPr>
-          <w:rFonts w:ascii="Times New Roman" w:hAnsi="Times New Roman" w:cs="Times New Roman"/>
-          <w:sz w:val="24"/>
-          <w:szCs w:val="24"/>
-        </w:rPr>
-        <w:t xml:space="preserve"> micro-framework.</w:t>
-      </w:r>
-    </w:p>
-    <w:p>
-      <w:pPr>
-        <w:numPr>
-          <w:ilvl w:val="0"/>
-          <w:numId w:val="18"/>
-        </w:numPr>
-        <w:rPr>
-          <w:rFonts w:ascii="Times New Roman" w:hAnsi="Times New Roman" w:cs="Times New Roman"/>
-          <w:sz w:val="24"/>
-          <w:szCs w:val="24"/>
-        </w:rPr>
-      </w:pPr>
-      <w:r>
-        <w:rPr>
-          <w:rFonts w:ascii="Times New Roman" w:hAnsi="Times New Roman" w:cs="Times New Roman"/>
-          <w:b/>
-          <w:bCs/>
-          <w:sz w:val="24"/>
-          <w:szCs w:val="24"/>
-        </w:rPr>
-        <w:t>Dataset Preparation:</w:t>
-      </w:r>
-      <w:r>
-        <w:rPr>
-          <w:rFonts w:ascii="Times New Roman" w:hAnsi="Times New Roman" w:cs="Times New Roman"/>
-          <w:sz w:val="24"/>
-          <w:szCs w:val="24"/>
-        </w:rPr>
-        <w:t xml:space="preserve"> Organizing the </w:t>
-      </w:r>
-      <w:r>
-        <w:rPr>
-          <w:rFonts w:ascii="Times New Roman" w:hAnsi="Times New Roman" w:cs="Times New Roman"/>
-          <w:b/>
-          <w:bCs/>
-          <w:sz w:val="24"/>
-          <w:szCs w:val="24"/>
-        </w:rPr>
-        <w:t>Kaggle Chest X-ray Dataset</w:t>
-      </w:r>
-      <w:r>
-        <w:rPr>
-          <w:rFonts w:ascii="Times New Roman" w:hAnsi="Times New Roman" w:cs="Times New Roman"/>
-          <w:sz w:val="24"/>
-          <w:szCs w:val="24"/>
-        </w:rPr>
-        <w:t xml:space="preserve"> into training, validation, and testing subsets.</w:t>
-      </w:r>
-    </w:p>
-    <w:p>
-      <w:pPr>
-        <w:numPr>
-          <w:ilvl w:val="0"/>
-          <w:numId w:val="18"/>
-        </w:numPr>
-        <w:rPr>
-          <w:rFonts w:ascii="Times New Roman" w:hAnsi="Times New Roman" w:cs="Times New Roman"/>
-          <w:sz w:val="24"/>
-          <w:szCs w:val="24"/>
-        </w:rPr>
-      </w:pPr>
-      <w:r>
-        <w:rPr>
-          <w:rFonts w:ascii="Times New Roman" w:hAnsi="Times New Roman" w:cs="Times New Roman"/>
-          <w:b/>
-          <w:bCs/>
-          <w:sz w:val="24"/>
-          <w:szCs w:val="24"/>
-        </w:rPr>
-        <w:t>Preprocessing:</w:t>
-      </w:r>
-      <w:r>
-        <w:rPr>
-          <w:rFonts w:ascii="Times New Roman" w:hAnsi="Times New Roman" w:cs="Times New Roman"/>
-          <w:sz w:val="24"/>
-          <w:szCs w:val="24"/>
-        </w:rPr>
-        <w:t xml:space="preserve"> Applying image normalization and augmentation to enhance model generalization.</w:t>
-      </w:r>
-    </w:p>
-    <w:p>
-      <w:pPr>
-        <w:numPr>
-          <w:ilvl w:val="0"/>
-          <w:numId w:val="18"/>
-        </w:numPr>
-        <w:rPr>
-          <w:rFonts w:ascii="Times New Roman" w:hAnsi="Times New Roman" w:cs="Times New Roman"/>
-          <w:sz w:val="24"/>
-          <w:szCs w:val="24"/>
-        </w:rPr>
-      </w:pPr>
-      <w:r>
-        <w:rPr>
-          <w:rFonts w:ascii="Times New Roman" w:hAnsi="Times New Roman" w:cs="Times New Roman"/>
-          <w:b/>
-          <w:bCs/>
-          <w:sz w:val="24"/>
-          <w:szCs w:val="24"/>
-        </w:rPr>
-        <w:t>Model Training:</w:t>
-      </w:r>
-      <w:r>
-        <w:rPr>
-          <w:rFonts w:ascii="Times New Roman" w:hAnsi="Times New Roman" w:cs="Times New Roman"/>
-          <w:sz w:val="24"/>
-          <w:szCs w:val="24"/>
-        </w:rPr>
-        <w:t xml:space="preserve"> Implementing the two-stage </w:t>
-      </w:r>
-      <w:r>
-        <w:rPr>
-          <w:rFonts w:ascii="Times New Roman" w:hAnsi="Times New Roman" w:cs="Times New Roman"/>
-          <w:b/>
-          <w:bCs/>
-          <w:sz w:val="24"/>
-          <w:szCs w:val="24"/>
-        </w:rPr>
-        <w:t>CNN</w:t>
-      </w:r>
-      <w:r>
-        <w:rPr>
-          <w:rFonts w:ascii="Times New Roman" w:hAnsi="Times New Roman" w:cs="Times New Roman"/>
-          <w:sz w:val="24"/>
-          <w:szCs w:val="24"/>
-        </w:rPr>
-        <w:t xml:space="preserve"> pipeline using </w:t>
-      </w:r>
-      <w:r>
-        <w:rPr>
-          <w:rFonts w:ascii="Times New Roman" w:hAnsi="Times New Roman" w:cs="Times New Roman"/>
-          <w:b/>
-          <w:bCs/>
-          <w:sz w:val="24"/>
-          <w:szCs w:val="24"/>
-        </w:rPr>
-        <w:t>MobileNetV2</w:t>
-      </w:r>
-      <w:r>
-        <w:rPr>
-          <w:rFonts w:ascii="Times New Roman" w:hAnsi="Times New Roman" w:cs="Times New Roman"/>
-          <w:sz w:val="24"/>
-          <w:szCs w:val="24"/>
-        </w:rPr>
-        <w:t xml:space="preserve"> and </w:t>
-      </w:r>
-      <w:r>
-        <w:rPr>
-          <w:rFonts w:ascii="Times New Roman" w:hAnsi="Times New Roman" w:cs="Times New Roman"/>
-          <w:b/>
-          <w:bCs/>
-          <w:sz w:val="24"/>
-          <w:szCs w:val="24"/>
-        </w:rPr>
-        <w:t>transfer learning</w:t>
-      </w:r>
-      <w:r>
-        <w:rPr>
-          <w:rFonts w:ascii="Times New Roman" w:hAnsi="Times New Roman" w:cs="Times New Roman"/>
-          <w:sz w:val="24"/>
-          <w:szCs w:val="24"/>
-        </w:rPr>
-        <w:t>.</w:t>
-      </w:r>
-    </w:p>
-    <w:p>
-      <w:pPr>
-        <w:numPr>
-          <w:ilvl w:val="0"/>
-          <w:numId w:val="18"/>
-        </w:numPr>
-        <w:rPr>
-          <w:rFonts w:ascii="Times New Roman" w:hAnsi="Times New Roman" w:cs="Times New Roman"/>
-          <w:sz w:val="24"/>
-          <w:szCs w:val="24"/>
-        </w:rPr>
-      </w:pPr>
-      <w:r>
-        <w:rPr>
-          <w:rFonts w:ascii="Times New Roman" w:hAnsi="Times New Roman" w:cs="Times New Roman"/>
-          <w:b/>
-          <w:bCs/>
-          <w:sz w:val="24"/>
-          <w:szCs w:val="24"/>
-        </w:rPr>
-        <w:t>Backend API Development:</w:t>
-      </w:r>
-      <w:r>
-        <w:rPr>
-          <w:rFonts w:ascii="Times New Roman" w:hAnsi="Times New Roman" w:cs="Times New Roman"/>
-          <w:sz w:val="24"/>
-          <w:szCs w:val="24"/>
-        </w:rPr>
-        <w:t xml:space="preserve"> Building the server-side logic in </w:t>
-      </w:r>
-      <w:r>
-        <w:rPr>
-          <w:rFonts w:ascii="Times New Roman" w:hAnsi="Times New Roman" w:cs="Times New Roman"/>
-          <w:b/>
-          <w:bCs/>
-          <w:sz w:val="24"/>
-          <w:szCs w:val="24"/>
-        </w:rPr>
-        <w:t>Flask</w:t>
-      </w:r>
-      <w:r>
-        <w:rPr>
-          <w:rFonts w:ascii="Times New Roman" w:hAnsi="Times New Roman" w:cs="Times New Roman"/>
-          <w:sz w:val="24"/>
-          <w:szCs w:val="24"/>
-        </w:rPr>
-        <w:t xml:space="preserve"> to handle image processing and model inference.</w:t>
-      </w:r>
-    </w:p>
-    <w:p>
-      <w:pPr>
-        <w:numPr>
-          <w:ilvl w:val="0"/>
-          <w:numId w:val="18"/>
-        </w:numPr>
-        <w:rPr>
-          <w:rFonts w:ascii="Times New Roman" w:hAnsi="Times New Roman" w:cs="Times New Roman"/>
-          <w:sz w:val="24"/>
-          <w:szCs w:val="24"/>
-        </w:rPr>
-      </w:pPr>
-      <w:r>
-        <w:rPr>
-          <w:rFonts w:ascii="Times New Roman" w:hAnsi="Times New Roman" w:cs="Times New Roman"/>
-          <w:b/>
-          <w:bCs/>
-          <w:sz w:val="24"/>
-          <w:szCs w:val="24"/>
-        </w:rPr>
-        <w:t>Frontend Integration:</w:t>
-      </w:r>
-      <w:r>
-        <w:rPr>
-          <w:rFonts w:ascii="Times New Roman" w:hAnsi="Times New Roman" w:cs="Times New Roman"/>
-          <w:sz w:val="24"/>
-          <w:szCs w:val="24"/>
-        </w:rPr>
-        <w:t xml:space="preserve"> Developing the user interface for real-time image uploads and results visualization.</w:t>
-      </w:r>
-    </w:p>
-    <w:p>
-      <w:pPr>
-        <w:numPr>
-          <w:ilvl w:val="0"/>
-          <w:numId w:val="18"/>
-        </w:numPr>
-        <w:rPr>
-          <w:rFonts w:ascii="Times New Roman" w:hAnsi="Times New Roman" w:cs="Times New Roman"/>
-          <w:sz w:val="24"/>
-          <w:szCs w:val="24"/>
-        </w:rPr>
-      </w:pPr>
-      <w:r>
-        <w:rPr>
-          <w:rFonts w:ascii="Times New Roman" w:hAnsi="Times New Roman" w:cs="Times New Roman"/>
-          <w:b/>
-          <w:bCs/>
-          <w:sz w:val="24"/>
-          <w:szCs w:val="24"/>
-        </w:rPr>
-        <w:t>Deployment:</w:t>
-      </w:r>
-      <w:r>
-        <w:rPr>
-          <w:rFonts w:ascii="Times New Roman" w:hAnsi="Times New Roman" w:cs="Times New Roman"/>
-          <w:sz w:val="24"/>
-          <w:szCs w:val="24"/>
-        </w:rPr>
-        <w:t xml:space="preserve"> Integrating all components into a functional web-based diagnostic tool.</w:t>
-      </w:r>
-    </w:p>
-    <w:p>
-      <w:pPr>
-        <w:rPr>
-          <w:rFonts w:ascii="Times New Roman" w:hAnsi="Times New Roman" w:cs="Times New Roman"/>
-          <w:sz w:val="24"/>
-          <w:szCs w:val="24"/>
-        </w:rPr>
-      </w:pPr>
-      <w:r>
-        <w:rPr>
-          <w:rFonts w:ascii="Times New Roman" w:hAnsi="Times New Roman" w:cs="Times New Roman"/>
-          <w:sz w:val="24"/>
-          <w:szCs w:val="24"/>
-        </w:rPr>
-        <w:pict w14:anchorId="1A004A1E">
-          <v:rect id="_x0000_i1027" style="width:0;height:1.5pt" o:hralign="center" o:hrstd="t" o:hr="t" fillcolor="#a0a0a0" stroked="f"/>
-        </w:pict>
-      </w:r>
-    </w:p>
-    <w:p>
-      <w:pPr>
-        <w:rPr>
-          <w:rFonts w:ascii="Times New Roman" w:hAnsi="Times New Roman" w:cs="Times New Roman"/>
-          <w:b/>
-          <w:bCs/>
-          <w:sz w:val="24"/>
-          <w:szCs w:val="24"/>
-        </w:rPr>
-      </w:pPr>
-    </w:p>
-    <w:p>
-      <w:pPr>
-        <w:rPr>
-          <w:rFonts w:ascii="Times New Roman" w:hAnsi="Times New Roman" w:cs="Times New Roman"/>
-          <w:b/>
-          <w:bCs/>
-          <w:sz w:val="24"/>
-          <w:szCs w:val="24"/>
-        </w:rPr>
-      </w:pPr>
-    </w:p>
-    <w:p>
-      <w:pPr>
-        <w:rPr>
-          <w:rFonts w:ascii="Times New Roman" w:hAnsi="Times New Roman" w:cs="Times New Roman"/>
-          <w:b/>
-          <w:bCs/>
-          <w:sz w:val="24"/>
-          <w:szCs w:val="24"/>
-        </w:rPr>
-      </w:pPr>
-    </w:p>
-    <w:p>
-      <w:pPr>
-        <w:rPr>
-          <w:rFonts w:ascii="Times New Roman" w:hAnsi="Times New Roman" w:cs="Times New Roman"/>
-          <w:b/>
-          <w:bCs/>
-          <w:sz w:val="24"/>
-          <w:szCs w:val="24"/>
-        </w:rPr>
-      </w:pPr>
-    </w:p>
-    <w:p>
-      <w:pPr>
-        <w:rPr>
-          <w:rFonts w:ascii="Times New Roman" w:hAnsi="Times New Roman" w:cs="Times New Roman"/>
-          <w:b/>
-          <w:bCs/>
-          <w:sz w:val="24"/>
-          <w:szCs w:val="24"/>
-        </w:rPr>
-      </w:pPr>
-    </w:p>
-    <w:p>
-      <w:pPr>
-        <w:rPr>
-          <w:rFonts w:ascii="Times New Roman" w:hAnsi="Times New Roman" w:cs="Times New Roman"/>
-          <w:b/>
-          <w:bCs/>
-          <w:sz w:val="24"/>
-          <w:szCs w:val="24"/>
-        </w:rPr>
-      </w:pPr>
-    </w:p>
-    <w:p>
-      <w:pPr>
-        <w:rPr>
-          <w:rFonts w:ascii="Times New Roman" w:hAnsi="Times New Roman" w:cs="Times New Roman"/>
-          <w:b/>
-          <w:bCs/>
-          <w:sz w:val="24"/>
-          <w:szCs w:val="24"/>
-        </w:rPr>
-      </w:pPr>
-    </w:p>
-    <w:p>
-      <w:pPr>
-        <w:rPr>
-          <w:rFonts w:ascii="Times New Roman" w:hAnsi="Times New Roman" w:cs="Times New Roman"/>
-          <w:sz w:val="24"/>
-          <w:szCs w:val="24"/>
-        </w:rPr>
-      </w:pPr>
-    </w:p>
-    <w:p>
-      <w:pPr>
-        <w:rPr>
-          <w:rFonts w:ascii="Times New Roman" w:hAnsi="Times New Roman" w:cs="Times New Roman"/>
-          <w:sz w:val="24"/>
-          <w:szCs w:val="24"/>
-        </w:rPr>
-      </w:pPr>
-    </w:p>
-    <w:p>
-      <w:pPr>
-        <w:jc w:val="center"/>
-        <w:rPr>
-          <w:rFonts w:ascii="Times New Roman" w:hAnsi="Times New Roman" w:cs="Times New Roman"/>
-          <w:b/>
-          <w:bCs/>
-          <w:sz w:val="28"/>
-          <w:szCs w:val="28"/>
-        </w:rPr>
-      </w:pPr>
-      <w:r>
-        <w:rPr>
-          <w:rFonts w:ascii="Times New Roman" w:hAnsi="Times New Roman" w:cs="Times New Roman"/>
-          <w:b/>
-          <w:bCs/>
-          <w:sz w:val="28"/>
-          <w:szCs w:val="28"/>
-        </w:rPr>
-        <w:lastRenderedPageBreak/>
         <w:t xml:space="preserve"> Dataset Specifications</w:t>
       </w:r>
     </w:p>
@@ -6057,57 +2805,6 @@
           <w:szCs w:val="24"/>
         </w:rPr>
         <w:t xml:space="preserve"> </w:t>
-      </w:r>
-    </w:p>
-    <w:p>
-      <w:pPr>
-        <w:rPr>
-          <w:rFonts w:ascii="Times New Roman" w:hAnsi="Times New Roman" w:cs="Times New Roman"/>
-          <w:sz w:val="24"/>
-          <w:szCs w:val="24"/>
-        </w:rPr>
-      </w:pPr>
-      <w:r>
-        <w:rPr>
-          <w:rFonts w:ascii="Times New Roman" w:hAnsi="Times New Roman" w:cs="Times New Roman"/>
-          <w:sz w:val="24"/>
-          <w:szCs w:val="24"/>
-        </w:rPr>
-        <w:t>Since CuraVision AI utilizes the Kaggle Chest X-ray Dataset rather than a traditional relational database for storage, the "schema" is defined by the directory structure and metadata of the image files. This organization ensures that the deep learning pipeline can efficiently load, augment, and process the data.</w:t>
-      </w:r>
-    </w:p>
-    <w:p>
-      <w:pPr>
-        <w:rPr>
-          <w:rFonts w:ascii="Times New Roman" w:hAnsi="Times New Roman" w:cs="Times New Roman"/>
-          <w:sz w:val="24"/>
-          <w:szCs w:val="24"/>
-        </w:rPr>
-      </w:pPr>
-      <w:r>
-        <w:rPr>
-          <w:rFonts w:ascii="Times New Roman" w:hAnsi="Times New Roman" w:cs="Times New Roman"/>
-          <w:sz w:val="24"/>
-          <w:szCs w:val="24"/>
-        </w:rPr>
-        <w:t>Dataset Directory Structure</w:t>
-      </w:r>
-    </w:p>
-    <w:p>
-      <w:pPr>
-        <w:rPr>
-          <w:rFonts w:ascii="Times New Roman" w:hAnsi="Times New Roman" w:cs="Times New Roman"/>
-          <w:sz w:val="24"/>
-          <w:szCs w:val="24"/>
-        </w:rPr>
-      </w:pPr>
-      <w:r>
-        <w:rPr>
-          <w:rFonts w:ascii="Times New Roman" w:hAnsi="Times New Roman" w:cs="Times New Roman"/>
-          <w:sz w:val="24"/>
-          <w:szCs w:val="24"/>
-        </w:rPr>
-        <w:t>The following table defines the organization of the Kaggle files used to train, validate, and test the model.</w:t>
       </w:r>
     </w:p>
     <w:tbl>
@@ -6344,8 +3041,18 @@
                 <w:sz w:val="24"/>
                 <w:szCs w:val="24"/>
               </w:rPr>
-              <w:t>.jpeg / .png</w:t>
-            </w:r>
+              <w:t>.jpeg / .</w:t>
+            </w:r>
+            <w:proofErr w:type="spellStart"/>
+            <w:r>
+              <w:rPr>
+                <w:rFonts w:ascii="Times New Roman" w:hAnsi="Times New Roman" w:cs="Times New Roman"/>
+                <w:sz w:val="24"/>
+                <w:szCs w:val="24"/>
+              </w:rPr>
+              <w:t>png</w:t>
+            </w:r>
+            <w:proofErr w:type="spellEnd"/>
           </w:p>
         </w:tc>
         <w:tc>
@@ -6469,8 +3176,18 @@
                 <w:sz w:val="24"/>
                 <w:szCs w:val="24"/>
               </w:rPr>
-              <w:t>.jpeg / .png</w:t>
-            </w:r>
+              <w:t>.jpeg / .</w:t>
+            </w:r>
+            <w:proofErr w:type="spellStart"/>
+            <w:r>
+              <w:rPr>
+                <w:rFonts w:ascii="Times New Roman" w:hAnsi="Times New Roman" w:cs="Times New Roman"/>
+                <w:sz w:val="24"/>
+                <w:szCs w:val="24"/>
+              </w:rPr>
+              <w:t>png</w:t>
+            </w:r>
+            <w:proofErr w:type="spellEnd"/>
           </w:p>
         </w:tc>
         <w:tc>
@@ -6528,13 +3245,23 @@
                 <w:szCs w:val="24"/>
               </w:rPr>
             </w:pPr>
-            <w:r>
-              <w:rPr>
-                <w:rFonts w:ascii="Times New Roman" w:hAnsi="Times New Roman" w:cs="Times New Roman"/>
-                <w:sz w:val="24"/>
-                <w:szCs w:val="24"/>
-              </w:rPr>
-              <w:t>val/</w:t>
+            <w:proofErr w:type="spellStart"/>
+            <w:r>
+              <w:rPr>
+                <w:rFonts w:ascii="Times New Roman" w:hAnsi="Times New Roman" w:cs="Times New Roman"/>
+                <w:sz w:val="24"/>
+                <w:szCs w:val="24"/>
+              </w:rPr>
+              <w:t>val</w:t>
+            </w:r>
+            <w:proofErr w:type="spellEnd"/>
+            <w:r>
+              <w:rPr>
+                <w:rFonts w:ascii="Times New Roman" w:hAnsi="Times New Roman" w:cs="Times New Roman"/>
+                <w:sz w:val="24"/>
+                <w:szCs w:val="24"/>
+              </w:rPr>
+              <w:t>/</w:t>
             </w:r>
           </w:p>
         </w:tc>
@@ -6594,8 +3321,18 @@
                 <w:sz w:val="24"/>
                 <w:szCs w:val="24"/>
               </w:rPr>
-              <w:t>.jpeg / .png</w:t>
-            </w:r>
+              <w:t>.jpeg / .</w:t>
+            </w:r>
+            <w:proofErr w:type="spellStart"/>
+            <w:r>
+              <w:rPr>
+                <w:rFonts w:ascii="Times New Roman" w:hAnsi="Times New Roman" w:cs="Times New Roman"/>
+                <w:sz w:val="24"/>
+                <w:szCs w:val="24"/>
+              </w:rPr>
+              <w:t>png</w:t>
+            </w:r>
+            <w:proofErr w:type="spellEnd"/>
           </w:p>
         </w:tc>
         <w:tc>
@@ -6631,530 +3368,96 @@
       </w:tr>
     </w:tbl>
     <w:p>
-      <w:pPr>
-        <w:rPr>
-          <w:rFonts w:ascii="Times New Roman" w:hAnsi="Times New Roman" w:cs="Times New Roman"/>
-          <w:sz w:val="24"/>
-          <w:szCs w:val="24"/>
-        </w:rPr>
-      </w:pPr>
-      <w:r>
-        <w:rPr>
-          <w:rFonts w:ascii="Times New Roman" w:hAnsi="Times New Roman" w:cs="Times New Roman"/>
-          <w:sz w:val="24"/>
-          <w:szCs w:val="24"/>
-        </w:rPr>
-        <w:pict w14:anchorId="3D92A582">
-          <v:rect id="_x0000_i1028" style="width:0;height:1.5pt" o:hrstd="t" o:hr="t" fillcolor="#a0a0a0" stroked="f"/>
-        </w:pict>
-      </w:r>
-    </w:p>
-    <w:p>
-      <w:pPr>
-        <w:rPr>
-          <w:rFonts w:ascii="Times New Roman" w:hAnsi="Times New Roman" w:cs="Times New Roman"/>
-          <w:sz w:val="24"/>
-          <w:szCs w:val="24"/>
-        </w:rPr>
-      </w:pPr>
-      <w:r>
-        <w:rPr>
-          <w:rFonts w:ascii="Times New Roman" w:hAnsi="Times New Roman" w:cs="Times New Roman"/>
-          <w:sz w:val="24"/>
-          <w:szCs w:val="24"/>
-        </w:rPr>
-        <w:t xml:space="preserve">7.1. </w:t>
-      </w:r>
-      <w:r>
-        <w:rPr>
-          <w:rFonts w:ascii="Times New Roman" w:hAnsi="Times New Roman" w:cs="Times New Roman"/>
-          <w:sz w:val="24"/>
-          <w:szCs w:val="24"/>
-        </w:rPr>
-        <w:t>Data Attributes &amp; Metadata</w:t>
-      </w:r>
-    </w:p>
-    <w:p>
-      <w:pPr>
-        <w:rPr>
-          <w:rFonts w:ascii="Times New Roman" w:hAnsi="Times New Roman" w:cs="Times New Roman"/>
-          <w:sz w:val="24"/>
-          <w:szCs w:val="24"/>
-        </w:rPr>
-      </w:pPr>
-      <w:r>
-        <w:rPr>
-          <w:rFonts w:ascii="Times New Roman" w:hAnsi="Times New Roman" w:cs="Times New Roman"/>
-          <w:sz w:val="24"/>
-          <w:szCs w:val="24"/>
-        </w:rPr>
-        <w:t>While not stored in a SQL table, each image file contains intrinsic attributes that the CuraVision AI system processes during inference.</w:t>
-      </w:r>
-    </w:p>
-    <w:p>
-      <w:pPr>
-        <w:numPr>
-          <w:ilvl w:val="0"/>
-          <w:numId w:val="27"/>
-        </w:numPr>
-        <w:rPr>
-          <w:rFonts w:ascii="Times New Roman" w:hAnsi="Times New Roman" w:cs="Times New Roman"/>
-          <w:sz w:val="24"/>
-          <w:szCs w:val="24"/>
-        </w:rPr>
-      </w:pPr>
-      <w:r>
-        <w:rPr>
-          <w:rFonts w:ascii="Times New Roman" w:hAnsi="Times New Roman" w:cs="Times New Roman"/>
-          <w:sz w:val="24"/>
-          <w:szCs w:val="24"/>
-        </w:rPr>
-        <w:t>Image_ID (Filename): A unique identifier for each X-ray image within the dataset.</w:t>
-      </w:r>
-    </w:p>
-    <w:p>
-      <w:pPr>
-        <w:numPr>
-          <w:ilvl w:val="0"/>
-          <w:numId w:val="27"/>
-        </w:numPr>
-        <w:rPr>
-          <w:rFonts w:ascii="Times New Roman" w:hAnsi="Times New Roman" w:cs="Times New Roman"/>
-          <w:sz w:val="24"/>
-          <w:szCs w:val="24"/>
-        </w:rPr>
-      </w:pPr>
-      <w:r>
-        <w:rPr>
-          <w:rFonts w:ascii="Times New Roman" w:hAnsi="Times New Roman" w:cs="Times New Roman"/>
-          <w:sz w:val="24"/>
-          <w:szCs w:val="24"/>
-        </w:rPr>
-        <w:t>Label (Category): The classification provided by the folder name (NORMAL or PNEUMONIA) used as the ground truth.</w:t>
-      </w:r>
-    </w:p>
-    <w:p>
-      <w:pPr>
-        <w:numPr>
-          <w:ilvl w:val="0"/>
-          <w:numId w:val="27"/>
-        </w:numPr>
-        <w:rPr>
-          <w:rFonts w:ascii="Times New Roman" w:hAnsi="Times New Roman" w:cs="Times New Roman"/>
-          <w:sz w:val="24"/>
-          <w:szCs w:val="24"/>
-        </w:rPr>
-      </w:pPr>
-      <w:r>
-        <w:rPr>
-          <w:rFonts w:ascii="Times New Roman" w:hAnsi="Times New Roman" w:cs="Times New Roman"/>
-          <w:sz w:val="24"/>
-          <w:szCs w:val="24"/>
-        </w:rPr>
-        <w:t>Dimensions: Standardized to 224×224 pixels to meet the input requirements of the MobileNetV2 architecture.</w:t>
-      </w:r>
-    </w:p>
-    <w:p>
-      <w:pPr>
-        <w:numPr>
-          <w:ilvl w:val="0"/>
-          <w:numId w:val="27"/>
-        </w:numPr>
-        <w:rPr>
-          <w:rFonts w:ascii="Times New Roman" w:hAnsi="Times New Roman" w:cs="Times New Roman"/>
-          <w:sz w:val="24"/>
-          <w:szCs w:val="24"/>
-        </w:rPr>
-      </w:pPr>
-      <w:r>
-        <w:rPr>
-          <w:rFonts w:ascii="Times New Roman" w:hAnsi="Times New Roman" w:cs="Times New Roman"/>
-          <w:sz w:val="24"/>
-          <w:szCs w:val="24"/>
-        </w:rPr>
-        <w:t>Color Depth: Grayscale (single channel) images, often converted to 3-channel (RGB) to maintain compatibility with pre-trained weights.</w:t>
-      </w:r>
-    </w:p>
-    <w:p>
-      <w:pPr>
-        <w:numPr>
-          <w:ilvl w:val="0"/>
-          <w:numId w:val="27"/>
-        </w:numPr>
-        <w:rPr>
-          <w:rFonts w:ascii="Times New Roman" w:hAnsi="Times New Roman" w:cs="Times New Roman"/>
-          <w:sz w:val="24"/>
-          <w:szCs w:val="24"/>
-        </w:rPr>
-      </w:pPr>
-      <w:r>
-        <w:rPr>
-          <w:rFonts w:ascii="Times New Roman" w:hAnsi="Times New Roman" w:cs="Times New Roman"/>
-          <w:sz w:val="24"/>
-          <w:szCs w:val="24"/>
-        </w:rPr>
-        <w:t>Class Distribution: Approximately 74% PNEUMONIA and 26% NORMAL, reflecting real-world clinical imbalances.</w:t>
-      </w:r>
-    </w:p>
-    <w:p>
-      <w:pPr>
-        <w:rPr>
-          <w:rFonts w:ascii="Times New Roman" w:hAnsi="Times New Roman" w:cs="Times New Roman"/>
-          <w:sz w:val="24"/>
-          <w:szCs w:val="24"/>
-        </w:rPr>
-      </w:pPr>
-      <w:r>
-        <w:rPr>
-          <w:rFonts w:ascii="Times New Roman" w:hAnsi="Times New Roman" w:cs="Times New Roman"/>
-          <w:sz w:val="24"/>
-          <w:szCs w:val="24"/>
-        </w:rPr>
-        <w:pict w14:anchorId="3DE44EE8">
-          <v:rect id="_x0000_i1029" style="width:0;height:1.5pt" o:hrstd="t" o:hr="t" fillcolor="#a0a0a0" stroked="f"/>
-        </w:pict>
-      </w:r>
-    </w:p>
-    <w:p>
-      <w:pPr>
-        <w:rPr>
-          <w:rFonts w:ascii="Times New Roman" w:hAnsi="Times New Roman" w:cs="Times New Roman"/>
-          <w:sz w:val="24"/>
-          <w:szCs w:val="24"/>
-        </w:rPr>
-      </w:pPr>
-      <w:r>
-        <w:rPr>
-          <w:rFonts w:ascii="Times New Roman" w:hAnsi="Times New Roman" w:cs="Times New Roman"/>
-          <w:sz w:val="24"/>
-          <w:szCs w:val="24"/>
-        </w:rPr>
-        <w:t xml:space="preserve">7.2. </w:t>
-      </w:r>
-      <w:r>
-        <w:rPr>
-          <w:rFonts w:ascii="Times New Roman" w:hAnsi="Times New Roman" w:cs="Times New Roman"/>
-          <w:sz w:val="24"/>
-          <w:szCs w:val="24"/>
-        </w:rPr>
-        <w:t>Dataset Integrity &amp; Validation</w:t>
-      </w:r>
-    </w:p>
-    <w:p>
-      <w:pPr>
-        <w:rPr>
-          <w:rFonts w:ascii="Times New Roman" w:hAnsi="Times New Roman" w:cs="Times New Roman"/>
-          <w:sz w:val="24"/>
-          <w:szCs w:val="24"/>
-        </w:rPr>
-      </w:pPr>
-      <w:r>
-        <w:rPr>
-          <w:rFonts w:ascii="Times New Roman" w:hAnsi="Times New Roman" w:cs="Times New Roman"/>
-          <w:sz w:val="24"/>
-          <w:szCs w:val="24"/>
-        </w:rPr>
-        <w:t>To maintain high reliability, CuraVision AI implements the following "constraints" on the dataset input:</w:t>
-      </w:r>
-    </w:p>
-    <w:p>
-      <w:pPr>
-        <w:numPr>
-          <w:ilvl w:val="0"/>
-          <w:numId w:val="28"/>
-        </w:numPr>
-        <w:rPr>
-          <w:rFonts w:ascii="Times New Roman" w:hAnsi="Times New Roman" w:cs="Times New Roman"/>
-          <w:sz w:val="24"/>
-          <w:szCs w:val="24"/>
-        </w:rPr>
-      </w:pPr>
-      <w:r>
-        <w:rPr>
-          <w:rFonts w:ascii="Times New Roman" w:hAnsi="Times New Roman" w:cs="Times New Roman"/>
-          <w:sz w:val="24"/>
-          <w:szCs w:val="24"/>
-        </w:rPr>
-        <w:lastRenderedPageBreak/>
-        <w:t>Integrity Check: The Stage 1 (OOD) model ensures that only images conforming to the "Chest X-ray" domain are passed to the classifier.</w:t>
-      </w:r>
-    </w:p>
-    <w:p>
-      <w:pPr>
-        <w:numPr>
-          <w:ilvl w:val="0"/>
-          <w:numId w:val="28"/>
-        </w:numPr>
-        <w:rPr>
-          <w:rFonts w:ascii="Times New Roman" w:hAnsi="Times New Roman" w:cs="Times New Roman"/>
-          <w:sz w:val="24"/>
-          <w:szCs w:val="24"/>
-        </w:rPr>
-      </w:pPr>
-      <w:r>
-        <w:rPr>
-          <w:rFonts w:ascii="Times New Roman" w:hAnsi="Times New Roman" w:cs="Times New Roman"/>
-          <w:sz w:val="24"/>
-          <w:szCs w:val="24"/>
-        </w:rPr>
-        <w:t>Normalization: All pixel values are scaled to a range (typically 0 to 1 or -1 to 1) to stabilize the gradient during training.</w:t>
-      </w:r>
-    </w:p>
-    <w:p>
-      <w:pPr>
-        <w:numPr>
-          <w:ilvl w:val="0"/>
-          <w:numId w:val="28"/>
-        </w:numPr>
-        <w:rPr>
-          <w:rFonts w:ascii="Times New Roman" w:hAnsi="Times New Roman" w:cs="Times New Roman"/>
-          <w:sz w:val="24"/>
-          <w:szCs w:val="24"/>
-        </w:rPr>
-      </w:pPr>
-      <w:r>
-        <w:rPr>
-          <w:rFonts w:ascii="Times New Roman" w:hAnsi="Times New Roman" w:cs="Times New Roman"/>
-          <w:sz w:val="24"/>
-          <w:szCs w:val="24"/>
-        </w:rPr>
-        <w:t>Shuffle: The training data is randomized in each epoch to ensure the model does not learn the sequence of images.</w:t>
-      </w:r>
-    </w:p>
-    <w:p>
-      <w:pPr>
-        <w:rPr>
-          <w:rFonts w:ascii="Times New Roman" w:hAnsi="Times New Roman" w:cs="Times New Roman"/>
-          <w:sz w:val="24"/>
-          <w:szCs w:val="24"/>
-        </w:rPr>
-      </w:pPr>
-    </w:p>
-    <w:p>
-      <w:pPr>
-        <w:rPr>
-          <w:rFonts w:ascii="Times New Roman" w:hAnsi="Times New Roman" w:cs="Times New Roman"/>
-          <w:sz w:val="24"/>
-          <w:szCs w:val="24"/>
-        </w:rPr>
-      </w:pPr>
-    </w:p>
-    <w:p>
-      <w:pPr>
-        <w:rPr>
-          <w:rFonts w:ascii="Times New Roman" w:hAnsi="Times New Roman" w:cs="Times New Roman"/>
-          <w:sz w:val="24"/>
-          <w:szCs w:val="24"/>
-        </w:rPr>
-      </w:pPr>
-    </w:p>
-    <w:p>
-      <w:pPr>
-        <w:rPr>
-          <w:rFonts w:ascii="Times New Roman" w:hAnsi="Times New Roman" w:cs="Times New Roman"/>
-          <w:sz w:val="24"/>
-          <w:szCs w:val="24"/>
-        </w:rPr>
-      </w:pPr>
-    </w:p>
-    <w:p>
-      <w:pPr>
-        <w:rPr>
-          <w:rFonts w:ascii="Times New Roman" w:hAnsi="Times New Roman" w:cs="Times New Roman"/>
-          <w:sz w:val="24"/>
-          <w:szCs w:val="24"/>
-        </w:rPr>
-      </w:pPr>
-    </w:p>
-    <w:p>
-      <w:pPr>
-        <w:rPr>
-          <w:rFonts w:ascii="Times New Roman" w:hAnsi="Times New Roman" w:cs="Times New Roman"/>
-          <w:sz w:val="24"/>
-          <w:szCs w:val="24"/>
-        </w:rPr>
-      </w:pPr>
-    </w:p>
-    <w:p>
-      <w:pPr>
-        <w:rPr>
-          <w:rFonts w:ascii="Times New Roman" w:hAnsi="Times New Roman" w:cs="Times New Roman"/>
-          <w:sz w:val="24"/>
-          <w:szCs w:val="24"/>
-        </w:rPr>
-      </w:pPr>
-    </w:p>
-    <w:p>
-      <w:pPr>
-        <w:rPr>
-          <w:rFonts w:ascii="Times New Roman" w:hAnsi="Times New Roman" w:cs="Times New Roman"/>
-          <w:sz w:val="24"/>
-          <w:szCs w:val="24"/>
-        </w:rPr>
-      </w:pPr>
-    </w:p>
-    <w:p>
-      <w:pPr>
-        <w:rPr>
-          <w:rFonts w:ascii="Times New Roman" w:hAnsi="Times New Roman" w:cs="Times New Roman"/>
-          <w:sz w:val="24"/>
-          <w:szCs w:val="24"/>
-        </w:rPr>
-      </w:pPr>
-    </w:p>
-    <w:p>
-      <w:pPr>
-        <w:rPr>
-          <w:rFonts w:ascii="Times New Roman" w:hAnsi="Times New Roman" w:cs="Times New Roman"/>
-          <w:sz w:val="24"/>
-          <w:szCs w:val="24"/>
-        </w:rPr>
-      </w:pPr>
-    </w:p>
-    <w:p>
-      <w:pPr>
-        <w:rPr>
-          <w:rFonts w:ascii="Times New Roman" w:hAnsi="Times New Roman" w:cs="Times New Roman"/>
-          <w:sz w:val="24"/>
-          <w:szCs w:val="24"/>
-        </w:rPr>
-      </w:pPr>
-    </w:p>
-    <w:p>
-      <w:pPr>
-        <w:rPr>
-          <w:rFonts w:ascii="Times New Roman" w:hAnsi="Times New Roman" w:cs="Times New Roman"/>
-          <w:sz w:val="24"/>
-          <w:szCs w:val="24"/>
-        </w:rPr>
-      </w:pPr>
-    </w:p>
-    <w:p>
-      <w:pPr>
-        <w:rPr>
-          <w:rFonts w:ascii="Times New Roman" w:hAnsi="Times New Roman" w:cs="Times New Roman"/>
-          <w:sz w:val="24"/>
-          <w:szCs w:val="24"/>
-        </w:rPr>
-      </w:pPr>
-    </w:p>
-    <w:p>
-      <w:pPr>
-        <w:rPr>
-          <w:rFonts w:ascii="Times New Roman" w:hAnsi="Times New Roman" w:cs="Times New Roman"/>
-          <w:sz w:val="24"/>
-          <w:szCs w:val="24"/>
-        </w:rPr>
-      </w:pPr>
-    </w:p>
-    <w:p>
-      <w:pPr>
-        <w:rPr>
-          <w:rFonts w:ascii="Times New Roman" w:hAnsi="Times New Roman" w:cs="Times New Roman"/>
-          <w:sz w:val="24"/>
-          <w:szCs w:val="24"/>
-        </w:rPr>
-      </w:pPr>
-    </w:p>
-    <w:p>
-      <w:pPr>
-        <w:rPr>
-          <w:rFonts w:ascii="Times New Roman" w:hAnsi="Times New Roman" w:cs="Times New Roman"/>
-          <w:sz w:val="24"/>
-          <w:szCs w:val="24"/>
-        </w:rPr>
-      </w:pPr>
-    </w:p>
-    <w:p>
-      <w:pPr>
-        <w:rPr>
-          <w:rFonts w:ascii="Times New Roman" w:hAnsi="Times New Roman" w:cs="Times New Roman"/>
-          <w:sz w:val="24"/>
-          <w:szCs w:val="24"/>
-        </w:rPr>
-      </w:pPr>
-    </w:p>
-    <w:p>
-      <w:pPr>
-        <w:rPr>
-          <w:rFonts w:ascii="Times New Roman" w:hAnsi="Times New Roman" w:cs="Times New Roman"/>
-          <w:sz w:val="24"/>
-          <w:szCs w:val="24"/>
-        </w:rPr>
-      </w:pPr>
-    </w:p>
-    <w:p>
-      <w:pPr>
-        <w:rPr>
-          <w:rFonts w:ascii="Times New Roman" w:hAnsi="Times New Roman" w:cs="Times New Roman"/>
-          <w:sz w:val="24"/>
-          <w:szCs w:val="24"/>
-        </w:rPr>
-      </w:pPr>
-    </w:p>
-    <w:p>
-      <w:pPr>
-        <w:rPr>
-          <w:rFonts w:ascii="Times New Roman" w:hAnsi="Times New Roman" w:cs="Times New Roman"/>
-          <w:sz w:val="24"/>
-          <w:szCs w:val="24"/>
-        </w:rPr>
-      </w:pPr>
-    </w:p>
-    <w:p>
-      <w:pPr>
-        <w:rPr>
-          <w:rFonts w:ascii="Times New Roman" w:hAnsi="Times New Roman" w:cs="Times New Roman"/>
-          <w:sz w:val="24"/>
-          <w:szCs w:val="24"/>
-        </w:rPr>
-      </w:pPr>
-    </w:p>
-    <w:p>
-      <w:pPr>
-        <w:rPr>
-          <w:rFonts w:ascii="Times New Roman" w:hAnsi="Times New Roman" w:cs="Times New Roman"/>
-          <w:sz w:val="24"/>
-          <w:szCs w:val="24"/>
-        </w:rPr>
-      </w:pPr>
-    </w:p>
-    <w:p>
-      <w:pPr>
-        <w:rPr>
-          <w:rFonts w:ascii="Times New Roman" w:hAnsi="Times New Roman" w:cs="Times New Roman"/>
-          <w:sz w:val="24"/>
-          <w:szCs w:val="24"/>
-        </w:rPr>
-      </w:pPr>
-    </w:p>
-    <w:p>
-      <w:pPr>
-        <w:rPr>
-          <w:rFonts w:ascii="Times New Roman" w:hAnsi="Times New Roman" w:cs="Times New Roman"/>
-          <w:sz w:val="24"/>
-          <w:szCs w:val="24"/>
-        </w:rPr>
-      </w:pPr>
-    </w:p>
-    <w:p>
-      <w:pPr>
-        <w:rPr>
-          <w:rFonts w:ascii="Times New Roman" w:hAnsi="Times New Roman" w:cs="Times New Roman"/>
-          <w:sz w:val="24"/>
-          <w:szCs w:val="24"/>
-        </w:rPr>
-      </w:pPr>
-    </w:p>
-    <w:p>
-      <w:pPr>
-        <w:rPr>
-          <w:rFonts w:ascii="Times New Roman" w:hAnsi="Times New Roman" w:cs="Times New Roman"/>
-          <w:sz w:val="24"/>
-          <w:szCs w:val="24"/>
-        </w:rPr>
-      </w:pPr>
-    </w:p>
+      <w:r>
+        <w:t>CuraVision AI uses both ML training datasets and runtime application data.</w:t>
+      </w:r>
+    </w:p>
+    <w:p>
+      <w:r>
+        <w:t>Primary Classification Dataset</w:t>
+      </w:r>
+    </w:p>
+    <w:p>
+      <w:r>
+        <w:t>Source: Kaggle Chest X-ray Pneumonia dataset (NORMAL and PNEUMONIA classes).</w:t>
+      </w:r>
+    </w:p>
+    <w:p>
+      <w:r>
+        <w:t>Usage: Training/evaluation of the TensorFlow pneumonia classifier.</w:t>
+      </w:r>
+    </w:p>
+    <w:p>
+      <w:r>
+        <w:t>Detector Dataset</w:t>
+      </w:r>
+    </w:p>
+    <w:p>
+      <w:r>
+        <w:t>Source Structure: detector_dataset with chest_xray and not_chest_xray classes.</w:t>
+      </w:r>
+    </w:p>
+    <w:p>
+      <w:r>
+        <w:t>Usage: Supporting suitability gating logic and rejection behavior for non-chest images.</w:t>
+      </w:r>
+    </w:p>
+    <w:p>
+      <w:r>
+        <w:t>Runtime Application Dataset (Database-backed)</w:t>
+      </w:r>
+    </w:p>
+    <w:p>
+      <w:r>
+        <w:t>Storage: SQLite database plus uploads directory for xray/photo assets.</w:t>
+      </w:r>
+    </w:p>
+    <w:p>
+      <w:r>
+        <w:t>Data Captured: patient id, demographics, symptoms, image metadata/blobs, prediction, confidence, insights, timestamp.</w:t>
+      </w:r>
+    </w:p>
+    <w:p>
+      <w:r>
+        <w:t>7.1 Data Attributes and Metadata</w:t>
+      </w:r>
+    </w:p>
+    <w:p>
+      <w:r>
+        <w:t>Case_ID / Patient Identifier: Tracks case history and patient report access path.</w:t>
+      </w:r>
+    </w:p>
+    <w:p>
+      <w:r>
+        <w:t>Prediction Fields: NORMAL/PNEUMONIA output, confidence score, and helper-generated insights.</w:t>
+      </w:r>
+    </w:p>
+    <w:p>
+      <w:r>
+        <w:t>Media Fields: File paths plus optional blob copies and MIME types for robust report rendering.</w:t>
+      </w:r>
+    </w:p>
+    <w:p>
+      <w:r>
+        <w:t>7.2 Dataset Integrity and Validation</w:t>
+      </w:r>
+    </w:p>
+    <w:p>
+      <w:r>
+        <w:t>Input Validation: Extension and format checks on upload.</w:t>
+      </w:r>
+    </w:p>
+    <w:p>
+      <w:r>
+        <w:t>Clinical Relevance Validation: Chest suitability screening before classification.</w:t>
+      </w:r>
+    </w:p>
+    <w:p>
+      <w:r>
+        <w:t>Preprocessing Consistency: Resize and normalization pipeline aligned to model requirements.</w:t>
+      </w:r>
+    </w:p>
+    <w:p/>
     <w:p>
       <w:pPr>
         <w:jc w:val="center"/>
@@ -7174,7 +3477,6 @@
           <w:sz w:val="24"/>
           <w:szCs w:val="24"/>
         </w:rPr>
-        <w:lastRenderedPageBreak/>
         <w:t>Testing and Evaluation</w:t>
       </w:r>
     </w:p>
@@ -7187,469 +3489,82 @@
         </w:rPr>
       </w:pPr>
       <w:r>
-        <w:rPr>
-          <w:rFonts w:ascii="Times New Roman" w:hAnsi="Times New Roman" w:cs="Times New Roman"/>
-          <w:b/>
-          <w:bCs/>
-          <w:sz w:val="24"/>
-          <w:szCs w:val="24"/>
-        </w:rPr>
-        <w:t>8</w:t>
-      </w:r>
-      <w:r>
-        <w:rPr>
-          <w:rFonts w:ascii="Times New Roman" w:hAnsi="Times New Roman" w:cs="Times New Roman"/>
-          <w:b/>
-          <w:bCs/>
-          <w:sz w:val="24"/>
-          <w:szCs w:val="24"/>
-        </w:rPr>
-        <w:t>. Testing and Evaluations</w:t>
-      </w:r>
-      <w:r>
-        <w:rPr>
-          <w:rFonts w:ascii="Times New Roman" w:hAnsi="Times New Roman" w:cs="Times New Roman"/>
-          <w:sz w:val="24"/>
-          <w:szCs w:val="24"/>
-        </w:rPr>
-        <w:t xml:space="preserve"> </w:t>
-      </w:r>
-    </w:p>
-    <w:p>
-      <w:pPr>
-        <w:rPr>
-          <w:rFonts w:ascii="Times New Roman" w:hAnsi="Times New Roman" w:cs="Times New Roman"/>
-          <w:sz w:val="24"/>
-          <w:szCs w:val="24"/>
-        </w:rPr>
-      </w:pPr>
-      <w:r>
-        <w:rPr>
-          <w:rFonts w:ascii="Times New Roman" w:hAnsi="Times New Roman" w:cs="Times New Roman"/>
-          <w:sz w:val="24"/>
-          <w:szCs w:val="24"/>
-        </w:rPr>
-        <w:t xml:space="preserve">To ensure </w:t>
-      </w:r>
-      <w:r>
-        <w:rPr>
-          <w:rFonts w:ascii="Times New Roman" w:hAnsi="Times New Roman" w:cs="Times New Roman"/>
-          <w:b/>
-          <w:bCs/>
-          <w:sz w:val="24"/>
-          <w:szCs w:val="24"/>
-        </w:rPr>
-        <w:t>CuraVision AI</w:t>
-      </w:r>
-      <w:r>
-        <w:rPr>
-          <w:rFonts w:ascii="Times New Roman" w:hAnsi="Times New Roman" w:cs="Times New Roman"/>
-          <w:sz w:val="24"/>
-          <w:szCs w:val="24"/>
-        </w:rPr>
-        <w:t xml:space="preserve"> provides reliable medical insights, the following testing protocols are implemented:</w:t>
-      </w:r>
-    </w:p>
-    <w:p>
-      <w:pPr>
-        <w:numPr>
-          <w:ilvl w:val="0"/>
-          <w:numId w:val="19"/>
-        </w:numPr>
-        <w:rPr>
-          <w:rFonts w:ascii="Times New Roman" w:hAnsi="Times New Roman" w:cs="Times New Roman"/>
-          <w:sz w:val="24"/>
-          <w:szCs w:val="24"/>
-        </w:rPr>
-      </w:pPr>
-      <w:r>
-        <w:rPr>
-          <w:rFonts w:ascii="Times New Roman" w:hAnsi="Times New Roman" w:cs="Times New Roman"/>
-          <w:b/>
-          <w:bCs/>
-          <w:sz w:val="24"/>
-          <w:szCs w:val="24"/>
-        </w:rPr>
-        <w:t>Functional Testing:</w:t>
-      </w:r>
-      <w:r>
-        <w:rPr>
-          <w:rFonts w:ascii="Times New Roman" w:hAnsi="Times New Roman" w:cs="Times New Roman"/>
-          <w:sz w:val="24"/>
-          <w:szCs w:val="24"/>
-        </w:rPr>
-        <w:t xml:space="preserve"> Verifying that all system features, such as image uploading and dashboard navigation, work as intended.</w:t>
-      </w:r>
-    </w:p>
-    <w:p>
-      <w:pPr>
-        <w:numPr>
-          <w:ilvl w:val="0"/>
-          <w:numId w:val="19"/>
-        </w:numPr>
-        <w:rPr>
-          <w:rFonts w:ascii="Times New Roman" w:hAnsi="Times New Roman" w:cs="Times New Roman"/>
-          <w:sz w:val="24"/>
-          <w:szCs w:val="24"/>
-        </w:rPr>
-      </w:pPr>
-      <w:r>
-        <w:rPr>
-          <w:rFonts w:ascii="Times New Roman" w:hAnsi="Times New Roman" w:cs="Times New Roman"/>
-          <w:b/>
-          <w:bCs/>
-          <w:sz w:val="24"/>
-          <w:szCs w:val="24"/>
-        </w:rPr>
-        <w:t>Validation Testing:</w:t>
-      </w:r>
-      <w:r>
-        <w:rPr>
-          <w:rFonts w:ascii="Times New Roman" w:hAnsi="Times New Roman" w:cs="Times New Roman"/>
-          <w:sz w:val="24"/>
-          <w:szCs w:val="24"/>
-        </w:rPr>
-        <w:t xml:space="preserve"> Ensuring the first-stage model correctly identifies and rejects </w:t>
-      </w:r>
-      <w:r>
-        <w:rPr>
-          <w:rFonts w:ascii="Times New Roman" w:hAnsi="Times New Roman" w:cs="Times New Roman"/>
-          <w:b/>
-          <w:bCs/>
-          <w:sz w:val="24"/>
-          <w:szCs w:val="24"/>
-        </w:rPr>
-        <w:t>Out-of-Distribution (OOD)</w:t>
-      </w:r>
-      <w:r>
-        <w:rPr>
-          <w:rFonts w:ascii="Times New Roman" w:hAnsi="Times New Roman" w:cs="Times New Roman"/>
-          <w:sz w:val="24"/>
-          <w:szCs w:val="24"/>
-        </w:rPr>
-        <w:t xml:space="preserve"> images.</w:t>
-      </w:r>
-    </w:p>
-    <w:p>
-      <w:pPr>
-        <w:numPr>
-          <w:ilvl w:val="0"/>
-          <w:numId w:val="19"/>
-        </w:numPr>
-        <w:rPr>
-          <w:rFonts w:ascii="Times New Roman" w:hAnsi="Times New Roman" w:cs="Times New Roman"/>
-          <w:sz w:val="24"/>
-          <w:szCs w:val="24"/>
-        </w:rPr>
-      </w:pPr>
-      <w:r>
-        <w:rPr>
-          <w:rFonts w:ascii="Times New Roman" w:hAnsi="Times New Roman" w:cs="Times New Roman"/>
-          <w:b/>
-          <w:bCs/>
-          <w:sz w:val="24"/>
-          <w:szCs w:val="24"/>
-        </w:rPr>
-        <w:t>Accuracy Evaluation:</w:t>
-      </w:r>
-      <w:r>
-        <w:rPr>
-          <w:rFonts w:ascii="Times New Roman" w:hAnsi="Times New Roman" w:cs="Times New Roman"/>
-          <w:sz w:val="24"/>
-          <w:szCs w:val="24"/>
-        </w:rPr>
-        <w:t xml:space="preserve"> Assessing the performance of the </w:t>
-      </w:r>
-      <w:r>
-        <w:rPr>
-          <w:rFonts w:ascii="Times New Roman" w:hAnsi="Times New Roman" w:cs="Times New Roman"/>
-          <w:b/>
-          <w:bCs/>
-          <w:sz w:val="24"/>
-          <w:szCs w:val="24"/>
-        </w:rPr>
-        <w:t>Pneumonia</w:t>
-      </w:r>
-      <w:r>
-        <w:rPr>
-          <w:rFonts w:ascii="Times New Roman" w:hAnsi="Times New Roman" w:cs="Times New Roman"/>
-          <w:sz w:val="24"/>
-          <w:szCs w:val="24"/>
-        </w:rPr>
-        <w:t xml:space="preserve"> classifier using metrics like precision, recall, and F1-score.</w:t>
-      </w:r>
-    </w:p>
-    <w:p>
-      <w:pPr>
-        <w:numPr>
-          <w:ilvl w:val="0"/>
-          <w:numId w:val="19"/>
-        </w:numPr>
-        <w:rPr>
-          <w:rFonts w:ascii="Times New Roman" w:hAnsi="Times New Roman" w:cs="Times New Roman"/>
-          <w:sz w:val="24"/>
-          <w:szCs w:val="24"/>
-        </w:rPr>
-      </w:pPr>
-      <w:r>
-        <w:rPr>
-          <w:rFonts w:ascii="Times New Roman" w:hAnsi="Times New Roman" w:cs="Times New Roman"/>
-          <w:b/>
-          <w:bCs/>
-          <w:sz w:val="24"/>
-          <w:szCs w:val="24"/>
-        </w:rPr>
-        <w:t>Usability Testing:</w:t>
-      </w:r>
-      <w:r>
-        <w:rPr>
-          <w:rFonts w:ascii="Times New Roman" w:hAnsi="Times New Roman" w:cs="Times New Roman"/>
-          <w:sz w:val="24"/>
-          <w:szCs w:val="24"/>
-        </w:rPr>
-        <w:t xml:space="preserve"> Evaluating the user interface to ensure healthcare professionals can easily interpret results and </w:t>
-      </w:r>
-      <w:r>
-        <w:rPr>
-          <w:rFonts w:ascii="Times New Roman" w:hAnsi="Times New Roman" w:cs="Times New Roman"/>
-          <w:b/>
-          <w:bCs/>
-          <w:sz w:val="24"/>
-          <w:szCs w:val="24"/>
-        </w:rPr>
-        <w:t>confidence scores</w:t>
-      </w:r>
-      <w:r>
-        <w:rPr>
-          <w:rFonts w:ascii="Times New Roman" w:hAnsi="Times New Roman" w:cs="Times New Roman"/>
-          <w:sz w:val="24"/>
-          <w:szCs w:val="24"/>
-        </w:rPr>
-        <w:t>.</w:t>
-      </w:r>
-    </w:p>
-    <w:p>
-      <w:pPr>
-        <w:rPr>
-          <w:rFonts w:ascii="Times New Roman" w:hAnsi="Times New Roman" w:cs="Times New Roman"/>
-          <w:sz w:val="24"/>
-          <w:szCs w:val="24"/>
-        </w:rPr>
-      </w:pPr>
-    </w:p>
-    <w:p>
-      <w:pPr>
-        <w:rPr>
-          <w:rFonts w:ascii="Times New Roman" w:hAnsi="Times New Roman" w:cs="Times New Roman"/>
-          <w:sz w:val="24"/>
-          <w:szCs w:val="24"/>
-        </w:rPr>
-      </w:pPr>
-    </w:p>
-    <w:p>
-      <w:pPr>
-        <w:jc w:val="center"/>
-        <w:rPr>
-          <w:rFonts w:ascii="Times New Roman" w:hAnsi="Times New Roman" w:cs="Times New Roman"/>
-          <w:b/>
-          <w:bCs/>
-          <w:sz w:val="28"/>
-          <w:szCs w:val="28"/>
-        </w:rPr>
-      </w:pPr>
-    </w:p>
-    <w:p>
-      <w:pPr>
-        <w:jc w:val="center"/>
-        <w:rPr>
-          <w:rFonts w:ascii="Times New Roman" w:hAnsi="Times New Roman" w:cs="Times New Roman"/>
-          <w:b/>
-          <w:bCs/>
-          <w:sz w:val="28"/>
-          <w:szCs w:val="28"/>
-        </w:rPr>
-      </w:pPr>
-    </w:p>
-    <w:p>
-      <w:pPr>
-        <w:jc w:val="center"/>
-        <w:rPr>
-          <w:rFonts w:ascii="Times New Roman" w:hAnsi="Times New Roman" w:cs="Times New Roman"/>
-          <w:b/>
-          <w:bCs/>
-          <w:sz w:val="28"/>
-          <w:szCs w:val="28"/>
-        </w:rPr>
-      </w:pPr>
-    </w:p>
-    <w:p>
-      <w:pPr>
-        <w:jc w:val="center"/>
-        <w:rPr>
-          <w:rFonts w:ascii="Times New Roman" w:hAnsi="Times New Roman" w:cs="Times New Roman"/>
-          <w:b/>
-          <w:bCs/>
-          <w:sz w:val="28"/>
-          <w:szCs w:val="28"/>
-        </w:rPr>
-      </w:pPr>
-    </w:p>
-    <w:p>
-      <w:pPr>
-        <w:jc w:val="center"/>
-        <w:rPr>
-          <w:rFonts w:ascii="Times New Roman" w:hAnsi="Times New Roman" w:cs="Times New Roman"/>
-          <w:b/>
-          <w:bCs/>
-          <w:sz w:val="28"/>
-          <w:szCs w:val="28"/>
-        </w:rPr>
-      </w:pPr>
-    </w:p>
-    <w:p>
-      <w:pPr>
-        <w:jc w:val="center"/>
-        <w:rPr>
-          <w:rFonts w:ascii="Times New Roman" w:hAnsi="Times New Roman" w:cs="Times New Roman"/>
-          <w:b/>
-          <w:bCs/>
-          <w:sz w:val="28"/>
-          <w:szCs w:val="28"/>
-        </w:rPr>
-      </w:pPr>
-    </w:p>
-    <w:p>
-      <w:pPr>
-        <w:jc w:val="center"/>
-        <w:rPr>
-          <w:rFonts w:ascii="Times New Roman" w:hAnsi="Times New Roman" w:cs="Times New Roman"/>
-          <w:b/>
-          <w:bCs/>
-          <w:sz w:val="28"/>
-          <w:szCs w:val="28"/>
-        </w:rPr>
-      </w:pPr>
-    </w:p>
-    <w:p>
-      <w:pPr>
-        <w:jc w:val="center"/>
-        <w:rPr>
-          <w:rFonts w:ascii="Times New Roman" w:hAnsi="Times New Roman" w:cs="Times New Roman"/>
-          <w:b/>
-          <w:bCs/>
-          <w:sz w:val="28"/>
-          <w:szCs w:val="28"/>
-        </w:rPr>
-      </w:pPr>
-    </w:p>
-    <w:p>
-      <w:pPr>
-        <w:jc w:val="center"/>
-        <w:rPr>
-          <w:rFonts w:ascii="Times New Roman" w:hAnsi="Times New Roman" w:cs="Times New Roman"/>
-          <w:b/>
-          <w:bCs/>
-          <w:sz w:val="28"/>
-          <w:szCs w:val="28"/>
-        </w:rPr>
-      </w:pPr>
-    </w:p>
-    <w:p>
-      <w:pPr>
-        <w:jc w:val="center"/>
-        <w:rPr>
-          <w:rFonts w:ascii="Times New Roman" w:hAnsi="Times New Roman" w:cs="Times New Roman"/>
-          <w:b/>
-          <w:bCs/>
-          <w:sz w:val="28"/>
-          <w:szCs w:val="28"/>
-        </w:rPr>
-      </w:pPr>
-    </w:p>
-    <w:p>
-      <w:pPr>
-        <w:jc w:val="center"/>
-        <w:rPr>
-          <w:rFonts w:ascii="Times New Roman" w:hAnsi="Times New Roman" w:cs="Times New Roman"/>
-          <w:b/>
-          <w:bCs/>
-          <w:sz w:val="28"/>
-          <w:szCs w:val="28"/>
-        </w:rPr>
-      </w:pPr>
-    </w:p>
-    <w:p>
-      <w:pPr>
-        <w:jc w:val="center"/>
-        <w:rPr>
-          <w:rFonts w:ascii="Times New Roman" w:hAnsi="Times New Roman" w:cs="Times New Roman"/>
-          <w:b/>
-          <w:bCs/>
-          <w:sz w:val="28"/>
-          <w:szCs w:val="28"/>
-        </w:rPr>
-      </w:pPr>
-    </w:p>
-    <w:p>
-      <w:pPr>
-        <w:jc w:val="center"/>
-        <w:rPr>
-          <w:rFonts w:ascii="Times New Roman" w:hAnsi="Times New Roman" w:cs="Times New Roman"/>
-          <w:b/>
-          <w:bCs/>
-          <w:sz w:val="28"/>
-          <w:szCs w:val="28"/>
-        </w:rPr>
-      </w:pPr>
-    </w:p>
-    <w:p>
-      <w:pPr>
-        <w:jc w:val="center"/>
-        <w:rPr>
-          <w:rFonts w:ascii="Times New Roman" w:hAnsi="Times New Roman" w:cs="Times New Roman"/>
-          <w:b/>
-          <w:bCs/>
-          <w:sz w:val="28"/>
-          <w:szCs w:val="28"/>
-        </w:rPr>
-      </w:pPr>
-    </w:p>
-    <w:p>
-      <w:pPr>
-        <w:jc w:val="center"/>
-        <w:rPr>
-          <w:rFonts w:ascii="Times New Roman" w:hAnsi="Times New Roman" w:cs="Times New Roman"/>
-          <w:b/>
-          <w:bCs/>
-          <w:sz w:val="28"/>
-          <w:szCs w:val="28"/>
-        </w:rPr>
-      </w:pPr>
-    </w:p>
-    <w:p>
-      <w:pPr>
-        <w:jc w:val="center"/>
-        <w:rPr>
-          <w:rFonts w:ascii="Times New Roman" w:hAnsi="Times New Roman" w:cs="Times New Roman"/>
-          <w:b/>
-          <w:bCs/>
-          <w:sz w:val="28"/>
-          <w:szCs w:val="28"/>
-        </w:rPr>
-      </w:pPr>
-    </w:p>
-    <w:p>
-      <w:pPr>
-        <w:jc w:val="center"/>
-        <w:rPr>
-          <w:rFonts w:ascii="Times New Roman" w:hAnsi="Times New Roman" w:cs="Times New Roman"/>
-          <w:b/>
-          <w:bCs/>
-          <w:sz w:val="28"/>
-          <w:szCs w:val="28"/>
-        </w:rPr>
-      </w:pPr>
-    </w:p>
+        <w:t>8. Testing and Evaluation</w:t>
+      </w:r>
+    </w:p>
+    <w:p>
+      <w:r>
+        <w:t>To validate the updated full-stack system, the following testing tracks are used:</w:t>
+      </w:r>
+    </w:p>
+    <w:p>
+      <w:r>
+        <w:t>Functional Testing: Registration/login/OTP flow, upload process, prediction JSON/UI rendering, case list/detail, and patient reports.</w:t>
+      </w:r>
+    </w:p>
+    <w:p>
+      <w:r>
+        <w:t>Validation Testing: Suitability detector behavior for chest vs non-chest uploads and failure messaging.</w:t>
+      </w:r>
+    </w:p>
+    <w:p>
+      <w:r>
+        <w:t>Model Testing: Prediction confidence behavior, threshold handling, and class output consistency.</w:t>
+      </w:r>
+    </w:p>
+    <w:p>
+      <w:r>
+        <w:t>Database Testing: Record creation, retrieval ordering, and case deletion impacts on file/database state.</w:t>
+      </w:r>
+    </w:p>
+    <w:p>
+      <w:r>
+        <w:t>Usability Testing: Dashboard readability, report navigation, and helper interpretation by end users.</w:t>
+      </w:r>
+    </w:p>
+    <w:p>
+      <w:r>
+        <w:t>8.1 Input and Output Screenshots</w:t>
+      </w:r>
+    </w:p>
+    <w:p>
+      <w:r>
+        <w:br w:type="page"/>
+      </w:r>
+    </w:p>
+    <w:p>
+      <w:r>
+        <w:t>INPUT AND OUTPUT SCREENSHOTS (BLANK PAGE)</w:t>
+      </w:r>
+    </w:p>
+    <w:p>
+      <w:r>
+        <w:t>Insert screenshots for the following here:</w:t>
+      </w:r>
+    </w:p>
+    <w:p>
+      <w:r>
+        <w:t>1) Input Upload Screen</w:t>
+      </w:r>
+    </w:p>
+    <w:p>
+      <w:r>
+        <w:t>2) Prediction Result Screen</w:t>
+      </w:r>
+    </w:p>
+    <w:p>
+      <w:r>
+        <w:t>3) Case Detail Screen</w:t>
+      </w:r>
+    </w:p>
+    <w:p>
+      <w:r>
+        <w:t>4) Patient Report Screen</w:t>
+      </w:r>
+    </w:p>
+    <w:p/>
+    <w:p/>
+    <w:p/>
     <w:p>
       <w:pPr>
         <w:jc w:val="center"/>
@@ -7674,427 +3589,61 @@
       </w:r>
     </w:p>
     <w:p>
-      <w:pPr>
-        <w:rPr>
-          <w:rFonts w:ascii="Times New Roman" w:hAnsi="Times New Roman" w:cs="Times New Roman"/>
-          <w:sz w:val="24"/>
-          <w:szCs w:val="24"/>
-        </w:rPr>
-      </w:pPr>
-      <w:r>
-        <w:rPr>
-          <w:rFonts w:ascii="Times New Roman" w:hAnsi="Times New Roman" w:cs="Times New Roman"/>
-          <w:sz w:val="24"/>
-          <w:szCs w:val="24"/>
-        </w:rPr>
-        <w:t xml:space="preserve">The following hardware and software facilities are required for the successful development and deployment of </w:t>
-      </w:r>
-      <w:r>
-        <w:rPr>
-          <w:rFonts w:ascii="Times New Roman" w:hAnsi="Times New Roman" w:cs="Times New Roman"/>
-          <w:b/>
-          <w:bCs/>
-          <w:sz w:val="24"/>
-          <w:szCs w:val="24"/>
-        </w:rPr>
-        <w:t>CuraVision - AI</w:t>
-      </w:r>
-      <w:r>
-        <w:rPr>
-          <w:rFonts w:ascii="Times New Roman" w:hAnsi="Times New Roman" w:cs="Times New Roman"/>
-          <w:sz w:val="24"/>
-          <w:szCs w:val="24"/>
-        </w:rPr>
-        <w:t>:</w:t>
-      </w:r>
-    </w:p>
-    <w:p>
-      <w:pPr>
-        <w:numPr>
-          <w:ilvl w:val="0"/>
-          <w:numId w:val="9"/>
-        </w:numPr>
-        <w:rPr>
-          <w:rFonts w:ascii="Times New Roman" w:hAnsi="Times New Roman" w:cs="Times New Roman"/>
-          <w:sz w:val="24"/>
-          <w:szCs w:val="24"/>
-        </w:rPr>
-      </w:pPr>
-      <w:r>
-        <w:rPr>
-          <w:rFonts w:ascii="Times New Roman" w:hAnsi="Times New Roman" w:cs="Times New Roman"/>
-          <w:b/>
-          <w:bCs/>
-          <w:sz w:val="24"/>
-          <w:szCs w:val="24"/>
-        </w:rPr>
-        <w:t>9</w:t>
-      </w:r>
-      <w:r>
-        <w:rPr>
-          <w:rFonts w:ascii="Times New Roman" w:hAnsi="Times New Roman" w:cs="Times New Roman"/>
-          <w:b/>
-          <w:bCs/>
-          <w:sz w:val="24"/>
-          <w:szCs w:val="24"/>
-        </w:rPr>
-        <w:t>.1 Hardware Requirements:</w:t>
-      </w:r>
-    </w:p>
-    <w:p>
-      <w:pPr>
-        <w:numPr>
-          <w:ilvl w:val="1"/>
-          <w:numId w:val="9"/>
-        </w:numPr>
-        <w:rPr>
-          <w:rFonts w:ascii="Times New Roman" w:hAnsi="Times New Roman" w:cs="Times New Roman"/>
-          <w:sz w:val="24"/>
-          <w:szCs w:val="24"/>
-        </w:rPr>
-      </w:pPr>
-      <w:r>
-        <w:rPr>
-          <w:rFonts w:ascii="Times New Roman" w:hAnsi="Times New Roman" w:cs="Times New Roman"/>
-          <w:b/>
-          <w:bCs/>
-          <w:sz w:val="24"/>
-          <w:szCs w:val="24"/>
-        </w:rPr>
-        <w:t>Development Machine</w:t>
-      </w:r>
-      <w:r>
-        <w:rPr>
-          <w:rFonts w:ascii="Times New Roman" w:hAnsi="Times New Roman" w:cs="Times New Roman"/>
-          <w:sz w:val="24"/>
-          <w:szCs w:val="24"/>
-        </w:rPr>
-        <w:t>: A device with a minimum of 8 GB RAM and a modern processor to handle IDE and local server environments.</w:t>
-      </w:r>
-    </w:p>
-    <w:p>
-      <w:pPr>
-        <w:numPr>
-          <w:ilvl w:val="1"/>
-          <w:numId w:val="9"/>
-        </w:numPr>
-        <w:rPr>
-          <w:rFonts w:ascii="Times New Roman" w:hAnsi="Times New Roman" w:cs="Times New Roman"/>
-          <w:sz w:val="24"/>
-          <w:szCs w:val="24"/>
-        </w:rPr>
-      </w:pPr>
-      <w:r>
-        <w:rPr>
-          <w:rFonts w:ascii="Times New Roman" w:hAnsi="Times New Roman" w:cs="Times New Roman"/>
-          <w:b/>
-          <w:bCs/>
-          <w:sz w:val="24"/>
-          <w:szCs w:val="24"/>
-        </w:rPr>
-        <w:t>Testing Device</w:t>
-      </w:r>
-      <w:r>
-        <w:rPr>
-          <w:rFonts w:ascii="Times New Roman" w:hAnsi="Times New Roman" w:cs="Times New Roman"/>
-          <w:sz w:val="24"/>
-          <w:szCs w:val="24"/>
-        </w:rPr>
-        <w:t>: A smartphone with a functional camera for testing QR code scanning and responsive UI performance.</w:t>
-      </w:r>
-    </w:p>
-    <w:p>
-      <w:pPr>
-        <w:numPr>
-          <w:ilvl w:val="1"/>
-          <w:numId w:val="9"/>
-        </w:numPr>
-        <w:rPr>
-          <w:rFonts w:ascii="Times New Roman" w:hAnsi="Times New Roman" w:cs="Times New Roman"/>
-          <w:sz w:val="24"/>
-          <w:szCs w:val="24"/>
-        </w:rPr>
-      </w:pPr>
-      <w:r>
-        <w:rPr>
-          <w:rFonts w:ascii="Times New Roman" w:hAnsi="Times New Roman" w:cs="Times New Roman"/>
-          <w:b/>
-          <w:bCs/>
-          <w:sz w:val="24"/>
-          <w:szCs w:val="24"/>
-        </w:rPr>
-        <w:t>Cloud Hosting</w:t>
-      </w:r>
-      <w:r>
-        <w:rPr>
-          <w:rFonts w:ascii="Times New Roman" w:hAnsi="Times New Roman" w:cs="Times New Roman"/>
-          <w:sz w:val="24"/>
-          <w:szCs w:val="24"/>
-        </w:rPr>
-        <w:t>: A cloud server instance (</w:t>
-      </w:r>
-      <w:r>
-        <w:rPr>
-          <w:rFonts w:ascii="Times New Roman" w:hAnsi="Times New Roman" w:cs="Times New Roman"/>
-          <w:sz w:val="24"/>
-          <w:szCs w:val="24"/>
-        </w:rPr>
-        <w:t>Vercel</w:t>
-      </w:r>
-      <w:r>
-        <w:rPr>
-          <w:rFonts w:ascii="Times New Roman" w:hAnsi="Times New Roman" w:cs="Times New Roman"/>
-          <w:sz w:val="24"/>
-          <w:szCs w:val="24"/>
-        </w:rPr>
-        <w:t>) for hosting the web-based platform.</w:t>
-      </w:r>
-    </w:p>
-    <w:p>
-      <w:pPr>
-        <w:numPr>
-          <w:ilvl w:val="0"/>
-          <w:numId w:val="9"/>
-        </w:numPr>
-        <w:rPr>
-          <w:rFonts w:ascii="Times New Roman" w:hAnsi="Times New Roman" w:cs="Times New Roman"/>
-          <w:sz w:val="24"/>
-          <w:szCs w:val="24"/>
-        </w:rPr>
-      </w:pPr>
-      <w:r>
-        <w:rPr>
-          <w:rFonts w:ascii="Times New Roman" w:hAnsi="Times New Roman" w:cs="Times New Roman"/>
-          <w:b/>
-          <w:bCs/>
-          <w:sz w:val="24"/>
-          <w:szCs w:val="24"/>
-        </w:rPr>
-        <w:t>9</w:t>
-      </w:r>
-      <w:r>
-        <w:rPr>
-          <w:rFonts w:ascii="Times New Roman" w:hAnsi="Times New Roman" w:cs="Times New Roman"/>
-          <w:b/>
-          <w:bCs/>
-          <w:sz w:val="24"/>
-          <w:szCs w:val="24"/>
-        </w:rPr>
-        <w:t>.2 Software Requirements:</w:t>
-      </w:r>
-    </w:p>
-    <w:p>
-      <w:pPr>
-        <w:numPr>
-          <w:ilvl w:val="1"/>
-          <w:numId w:val="9"/>
-        </w:numPr>
-        <w:rPr>
-          <w:rFonts w:ascii="Times New Roman" w:hAnsi="Times New Roman" w:cs="Times New Roman"/>
-          <w:sz w:val="24"/>
-          <w:szCs w:val="24"/>
-        </w:rPr>
-      </w:pPr>
-      <w:r>
-        <w:rPr>
-          <w:rFonts w:ascii="Times New Roman" w:hAnsi="Times New Roman" w:cs="Times New Roman"/>
-          <w:b/>
-          <w:bCs/>
-          <w:sz w:val="24"/>
-          <w:szCs w:val="24"/>
-        </w:rPr>
-        <w:t>Operating System</w:t>
-      </w:r>
-      <w:r>
-        <w:rPr>
-          <w:rFonts w:ascii="Times New Roman" w:hAnsi="Times New Roman" w:cs="Times New Roman"/>
-          <w:sz w:val="24"/>
-          <w:szCs w:val="24"/>
-        </w:rPr>
-        <w:t>: Windows, macOS, or Linux.</w:t>
-      </w:r>
-    </w:p>
-    <w:p>
-      <w:pPr>
-        <w:numPr>
-          <w:ilvl w:val="1"/>
-          <w:numId w:val="9"/>
-        </w:numPr>
-        <w:rPr>
-          <w:rFonts w:ascii="Times New Roman" w:hAnsi="Times New Roman" w:cs="Times New Roman"/>
-          <w:sz w:val="24"/>
-          <w:szCs w:val="24"/>
-        </w:rPr>
-      </w:pPr>
-      <w:r>
-        <w:rPr>
-          <w:rFonts w:ascii="Times New Roman" w:hAnsi="Times New Roman" w:cs="Times New Roman"/>
-          <w:b/>
-          <w:bCs/>
-          <w:sz w:val="24"/>
-          <w:szCs w:val="24"/>
-        </w:rPr>
-        <w:t>IDE</w:t>
-      </w:r>
-      <w:r>
-        <w:rPr>
-          <w:rFonts w:ascii="Times New Roman" w:hAnsi="Times New Roman" w:cs="Times New Roman"/>
-          <w:sz w:val="24"/>
-          <w:szCs w:val="24"/>
-        </w:rPr>
-        <w:t>: Visual Studio Code (VS Code).</w:t>
-      </w:r>
-    </w:p>
-    <w:p>
-      <w:pPr>
-        <w:numPr>
-          <w:ilvl w:val="1"/>
-          <w:numId w:val="9"/>
-        </w:numPr>
-        <w:rPr>
-          <w:rFonts w:ascii="Times New Roman" w:hAnsi="Times New Roman" w:cs="Times New Roman"/>
-          <w:sz w:val="24"/>
-          <w:szCs w:val="24"/>
-        </w:rPr>
-      </w:pPr>
-      <w:r>
-        <w:rPr>
-          <w:rFonts w:ascii="Times New Roman" w:hAnsi="Times New Roman" w:cs="Times New Roman"/>
-          <w:b/>
-          <w:bCs/>
-          <w:sz w:val="24"/>
-          <w:szCs w:val="24"/>
-        </w:rPr>
-        <w:t>Version Control</w:t>
-      </w:r>
-      <w:r>
-        <w:rPr>
-          <w:rFonts w:ascii="Times New Roman" w:hAnsi="Times New Roman" w:cs="Times New Roman"/>
-          <w:sz w:val="24"/>
-          <w:szCs w:val="24"/>
-        </w:rPr>
-        <w:t>: Git for tracking code changes.</w:t>
-      </w:r>
-    </w:p>
-    <w:p>
-      <w:pPr>
-        <w:numPr>
-          <w:ilvl w:val="1"/>
-          <w:numId w:val="9"/>
-        </w:numPr>
-        <w:rPr>
-          <w:rFonts w:ascii="Times New Roman" w:hAnsi="Times New Roman" w:cs="Times New Roman"/>
-          <w:sz w:val="24"/>
-          <w:szCs w:val="24"/>
-        </w:rPr>
-      </w:pPr>
-      <w:r>
-        <w:rPr>
-          <w:rFonts w:ascii="Times New Roman" w:hAnsi="Times New Roman" w:cs="Times New Roman"/>
-          <w:b/>
-          <w:bCs/>
-          <w:sz w:val="24"/>
-          <w:szCs w:val="24"/>
-        </w:rPr>
-        <w:t>Frontend</w:t>
-      </w:r>
-      <w:r>
-        <w:rPr>
-          <w:rFonts w:ascii="Times New Roman" w:hAnsi="Times New Roman" w:cs="Times New Roman"/>
-          <w:sz w:val="24"/>
-          <w:szCs w:val="24"/>
-        </w:rPr>
-        <w:t>: HTML, CSS, and JavaScript.</w:t>
-      </w:r>
-    </w:p>
-    <w:p>
-      <w:pPr>
-        <w:numPr>
-          <w:ilvl w:val="1"/>
-          <w:numId w:val="9"/>
-        </w:numPr>
-        <w:rPr>
-          <w:rFonts w:ascii="Times New Roman" w:hAnsi="Times New Roman" w:cs="Times New Roman"/>
-          <w:sz w:val="24"/>
-          <w:szCs w:val="24"/>
-        </w:rPr>
-      </w:pPr>
-      <w:r>
-        <w:rPr>
-          <w:rFonts w:ascii="Times New Roman" w:hAnsi="Times New Roman" w:cs="Times New Roman"/>
-          <w:b/>
-          <w:bCs/>
-          <w:sz w:val="24"/>
-          <w:szCs w:val="24"/>
-        </w:rPr>
-        <w:t>Backend</w:t>
-      </w:r>
-      <w:r>
-        <w:rPr>
-          <w:rFonts w:ascii="Times New Roman" w:hAnsi="Times New Roman" w:cs="Times New Roman"/>
-          <w:sz w:val="24"/>
-          <w:szCs w:val="24"/>
-        </w:rPr>
-        <w:t>: Python, or Node.js.</w:t>
-      </w:r>
-    </w:p>
-    <w:p>
-      <w:pPr>
-        <w:numPr>
-          <w:ilvl w:val="1"/>
-          <w:numId w:val="9"/>
-        </w:numPr>
-        <w:rPr>
-          <w:rFonts w:ascii="Times New Roman" w:hAnsi="Times New Roman" w:cs="Times New Roman"/>
-          <w:sz w:val="24"/>
-          <w:szCs w:val="24"/>
-        </w:rPr>
-      </w:pPr>
-      <w:r>
-        <w:rPr>
-          <w:rFonts w:ascii="Times New Roman" w:hAnsi="Times New Roman" w:cs="Times New Roman"/>
-          <w:b/>
-          <w:bCs/>
-          <w:sz w:val="24"/>
-          <w:szCs w:val="24"/>
-        </w:rPr>
-        <w:t>Database</w:t>
-      </w:r>
-      <w:r>
-        <w:rPr>
-          <w:rFonts w:ascii="Times New Roman" w:hAnsi="Times New Roman" w:cs="Times New Roman"/>
-          <w:sz w:val="24"/>
-          <w:szCs w:val="24"/>
-        </w:rPr>
-        <w:t>: PostgreSQL for secure data management.</w:t>
-      </w:r>
-    </w:p>
-    <w:p>
-      <w:pPr>
-        <w:rPr>
-          <w:rFonts w:ascii="Times New Roman" w:hAnsi="Times New Roman" w:cs="Times New Roman"/>
-          <w:sz w:val="24"/>
-          <w:szCs w:val="24"/>
-        </w:rPr>
-      </w:pPr>
-    </w:p>
-    <w:p>
-      <w:pPr>
-        <w:rPr>
-          <w:rFonts w:ascii="Times New Roman" w:hAnsi="Times New Roman" w:cs="Times New Roman"/>
-          <w:sz w:val="24"/>
-          <w:szCs w:val="24"/>
-        </w:rPr>
-      </w:pPr>
-      <w:r>
-        <w:rPr>
-          <w:rFonts w:ascii="Times New Roman" w:hAnsi="Times New Roman" w:cs="Times New Roman"/>
-          <w:sz w:val="24"/>
-          <w:szCs w:val="24"/>
-        </w:rPr>
-        <w:br w:type="page"/>
-      </w:r>
-    </w:p>
+      <w:r>
+        <w:t>The following facilities are required for development, execution, and demonstration of the updated system:</w:t>
+      </w:r>
+    </w:p>
+    <w:p>
+      <w:r>
+        <w:t>9.1 Hardware Requirements:</w:t>
+      </w:r>
+    </w:p>
+    <w:p>
+      <w:r>
+        <w:t>Development Machine: Minimum 8 GB RAM (16 GB recommended), modern multicore CPU.</w:t>
+      </w:r>
+    </w:p>
+    <w:p>
+      <w:r>
+        <w:t>Optional GPU: CUDA-capable GPU for faster experimentation/training iterations.</w:t>
+      </w:r>
+    </w:p>
+    <w:p>
+      <w:r>
+        <w:t>Storage and Backup: Space for dataset, model files, and SQLite/application backup snapshots.</w:t>
+      </w:r>
+    </w:p>
+    <w:p>
+      <w:r>
+        <w:t>9.2 Software Requirements:</w:t>
+      </w:r>
+    </w:p>
+    <w:p>
+      <w:r>
+        <w:t>Operating System: Windows/macOS/Linux.</w:t>
+      </w:r>
+    </w:p>
+    <w:p>
+      <w:r>
+        <w:t>IDE and Tooling: VS Code, Git, GitHub.</w:t>
+      </w:r>
+    </w:p>
+    <w:p>
+      <w:r>
+        <w:t>Backend Stack: Python, Flask, Flask-SQLAlchemy, Flask-Bcrypt.</w:t>
+      </w:r>
+    </w:p>
+    <w:p>
+      <w:r>
+        <w:t>AI Stack: TensorFlow/Keras, Transformers CLIP, Pillow/OpenCV.</w:t>
+      </w:r>
+    </w:p>
+    <w:p>
+      <w:r>
+        <w:t>Database: SQLite with schema compatibility checks on startup.</w:t>
+      </w:r>
+    </w:p>
+    <w:p/>
     <w:p>
       <w:pPr>
         <w:jc w:val="center"/>
@@ -8119,6 +3668,37 @@
       </w:r>
     </w:p>
     <w:p>
+      <w:r>
+        <w:t>1. Kaggle Chest X-ray Pneumonia Dataset.</w:t>
+      </w:r>
+    </w:p>
+    <w:p>
+      <w:r>
+        <w:t>2. TensorFlow and Keras official documentation.</w:t>
+      </w:r>
+    </w:p>
+    <w:p>
+      <w:r>
+        <w:t>3. Hugging Face Transformers and CLIP documentation.</w:t>
+      </w:r>
+    </w:p>
+    <w:p>
+      <w:r>
+        <w:t>4. Flask and Flask-SQLAlchemy official documentation.</w:t>
+      </w:r>
+    </w:p>
+    <w:p>
+      <w:r>
+        <w:t>5. MobileNetV2 research paper and transfer learning references.</w:t>
+      </w:r>
+    </w:p>
+    <w:p>
+      <w:r>
+        <w:t>6. SQLite documentation for lightweight relational storage.</w:t>
+      </w:r>
+    </w:p>
+    <w:p/>
+    <w:p>
       <w:pPr>
         <w:rPr>
           <w:rFonts w:ascii="Times New Roman" w:hAnsi="Times New Roman" w:cs="Times New Roman"/>
@@ -8129,508 +3709,16 @@
         </w:rPr>
       </w:pPr>
       <w:r>
-        <w:rPr>
-          <w:rFonts w:ascii="Times New Roman" w:hAnsi="Times New Roman" w:cs="Times New Roman"/>
-          <w:b/>
-          <w:bCs/>
-          <w:sz w:val="24"/>
-          <w:szCs w:val="24"/>
-        </w:rPr>
-        <w:t xml:space="preserve">10. </w:t>
-      </w:r>
-      <w:r>
-        <w:rPr>
-          <w:rFonts w:ascii="Times New Roman" w:hAnsi="Times New Roman" w:cs="Times New Roman"/>
-          <w:b/>
-          <w:bCs/>
-          <w:sz w:val="24"/>
-          <w:szCs w:val="24"/>
-        </w:rPr>
-        <w:t xml:space="preserve">References </w:t>
-      </w:r>
-    </w:p>
-    <w:p>
-      <w:pPr>
-        <w:rPr>
-          <w:rFonts w:ascii="Times New Roman" w:hAnsi="Times New Roman" w:cs="Times New Roman"/>
-          <w:sz w:val="24"/>
-          <w:szCs w:val="24"/>
-        </w:rPr>
-      </w:pPr>
-      <w:r>
-        <w:rPr>
-          <w:rFonts w:ascii="Times New Roman" w:hAnsi="Times New Roman" w:cs="Times New Roman"/>
-          <w:sz w:val="24"/>
-          <w:szCs w:val="24"/>
-        </w:rPr>
-        <w:t xml:space="preserve">The following resources provided the foundational data, technical frameworks, and architectural principles required to develop </w:t>
-      </w:r>
-      <w:r>
-        <w:rPr>
-          <w:rFonts w:ascii="Times New Roman" w:hAnsi="Times New Roman" w:cs="Times New Roman"/>
-          <w:b/>
-          <w:bCs/>
-          <w:sz w:val="24"/>
-          <w:szCs w:val="24"/>
-        </w:rPr>
-        <w:t>CuraVision AI</w:t>
-      </w:r>
-      <w:r>
-        <w:rPr>
-          <w:rFonts w:ascii="Times New Roman" w:hAnsi="Times New Roman" w:cs="Times New Roman"/>
-          <w:sz w:val="24"/>
-          <w:szCs w:val="24"/>
-        </w:rPr>
-        <w:t>.</w:t>
-      </w:r>
-    </w:p>
-    <w:p>
-      <w:pPr>
-        <w:rPr>
-          <w:rFonts w:ascii="Times New Roman" w:hAnsi="Times New Roman" w:cs="Times New Roman"/>
-          <w:b/>
-          <w:bCs/>
-          <w:sz w:val="24"/>
-          <w:szCs w:val="24"/>
-        </w:rPr>
-      </w:pPr>
-      <w:r>
-        <w:rPr>
-          <w:rFonts w:ascii="Times New Roman" w:hAnsi="Times New Roman" w:cs="Times New Roman"/>
-          <w:b/>
-          <w:bCs/>
-          <w:sz w:val="24"/>
-          <w:szCs w:val="24"/>
-        </w:rPr>
-        <w:t>1. Kaggle Chest X-ray Dataset</w:t>
-      </w:r>
-    </w:p>
-    <w:p>
-      <w:pPr>
-        <w:rPr>
-          <w:rFonts w:ascii="Times New Roman" w:hAnsi="Times New Roman" w:cs="Times New Roman"/>
-          <w:sz w:val="24"/>
-          <w:szCs w:val="24"/>
-        </w:rPr>
-      </w:pPr>
-      <w:r>
-        <w:rPr>
-          <w:rFonts w:ascii="Times New Roman" w:hAnsi="Times New Roman" w:cs="Times New Roman"/>
-          <w:sz w:val="24"/>
-          <w:szCs w:val="24"/>
-        </w:rPr>
-        <w:t xml:space="preserve">The </w:t>
-      </w:r>
-      <w:r>
-        <w:rPr>
-          <w:rFonts w:ascii="Times New Roman" w:hAnsi="Times New Roman" w:cs="Times New Roman"/>
-          <w:b/>
-          <w:bCs/>
-          <w:sz w:val="24"/>
-          <w:szCs w:val="24"/>
-        </w:rPr>
-        <w:t>Kaggle Chest X-ray Dataset</w:t>
-      </w:r>
-      <w:r>
-        <w:rPr>
-          <w:rFonts w:ascii="Times New Roman" w:hAnsi="Times New Roman" w:cs="Times New Roman"/>
-          <w:sz w:val="24"/>
-          <w:szCs w:val="24"/>
-        </w:rPr>
-        <w:t xml:space="preserve"> is a publicly available and widely referenced dataset used for academic research and educational projects in the field of medical image analysis. The dataset contains a large collection of labeled </w:t>
-      </w:r>
-      <w:r>
-        <w:rPr>
-          <w:rFonts w:ascii="Times New Roman" w:hAnsi="Times New Roman" w:cs="Times New Roman"/>
-          <w:b/>
-          <w:bCs/>
-          <w:sz w:val="24"/>
-          <w:szCs w:val="24"/>
-        </w:rPr>
-        <w:t>Chest X-ray</w:t>
-      </w:r>
-      <w:r>
-        <w:rPr>
-          <w:rFonts w:ascii="Times New Roman" w:hAnsi="Times New Roman" w:cs="Times New Roman"/>
-          <w:sz w:val="24"/>
-          <w:szCs w:val="24"/>
-        </w:rPr>
-        <w:t xml:space="preserve"> images classified into categories such as </w:t>
-      </w:r>
-      <w:r>
-        <w:rPr>
-          <w:rFonts w:ascii="Times New Roman" w:hAnsi="Times New Roman" w:cs="Times New Roman"/>
-          <w:b/>
-          <w:bCs/>
-          <w:sz w:val="24"/>
-          <w:szCs w:val="24"/>
-        </w:rPr>
-        <w:t>NORMAL</w:t>
-      </w:r>
-      <w:r>
-        <w:rPr>
-          <w:rFonts w:ascii="Times New Roman" w:hAnsi="Times New Roman" w:cs="Times New Roman"/>
-          <w:sz w:val="24"/>
-          <w:szCs w:val="24"/>
-        </w:rPr>
-        <w:t xml:space="preserve"> and </w:t>
-      </w:r>
-      <w:r>
-        <w:rPr>
-          <w:rFonts w:ascii="Times New Roman" w:hAnsi="Times New Roman" w:cs="Times New Roman"/>
-          <w:b/>
-          <w:bCs/>
-          <w:sz w:val="24"/>
-          <w:szCs w:val="24"/>
-        </w:rPr>
-        <w:t>PNEUMONIA</w:t>
-      </w:r>
-      <w:r>
-        <w:rPr>
-          <w:rFonts w:ascii="Times New Roman" w:hAnsi="Times New Roman" w:cs="Times New Roman"/>
-          <w:sz w:val="24"/>
-          <w:szCs w:val="24"/>
-        </w:rPr>
-        <w:t xml:space="preserve">. It is commonly used for training, testing, and validating deep learning models due to its standardized structure and reliable annotations. This dataset enables the exploration of </w:t>
-      </w:r>
-      <w:r>
-        <w:rPr>
-          <w:rFonts w:ascii="Times New Roman" w:hAnsi="Times New Roman" w:cs="Times New Roman"/>
-          <w:b/>
-          <w:bCs/>
-          <w:sz w:val="24"/>
-          <w:szCs w:val="24"/>
-        </w:rPr>
-        <w:t>Convolutional Neural Networks</w:t>
-      </w:r>
-      <w:r>
-        <w:rPr>
-          <w:rFonts w:ascii="Times New Roman" w:hAnsi="Times New Roman" w:cs="Times New Roman"/>
-          <w:sz w:val="24"/>
-          <w:szCs w:val="24"/>
-        </w:rPr>
-        <w:t xml:space="preserve"> and </w:t>
-      </w:r>
-      <w:r>
-        <w:rPr>
-          <w:rFonts w:ascii="Times New Roman" w:hAnsi="Times New Roman" w:cs="Times New Roman"/>
-          <w:b/>
-          <w:bCs/>
-          <w:sz w:val="24"/>
-          <w:szCs w:val="24"/>
-        </w:rPr>
-        <w:t>transfer learning</w:t>
-      </w:r>
-      <w:r>
-        <w:rPr>
-          <w:rFonts w:ascii="Times New Roman" w:hAnsi="Times New Roman" w:cs="Times New Roman"/>
-          <w:sz w:val="24"/>
-          <w:szCs w:val="24"/>
-        </w:rPr>
-        <w:t xml:space="preserve"> techniques while addressing real-world challenges in medical diagnosis.</w:t>
-      </w:r>
-    </w:p>
-    <w:p>
-      <w:pPr>
-        <w:rPr>
-          <w:rFonts w:ascii="Times New Roman" w:hAnsi="Times New Roman" w:cs="Times New Roman"/>
-          <w:b/>
-          <w:bCs/>
-          <w:sz w:val="24"/>
-          <w:szCs w:val="24"/>
-        </w:rPr>
-      </w:pPr>
-      <w:r>
-        <w:rPr>
-          <w:rFonts w:ascii="Times New Roman" w:hAnsi="Times New Roman" w:cs="Times New Roman"/>
-          <w:b/>
-          <w:bCs/>
-          <w:sz w:val="24"/>
-          <w:szCs w:val="24"/>
-        </w:rPr>
-        <w:t>2. TensorFlow &amp; Keras Documentation</w:t>
-      </w:r>
-    </w:p>
-    <w:p>
-      <w:pPr>
-        <w:rPr>
-          <w:rFonts w:ascii="Times New Roman" w:hAnsi="Times New Roman" w:cs="Times New Roman"/>
-          <w:sz w:val="24"/>
-          <w:szCs w:val="24"/>
-        </w:rPr>
-      </w:pPr>
-      <w:r>
-        <w:rPr>
-          <w:rFonts w:ascii="Times New Roman" w:hAnsi="Times New Roman" w:cs="Times New Roman"/>
-          <w:sz w:val="24"/>
-          <w:szCs w:val="24"/>
-        </w:rPr>
-        <w:t xml:space="preserve">The official </w:t>
-      </w:r>
-      <w:r>
-        <w:rPr>
-          <w:rFonts w:ascii="Times New Roman" w:hAnsi="Times New Roman" w:cs="Times New Roman"/>
-          <w:b/>
-          <w:bCs/>
-          <w:sz w:val="24"/>
-          <w:szCs w:val="24"/>
-        </w:rPr>
-        <w:t>TensorFlow and Keras</w:t>
-      </w:r>
-      <w:r>
-        <w:rPr>
-          <w:rFonts w:ascii="Times New Roman" w:hAnsi="Times New Roman" w:cs="Times New Roman"/>
-          <w:sz w:val="24"/>
-          <w:szCs w:val="24"/>
-        </w:rPr>
-        <w:t xml:space="preserve"> documentation provides comprehensive guidance on the design, training, optimization, and deployment of deep learning models. These resources cover essential concepts such as neural network architectures, loss functions, optimization algorithms, and model evaluation techniques. In the </w:t>
-      </w:r>
-      <w:r>
-        <w:rPr>
-          <w:rFonts w:ascii="Times New Roman" w:hAnsi="Times New Roman" w:cs="Times New Roman"/>
-          <w:b/>
-          <w:bCs/>
-          <w:sz w:val="24"/>
-          <w:szCs w:val="24"/>
-        </w:rPr>
-        <w:t>CuraVision AI</w:t>
-      </w:r>
-      <w:r>
-        <w:rPr>
-          <w:rFonts w:ascii="Times New Roman" w:hAnsi="Times New Roman" w:cs="Times New Roman"/>
-          <w:sz w:val="24"/>
-          <w:szCs w:val="24"/>
-        </w:rPr>
-        <w:t xml:space="preserve"> project, these frameworks were used to implement </w:t>
-      </w:r>
-      <w:r>
-        <w:rPr>
-          <w:rFonts w:ascii="Times New Roman" w:hAnsi="Times New Roman" w:cs="Times New Roman"/>
-          <w:b/>
-          <w:bCs/>
-          <w:sz w:val="24"/>
-          <w:szCs w:val="24"/>
-        </w:rPr>
-        <w:t>CNN</w:t>
-      </w:r>
-      <w:r>
-        <w:rPr>
-          <w:rFonts w:ascii="Times New Roman" w:hAnsi="Times New Roman" w:cs="Times New Roman"/>
-          <w:sz w:val="24"/>
-          <w:szCs w:val="24"/>
-        </w:rPr>
-        <w:t xml:space="preserve"> models, apply transfer learning, and manage the end-to-end training pipeline.</w:t>
-      </w:r>
-    </w:p>
-    <w:p>
-      <w:pPr>
-        <w:rPr>
-          <w:rFonts w:ascii="Times New Roman" w:hAnsi="Times New Roman" w:cs="Times New Roman"/>
-          <w:b/>
-          <w:bCs/>
-          <w:sz w:val="24"/>
-          <w:szCs w:val="24"/>
-        </w:rPr>
-      </w:pPr>
-      <w:r>
-        <w:rPr>
-          <w:rFonts w:ascii="Times New Roman" w:hAnsi="Times New Roman" w:cs="Times New Roman"/>
-          <w:b/>
-          <w:bCs/>
-          <w:sz w:val="24"/>
-          <w:szCs w:val="24"/>
-        </w:rPr>
-        <w:t>3. MobileNetV2 Research Paper</w:t>
-      </w:r>
-    </w:p>
-    <w:p>
-      <w:pPr>
-        <w:rPr>
-          <w:rFonts w:ascii="Times New Roman" w:hAnsi="Times New Roman" w:cs="Times New Roman"/>
-          <w:sz w:val="24"/>
-          <w:szCs w:val="24"/>
-        </w:rPr>
-      </w:pPr>
-      <w:r>
-        <w:rPr>
-          <w:rFonts w:ascii="Times New Roman" w:hAnsi="Times New Roman" w:cs="Times New Roman"/>
-          <w:sz w:val="24"/>
-          <w:szCs w:val="24"/>
-        </w:rPr>
-        <w:t xml:space="preserve">The </w:t>
-      </w:r>
-      <w:r>
-        <w:rPr>
-          <w:rFonts w:ascii="Times New Roman" w:hAnsi="Times New Roman" w:cs="Times New Roman"/>
-          <w:b/>
-          <w:bCs/>
-          <w:sz w:val="24"/>
-          <w:szCs w:val="24"/>
-        </w:rPr>
-        <w:t>MobileNetV2</w:t>
-      </w:r>
-      <w:r>
-        <w:rPr>
-          <w:rFonts w:ascii="Times New Roman" w:hAnsi="Times New Roman" w:cs="Times New Roman"/>
-          <w:sz w:val="24"/>
-          <w:szCs w:val="24"/>
-        </w:rPr>
-        <w:t xml:space="preserve"> research paper presents a lightweight and efficient </w:t>
-      </w:r>
-      <w:r>
-        <w:rPr>
-          <w:rFonts w:ascii="Times New Roman" w:hAnsi="Times New Roman" w:cs="Times New Roman"/>
-          <w:b/>
-          <w:bCs/>
-          <w:sz w:val="24"/>
-          <w:szCs w:val="24"/>
-        </w:rPr>
-        <w:t>Convolutional Neural Network</w:t>
-      </w:r>
-      <w:r>
-        <w:rPr>
-          <w:rFonts w:ascii="Times New Roman" w:hAnsi="Times New Roman" w:cs="Times New Roman"/>
-          <w:sz w:val="24"/>
-          <w:szCs w:val="24"/>
-        </w:rPr>
-        <w:t xml:space="preserve"> architecture designed for high performance with reduced computational cost. The architecture introduces inverted residual blocks and linear bottlenecks, enabling faster inference while maintaining high accuracy. In this project, </w:t>
-      </w:r>
-      <w:r>
-        <w:rPr>
-          <w:rFonts w:ascii="Times New Roman" w:hAnsi="Times New Roman" w:cs="Times New Roman"/>
-          <w:b/>
-          <w:bCs/>
-          <w:sz w:val="24"/>
-          <w:szCs w:val="24"/>
-        </w:rPr>
-        <w:t>MobileNetV2</w:t>
-      </w:r>
-      <w:r>
-        <w:rPr>
-          <w:rFonts w:ascii="Times New Roman" w:hAnsi="Times New Roman" w:cs="Times New Roman"/>
-          <w:sz w:val="24"/>
-          <w:szCs w:val="24"/>
-        </w:rPr>
-        <w:t xml:space="preserve"> was utilized as a pre-trained backbone model through transfer learning, allowing for effective feature extraction and improved classification performance.</w:t>
-      </w:r>
-    </w:p>
-    <w:p>
-      <w:pPr>
-        <w:rPr>
-          <w:rFonts w:ascii="Times New Roman" w:hAnsi="Times New Roman" w:cs="Times New Roman"/>
-          <w:b/>
-          <w:bCs/>
-          <w:sz w:val="24"/>
-          <w:szCs w:val="24"/>
-        </w:rPr>
-      </w:pPr>
-      <w:r>
-        <w:rPr>
-          <w:rFonts w:ascii="Times New Roman" w:hAnsi="Times New Roman" w:cs="Times New Roman"/>
-          <w:b/>
-          <w:bCs/>
-          <w:sz w:val="24"/>
-          <w:szCs w:val="24"/>
-        </w:rPr>
-        <w:t>4. Flask Documentation</w:t>
-      </w:r>
-    </w:p>
-    <w:p>
-      <w:pPr>
-        <w:rPr>
-          <w:rFonts w:ascii="Times New Roman" w:hAnsi="Times New Roman" w:cs="Times New Roman"/>
-          <w:sz w:val="24"/>
-          <w:szCs w:val="24"/>
-        </w:rPr>
-      </w:pPr>
-      <w:r>
-        <w:rPr>
-          <w:rFonts w:ascii="Times New Roman" w:hAnsi="Times New Roman" w:cs="Times New Roman"/>
-          <w:sz w:val="24"/>
-          <w:szCs w:val="24"/>
-        </w:rPr>
-        <w:t xml:space="preserve">The </w:t>
-      </w:r>
-      <w:r>
-        <w:rPr>
-          <w:rFonts w:ascii="Times New Roman" w:hAnsi="Times New Roman" w:cs="Times New Roman"/>
-          <w:b/>
-          <w:bCs/>
-          <w:sz w:val="24"/>
-          <w:szCs w:val="24"/>
-        </w:rPr>
-        <w:t>Flask</w:t>
-      </w:r>
-      <w:r>
-        <w:rPr>
-          <w:rFonts w:ascii="Times New Roman" w:hAnsi="Times New Roman" w:cs="Times New Roman"/>
-          <w:sz w:val="24"/>
-          <w:szCs w:val="24"/>
-        </w:rPr>
-        <w:t xml:space="preserve"> documentation provides detailed information on building web-based applications and APIs using the Flask micro-framework. Known for its simplicity and ease of integration with machine learning models, </w:t>
-      </w:r>
-      <w:r>
-        <w:rPr>
-          <w:rFonts w:ascii="Times New Roman" w:hAnsi="Times New Roman" w:cs="Times New Roman"/>
-          <w:b/>
-          <w:bCs/>
-          <w:sz w:val="24"/>
-          <w:szCs w:val="24"/>
-        </w:rPr>
-        <w:t>Flask</w:t>
-      </w:r>
-      <w:r>
-        <w:rPr>
-          <w:rFonts w:ascii="Times New Roman" w:hAnsi="Times New Roman" w:cs="Times New Roman"/>
-          <w:sz w:val="24"/>
-          <w:szCs w:val="24"/>
-        </w:rPr>
-        <w:t xml:space="preserve"> was used in the </w:t>
-      </w:r>
-      <w:r>
-        <w:rPr>
-          <w:rFonts w:ascii="Times New Roman" w:hAnsi="Times New Roman" w:cs="Times New Roman"/>
-          <w:b/>
-          <w:bCs/>
-          <w:sz w:val="24"/>
-          <w:szCs w:val="24"/>
-        </w:rPr>
-        <w:t>CuraVision AI</w:t>
-      </w:r>
-      <w:r>
-        <w:rPr>
-          <w:rFonts w:ascii="Times New Roman" w:hAnsi="Times New Roman" w:cs="Times New Roman"/>
-          <w:sz w:val="24"/>
-          <w:szCs w:val="24"/>
-        </w:rPr>
-        <w:t xml:space="preserve"> system to develop the backend server responsible for handling image uploads, processing model inference requests, and returning prediction results to the user interface.</w:t>
-      </w:r>
-    </w:p>
-    <w:p>
-      <w:pPr>
-        <w:rPr>
-          <w:rFonts w:ascii="Times New Roman" w:hAnsi="Times New Roman" w:cs="Times New Roman"/>
-          <w:sz w:val="24"/>
-          <w:szCs w:val="24"/>
-        </w:rPr>
-      </w:pPr>
-    </w:p>
-    <w:p>
-      <w:pPr>
-        <w:rPr>
-          <w:rFonts w:ascii="Times New Roman" w:hAnsi="Times New Roman" w:cs="Times New Roman"/>
-          <w:sz w:val="24"/>
-          <w:szCs w:val="24"/>
-        </w:rPr>
-      </w:pPr>
+        <w:t>10. References</w:t>
+      </w:r>
     </w:p>
     <w:sectPr>
-      <w:headerReference w:type="even" r:id="rId9"/>
-      <w:headerReference w:type="default" r:id="rId10"/>
-      <w:footerReference w:type="even" r:id="rId11"/>
-      <w:footerReference w:type="default" r:id="rId12"/>
-      <w:headerReference w:type="first" r:id="rId13"/>
-      <w:footerReference w:type="first" r:id="rId14"/>
+      <w:headerReference w:type="even" r:id="rId11"/>
+      <w:headerReference w:type="default" r:id="rId12"/>
+      <w:footerReference w:type="even" r:id="rId13"/>
+      <w:footerReference w:type="default" r:id="rId14"/>
+      <w:headerReference w:type="first" r:id="rId15"/>
+      <w:footerReference w:type="first" r:id="rId16"/>
       <w:pgSz w:w="11906" w:h="16838"/>
       <w:pgMar w:top="1418" w:right="709" w:bottom="709" w:left="1985" w:header="709" w:footer="709" w:gutter="0"/>
       <w:cols w:space="708"/>
